--- a/csvgraph.docx
+++ b/csvgraph.docx
@@ -1,11 +1,13 @@
 
 <file path=word/document.xml><?xml version="1.0" encoding="utf-8"?>
-<w:document xmlns:wpc="http://schemas.microsoft.com/office/word/2010/wordprocessingCanvas" xmlns:cx="http://schemas.microsoft.com/office/drawing/2014/chartex" xmlns:cx1="http://schemas.microsoft.com/office/drawing/2015/9/8/chartex" xmlns:cx2="http://schemas.microsoft.com/office/drawing/2015/10/21/chartex" xmlns:cx3="http://schemas.microsoft.com/office/drawing/2016/5/9/chartex" xmlns:cx4="http://schemas.microsoft.com/office/drawing/2016/5/10/chartex" xmlns:cx5="http://schemas.microsoft.com/office/drawing/2016/5/11/chartex" xmlns:cx6="http://schemas.microsoft.com/office/drawing/2016/5/12/chartex" xmlns:cx7="http://schemas.microsoft.com/office/drawing/2016/5/13/chartex" xmlns:cx8="http://schemas.microsoft.com/office/drawing/2016/5/14/chartex" xmlns:mc="http://schemas.openxmlformats.org/markup-compatibility/2006" xmlns:aink="http://schemas.microsoft.com/office/drawing/2016/ink" xmlns:am3d="http://schemas.microsoft.com/office/drawing/2017/model3d" xmlns:o="urn:schemas-microsoft-com:office:office" xmlns:oel="http://schemas.microsoft.com/office/2019/extlst" xmlns:r="http://schemas.openxmlformats.org/officeDocument/2006/relationships" xmlns:m="http://schemas.openxmlformats.org/officeDocument/2006/math" xmlns:v="urn:schemas-microsoft-com:vml" xmlns:wp14="http://schemas.microsoft.com/office/word/2010/wordprocessingDrawing" xmlns:wp="http://schemas.openxmlformats.org/drawingml/2006/wordprocessingDrawing" xmlns:w10="urn:schemas-microsoft-com:office:word" xmlns:w="http://schemas.openxmlformats.org/wordprocessingml/2006/main" xmlns:w14="http://schemas.microsoft.com/office/word/2010/wordml" xmlns:w15="http://schemas.microsoft.com/office/word/2012/wordml" xmlns:w16cex="http://schemas.microsoft.com/office/word/2018/wordml/cex" xmlns:w16cid="http://schemas.microsoft.com/office/word/2016/wordml/cid" xmlns:w16="http://schemas.microsoft.com/office/word/2018/wordml" xmlns:w16du="http://schemas.microsoft.com/office/word/2023/wordml/word16du" xmlns:w16sdtdh="http://schemas.microsoft.com/office/word/2020/wordml/sdtdatahash" xmlns:w16se="http://schemas.microsoft.com/office/word/2015/wordml/symex" xmlns:wpg="http://schemas.microsoft.com/office/word/2010/wordprocessingGroup" xmlns:wpi="http://schemas.microsoft.com/office/word/2010/wordprocessingInk" xmlns:wne="http://schemas.microsoft.com/office/word/2006/wordml" xmlns:wps="http://schemas.microsoft.com/office/word/2010/wordprocessingShape" mc:Ignorable="w14 w15 w16se w16cid w16 w16cex w16sdtdh w16du wp14">
+<w:document xmlns:wpc="http://schemas.microsoft.com/office/word/2010/wordprocessingCanvas" xmlns:cx="http://schemas.microsoft.com/office/drawing/2014/chartex" xmlns:cx1="http://schemas.microsoft.com/office/drawing/2015/9/8/chartex" xmlns:cx2="http://schemas.microsoft.com/office/drawing/2015/10/21/chartex" xmlns:cx3="http://schemas.microsoft.com/office/drawing/2016/5/9/chartex" xmlns:cx4="http://schemas.microsoft.com/office/drawing/2016/5/10/chartex" xmlns:cx5="http://schemas.microsoft.com/office/drawing/2016/5/11/chartex" xmlns:cx6="http://schemas.microsoft.com/office/drawing/2016/5/12/chartex" xmlns:cx7="http://schemas.microsoft.com/office/drawing/2016/5/13/chartex" xmlns:cx8="http://schemas.microsoft.com/office/drawing/2016/5/14/chartex" xmlns:mc="http://schemas.openxmlformats.org/markup-compatibility/2006" xmlns:aink="http://schemas.microsoft.com/office/drawing/2016/ink" xmlns:am3d="http://schemas.microsoft.com/office/drawing/2017/model3d" xmlns:o="urn:schemas-microsoft-com:office:office" xmlns:oel="http://schemas.microsoft.com/office/2019/extlst" xmlns:r="http://schemas.openxmlformats.org/officeDocument/2006/relationships" xmlns:m="http://schemas.openxmlformats.org/officeDocument/2006/math" xmlns:v="urn:schemas-microsoft-com:vml" xmlns:wp14="http://schemas.microsoft.com/office/word/2010/wordprocessingDrawing" xmlns:wp="http://schemas.openxmlformats.org/drawingml/2006/wordprocessingDrawing" xmlns:w10="urn:schemas-microsoft-com:office:word" xmlns:w="http://schemas.openxmlformats.org/wordprocessingml/2006/main" xmlns:w14="http://schemas.microsoft.com/office/word/2010/wordml" xmlns:w15="http://schemas.microsoft.com/office/word/2012/wordml" xmlns:w16cex="http://schemas.microsoft.com/office/word/2018/wordml/cex" xmlns:w16cid="http://schemas.microsoft.com/office/word/2016/wordml/cid" xmlns:w16="http://schemas.microsoft.com/office/word/2018/wordml" xmlns:w16sdtdh="http://schemas.microsoft.com/office/word/2020/wordml/sdtdatahash" xmlns:w16se="http://schemas.microsoft.com/office/word/2015/wordml/symex" xmlns:wpg="http://schemas.microsoft.com/office/word/2010/wordprocessingGroup" xmlns:wpi="http://schemas.microsoft.com/office/word/2010/wordprocessingInk" xmlns:wne="http://schemas.microsoft.com/office/word/2006/wordml" xmlns:wps="http://schemas.microsoft.com/office/word/2010/wordprocessingShape" mc:Ignorable="w14 w15 w16se w16cid w16 w16cex w16sdtdh wp14">
   <w:body>
     <w:p>
       <w:pPr>
         <w:pStyle w:val="Title"/>
       </w:pPr>
+      <w:bookmarkStart w:id="0" w:name="_Hlk207738701"/>
+      <w:bookmarkEnd w:id="0"/>
       <w:r>
         <w:t>Csvgraph – a graph plotter for csv format files</w:t>
       </w:r>
@@ -18,36 +20,36 @@
         <w:t>4v</w:t>
       </w:r>
       <w:r>
-        <w:t>1</w:t>
+        <w:t>2</w:t>
       </w:r>
       <w:r>
         <w:t xml:space="preserve"> </w:t>
       </w:r>
       <w:r>
-        <w:t>7</w:t>
+        <w:t>18</w:t>
       </w:r>
       <w:r>
         <w:t>/</w:t>
       </w:r>
       <w:r>
-        <w:t>11</w:t>
+        <w:t>9</w:t>
       </w:r>
       <w:r>
         <w:t>/202</w:t>
       </w:r>
       <w:r>
-        <w:t>4</w:t>
+        <w:t>5</w:t>
       </w:r>
     </w:p>
     <w:p>
       <w:pPr>
         <w:pStyle w:val="Heading1"/>
       </w:pPr>
-      <w:bookmarkStart w:id="0" w:name="_Ref68549506"/>
+      <w:bookmarkStart w:id="1" w:name="_Ref68549506"/>
       <w:r>
         <w:t>Introduction</w:t>
       </w:r>
-      <w:bookmarkEnd w:id="0"/>
+      <w:bookmarkEnd w:id="1"/>
     </w:p>
     <w:p>
       <w:r>
@@ -232,7 +234,7 @@
               </wp:anchor>
             </w:drawing>
           </mc:Choice>
-          <mc:Fallback>
+          <mc:Fallback xmlns:w16du="http://schemas.microsoft.com/office/word/2023/wordml/word16du">
             <w:pict>
               <v:shapetype w14:anchorId="2FC16C6B" id="_x0000_t32" coordsize="21600,21600" o:spt="32" o:oned="t" path="m,l21600,21600e" filled="f">
                 <v:path arrowok="t" fillok="f" o:connecttype="none"/>
@@ -468,7 +470,7 @@
               </wp:anchor>
             </w:drawing>
           </mc:Choice>
-          <mc:Fallback>
+          <mc:Fallback xmlns:w16du="http://schemas.microsoft.com/office/word/2023/wordml/word16du">
             <w:pict>
               <v:shape w14:anchorId="60023A62" id="Straight Arrow Connector 5" o:spid="_x0000_s1026" type="#_x0000_t32" style="position:absolute;margin-left:262.5pt;margin-top:345.75pt;width:136.5pt;height:104.25pt;flip:y;z-index:251660288;visibility:visible;mso-wrap-style:square;mso-width-percent:0;mso-height-percent:0;mso-wrap-distance-left:9pt;mso-wrap-distance-top:0;mso-wrap-distance-right:9pt;mso-wrap-distance-bottom:0;mso-position-horizontal:absolute;mso-position-horizontal-relative:text;mso-position-vertical:absolute;mso-position-vertical-relative:text;mso-width-percent:0;mso-height-percent:0;mso-width-relative:margin;mso-height-relative:margin" o:gfxdata="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" strokecolor="#94b64e [3046]">
                 <v:stroke endarrow="block"/>
@@ -540,7 +542,7 @@
               </wp:anchor>
             </w:drawing>
           </mc:Choice>
-          <mc:Fallback>
+          <mc:Fallback xmlns:w16du="http://schemas.microsoft.com/office/word/2023/wordml/word16du">
             <w:pict>
               <v:shape w14:anchorId="0534055B" id="Straight Arrow Connector 4" o:spid="_x0000_s1026" type="#_x0000_t32" style="position:absolute;margin-left:365.25pt;margin-top:344.25pt;width:33pt;height:41.25pt;flip:x y;z-index:251657216;visibility:visible;mso-wrap-style:square;mso-width-percent:0;mso-height-percent:0;mso-wrap-distance-left:9pt;mso-wrap-distance-top:0;mso-wrap-distance-right:9pt;mso-wrap-distance-bottom:0;mso-position-horizontal:absolute;mso-position-horizontal-relative:text;mso-position-vertical:absolute;mso-position-vertical-relative:text;mso-width-percent:0;mso-height-percent:0;mso-width-relative:margin;mso-height-relative:margin" o:gfxdata="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" strokecolor="#bc4542 [3045]">
                 <v:stroke endarrow="block"/>
@@ -612,7 +614,7 @@
               </wp:anchor>
             </w:drawing>
           </mc:Choice>
-          <mc:Fallback>
+          <mc:Fallback xmlns:w16du="http://schemas.microsoft.com/office/word/2023/wordml/word16du">
             <w:pict>
               <v:shape w14:anchorId="07D16DF0" id="Straight Arrow Connector 3" o:spid="_x0000_s1026" type="#_x0000_t32" style="position:absolute;margin-left:266.25pt;margin-top:279pt;width:87.75pt;height:141pt;flip:y;z-index:251656192;visibility:visible;mso-wrap-style:square;mso-width-percent:0;mso-height-percent:0;mso-wrap-distance-left:9pt;mso-wrap-distance-top:0;mso-wrap-distance-right:9pt;mso-wrap-distance-bottom:0;mso-position-horizontal:absolute;mso-position-horizontal-relative:text;mso-position-vertical:absolute;mso-position-vertical-relative:text;mso-width-percent:0;mso-height-percent:0;mso-width-relative:margin;mso-height-relative:margin" o:gfxdata="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" strokecolor="#4579b8 [3044]">
                 <v:stroke endarrow="block"/>
@@ -684,7 +686,7 @@
               </wp:anchor>
             </w:drawing>
           </mc:Choice>
-          <mc:Fallback>
+          <mc:Fallback xmlns:w16du="http://schemas.microsoft.com/office/word/2023/wordml/word16du">
             <w:pict>
               <v:shape w14:anchorId="764CD7E8" id="Straight Arrow Connector 2" o:spid="_x0000_s1026" type="#_x0000_t32" style="position:absolute;margin-left:149.25pt;margin-top:198pt;width:204.75pt;height:224.25pt;flip:y;z-index:251654144;visibility:visible;mso-wrap-style:square;mso-width-percent:0;mso-height-percent:0;mso-wrap-distance-left:9pt;mso-wrap-distance-top:0;mso-wrap-distance-right:9pt;mso-wrap-distance-bottom:0;mso-position-horizontal:absolute;mso-position-horizontal-relative:text;mso-position-vertical:absolute;mso-position-vertical-relative:text;mso-width-percent:0;mso-height-percent:0;mso-width-relative:margin;mso-height-relative:margin" o:gfxdata="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" strokecolor="#4579b8 [3044]">
                 <v:stroke endarrow="block"/>
@@ -902,7 +904,7 @@
               </wp:anchor>
             </w:drawing>
           </mc:Choice>
-          <mc:Fallback>
+          <mc:Fallback xmlns:w16du="http://schemas.microsoft.com/office/word/2023/wordml/word16du">
             <w:pict>
               <v:shape w14:anchorId="42D053DF" id="Straight Arrow Connector 11" o:spid="_x0000_s1026" type="#_x0000_t32" style="position:absolute;margin-left:27.75pt;margin-top:350.25pt;width:30.75pt;height:59.25pt;flip:x y;z-index:251650048;visibility:visible;mso-wrap-style:square;mso-wrap-distance-left:9pt;mso-wrap-distance-top:0;mso-wrap-distance-right:9pt;mso-wrap-distance-bottom:0;mso-position-horizontal:absolute;mso-position-horizontal-relative:text;mso-position-vertical:absolute;mso-position-vertical-relative:text" o:gfxdata="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" strokecolor="#4579b8 [3044]">
                 <v:stroke endarrow="block"/>
@@ -1041,7 +1043,7 @@
               </wp:anchor>
             </w:drawing>
           </mc:Choice>
-          <mc:Fallback>
+          <mc:Fallback xmlns:w16du="http://schemas.microsoft.com/office/word/2023/wordml/word16du">
             <w:pict>
               <v:shape w14:anchorId="23E62376" id="Straight Arrow Connector 18" o:spid="_x0000_s1026" type="#_x0000_t32" style="position:absolute;margin-left:141pt;margin-top:20.25pt;width:126pt;height:372pt;flip:x y;z-index:251659264;visibility:visible;mso-wrap-style:square;mso-wrap-distance-left:9pt;mso-wrap-distance-top:0;mso-wrap-distance-right:9pt;mso-wrap-distance-bottom:0;mso-position-horizontal:absolute;mso-position-horizontal-relative:text;mso-position-vertical:absolute;mso-position-vertical-relative:text" o:gfxdata="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" strokecolor="#bc4542 [3045]">
                 <v:stroke endarrow="block"/>
@@ -1107,7 +1109,7 @@
               </wp:anchor>
             </w:drawing>
           </mc:Choice>
-          <mc:Fallback>
+          <mc:Fallback xmlns:w16du="http://schemas.microsoft.com/office/word/2023/wordml/word16du">
             <w:pict>
               <v:shape w14:anchorId="2A248775" id="Straight Arrow Connector 10" o:spid="_x0000_s1026" type="#_x0000_t32" style="position:absolute;margin-left:21pt;margin-top:120.75pt;width:345pt;height:294pt;flip:y;z-index:251649024;visibility:visible;mso-wrap-style:square;mso-wrap-distance-left:9pt;mso-wrap-distance-top:0;mso-wrap-distance-right:9pt;mso-wrap-distance-bottom:0;mso-position-horizontal:absolute;mso-position-horizontal-relative:text;mso-position-vertical:absolute;mso-position-vertical-relative:text" o:gfxdata="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" strokecolor="#4579b8 [3044]">
                 <v:stroke endarrow="block"/>
@@ -1173,7 +1175,7 @@
               </wp:anchor>
             </w:drawing>
           </mc:Choice>
-          <mc:Fallback>
+          <mc:Fallback xmlns:w16du="http://schemas.microsoft.com/office/word/2023/wordml/word16du">
             <w:pict>
               <v:shape w14:anchorId="411DB6A9" id="Straight Arrow Connector 9" o:spid="_x0000_s1026" type="#_x0000_t32" style="position:absolute;margin-left:50.25pt;margin-top:129.75pt;width:315.75pt;height:285pt;flip:y;z-index:251648000;visibility:visible;mso-wrap-style:square;mso-wrap-distance-left:9pt;mso-wrap-distance-top:0;mso-wrap-distance-right:9pt;mso-wrap-distance-bottom:0;mso-position-horizontal:absolute;mso-position-horizontal-relative:text;mso-position-vertical:absolute;mso-position-vertical-relative:text" o:gfxdata="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" strokecolor="#4579b8 [3044]">
                 <v:stroke endarrow="block"/>
@@ -1430,10 +1432,7 @@
       <w:r>
         <w:t>When saving a csv file, if the file contains non-7-bit ASCII characters (e.g. Unicode characters like £ or €) you have the option to specify that the file is created as a UTF-8 format file with a BOM (Byte Order Mark), or it can be saved as a plain ASCII (or utf-8 file without a BOM). It is necessary to save files containing Unicode characters as UTF-8 with a BOM for recent versions of Excel to be able to load it as a csv file.</w:t>
       </w:r>
-    </w:p>
-    <w:p>
-      <w:r>
-        <w:lastRenderedPageBreak/>
+      <w:r>
         <w:br w:type="page"/>
       </w:r>
     </w:p>
@@ -1441,12 +1440,12 @@
       <w:pPr>
         <w:pStyle w:val="Heading1"/>
       </w:pPr>
-      <w:bookmarkStart w:id="1" w:name="_Ref104129890"/>
+      <w:bookmarkStart w:id="2" w:name="_Ref104129890"/>
       <w:r>
         <w:lastRenderedPageBreak/>
         <w:t>Selecting columns of the csv file</w:t>
       </w:r>
-      <w:bookmarkEnd w:id="1"/>
+      <w:bookmarkEnd w:id="2"/>
     </w:p>
     <w:p/>
     <w:p>
@@ -1513,7 +1512,7 @@
               </wp:anchor>
             </w:drawing>
           </mc:Choice>
-          <mc:Fallback>
+          <mc:Fallback xmlns:w16du="http://schemas.microsoft.com/office/word/2023/wordml/word16du">
             <w:pict>
               <v:shapetype w14:anchorId="210BFA0F" id="_x0000_t32" coordsize="21600,21600" o:spt="32" o:oned="t" path="m,l21600,21600e" filled="f">
                 <v:path arrowok="t" fillok="f" o:connecttype="none"/>
@@ -1589,7 +1588,7 @@
               </wp:anchor>
             </w:drawing>
           </mc:Choice>
-          <mc:Fallback>
+          <mc:Fallback xmlns:w16du="http://schemas.microsoft.com/office/word/2023/wordml/word16du">
             <w:pict>
               <v:shape w14:anchorId="60E18A8A" id="Straight Arrow Connector 14" o:spid="_x0000_s1026" type="#_x0000_t32" style="position:absolute;margin-left:78.75pt;margin-top:132pt;width:246pt;height:180.75pt;flip:x y;z-index:251655168;visibility:visible;mso-wrap-style:square;mso-width-percent:0;mso-height-percent:0;mso-wrap-distance-left:9pt;mso-wrap-distance-top:0;mso-wrap-distance-right:9pt;mso-wrap-distance-bottom:0;mso-position-horizontal:absolute;mso-position-horizontal-relative:text;mso-position-vertical:absolute;mso-position-vertical-relative:text;mso-width-percent:0;mso-height-percent:0;mso-width-relative:margin;mso-height-relative:margin" o:gfxdata="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" strokecolor="#4579b8 [3044]">
                 <v:stroke endarrow="block"/>
@@ -1661,7 +1660,7 @@
               </wp:anchor>
             </w:drawing>
           </mc:Choice>
-          <mc:Fallback>
+          <mc:Fallback xmlns:w16du="http://schemas.microsoft.com/office/word/2023/wordml/word16du">
             <w:pict>
               <v:shape w14:anchorId="76F26B38" id="Straight Arrow Connector 15" o:spid="_x0000_s1026" type="#_x0000_t32" style="position:absolute;margin-left:127.5pt;margin-top:151.5pt;width:190.5pt;height:108.75pt;flip:x y;z-index:251651072;visibility:visible;mso-wrap-style:square;mso-width-percent:0;mso-height-percent:0;mso-wrap-distance-left:9pt;mso-wrap-distance-top:0;mso-wrap-distance-right:9pt;mso-wrap-distance-bottom:0;mso-position-horizontal:absolute;mso-position-horizontal-relative:text;mso-position-vertical:absolute;mso-position-vertical-relative:text;mso-width-percent:0;mso-height-percent:0;mso-width-relative:margin;mso-height-relative:margin" o:gfxdata="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" strokecolor="#4579b8 [3044]">
                 <v:stroke endarrow="block"/>
@@ -2177,7 +2176,7 @@
               </wp:anchor>
             </w:drawing>
           </mc:Choice>
-          <mc:Fallback>
+          <mc:Fallback xmlns:w16du="http://schemas.microsoft.com/office/word/2023/wordml/word16du">
             <w:pict>
               <v:shape w14:anchorId="41D32A1A" id="Straight Arrow Connector 59" o:spid="_x0000_s1026" type="#_x0000_t32" style="position:absolute;margin-left:145.5pt;margin-top:43.25pt;width:104.25pt;height:99pt;flip:x y;z-index:251665408;visibility:visible;mso-wrap-style:square;mso-width-percent:0;mso-height-percent:0;mso-wrap-distance-left:9pt;mso-wrap-distance-top:0;mso-wrap-distance-right:9pt;mso-wrap-distance-bottom:0;mso-position-horizontal:absolute;mso-position-horizontal-relative:text;mso-position-vertical:absolute;mso-position-vertical-relative:text;mso-width-percent:0;mso-height-percent:0;mso-width-relative:margin;mso-height-relative:margin" o:gfxdata="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" strokecolor="#4579b8 [3044]">
                 <v:stroke endarrow="block"/>
@@ -2249,7 +2248,7 @@
               </wp:anchor>
             </w:drawing>
           </mc:Choice>
-          <mc:Fallback>
+          <mc:Fallback xmlns:w16du="http://schemas.microsoft.com/office/word/2023/wordml/word16du">
             <w:pict>
               <v:shape w14:anchorId="66B2140A" id="Straight Arrow Connector 19" o:spid="_x0000_s1026" type="#_x0000_t32" style="position:absolute;margin-left:225.75pt;margin-top:88.25pt;width:166.5pt;height:27pt;flip:x y;z-index:251666432;visibility:visible;mso-wrap-style:square;mso-width-percent:0;mso-height-percent:0;mso-wrap-distance-left:9pt;mso-wrap-distance-top:0;mso-wrap-distance-right:9pt;mso-wrap-distance-bottom:0;mso-position-horizontal:absolute;mso-position-horizontal-relative:text;mso-position-vertical:absolute;mso-position-vertical-relative:text;mso-width-percent:0;mso-height-percent:0;mso-width-relative:margin;mso-height-relative:margin" o:gfxdata="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" strokecolor="#4579b8 [3044]">
                 <v:stroke endarrow="block"/>
@@ -2321,7 +2320,7 @@
               </wp:anchor>
             </w:drawing>
           </mc:Choice>
-          <mc:Fallback>
+          <mc:Fallback xmlns:w16du="http://schemas.microsoft.com/office/word/2023/wordml/word16du">
             <w:pict>
               <v:shape w14:anchorId="7633AE9A" id="Straight Arrow Connector 58" o:spid="_x0000_s1026" type="#_x0000_t32" style="position:absolute;margin-left:25.5pt;margin-top:92pt;width:170.25pt;height:21pt;flip:x y;z-index:251667456;visibility:visible;mso-wrap-style:square;mso-width-percent:0;mso-height-percent:0;mso-wrap-distance-left:9pt;mso-wrap-distance-top:0;mso-wrap-distance-right:9pt;mso-wrap-distance-bottom:0;mso-position-horizontal:absolute;mso-position-horizontal-relative:text;mso-position-vertical:absolute;mso-position-vertical-relative:text;mso-width-percent:0;mso-height-percent:0;mso-width-relative:margin;mso-height-relative:margin" o:gfxdata="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" strokecolor="#4579b8 [3044]">
                 <v:stroke endarrow="block"/>
@@ -2877,7 +2876,7 @@
               </wp:anchor>
             </w:drawing>
           </mc:Choice>
-          <mc:Fallback>
+          <mc:Fallback xmlns:w16du="http://schemas.microsoft.com/office/word/2023/wordml/word16du">
             <w:pict>
               <v:shape w14:anchorId="313BA05B" id="Straight Arrow Connector 52" o:spid="_x0000_s1026" type="#_x0000_t32" style="position:absolute;margin-left:101.55pt;margin-top:9.5pt;width:65.8pt;height:103.2pt;flip:x y;z-index:251664384;visibility:visible;mso-wrap-style:square;mso-width-percent:0;mso-height-percent:0;mso-wrap-distance-left:9pt;mso-wrap-distance-top:0;mso-wrap-distance-right:9pt;mso-wrap-distance-bottom:0;mso-position-horizontal:absolute;mso-position-horizontal-relative:text;mso-position-vertical:absolute;mso-position-vertical-relative:text;mso-width-percent:0;mso-height-percent:0;mso-width-relative:margin;mso-height-relative:margin" o:gfxdata="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" strokecolor="#94b64e [3046]">
                 <v:stroke endarrow="block"/>
@@ -2949,7 +2948,7 @@
               </wp:anchor>
             </w:drawing>
           </mc:Choice>
-          <mc:Fallback>
+          <mc:Fallback xmlns:w16du="http://schemas.microsoft.com/office/word/2023/wordml/word16du">
             <w:pict>
               <v:shape w14:anchorId="45A2DBFF" id="Straight Arrow Connector 20" o:spid="_x0000_s1026" type="#_x0000_t32" style="position:absolute;margin-left:72.75pt;margin-top:43.35pt;width:126.75pt;height:138.75pt;flip:x y;z-index:251653120;visibility:visible;mso-wrap-style:square;mso-width-percent:0;mso-height-percent:0;mso-wrap-distance-left:9pt;mso-wrap-distance-top:0;mso-wrap-distance-right:9pt;mso-wrap-distance-bottom:0;mso-position-horizontal:absolute;mso-position-horizontal-relative:text;mso-position-vertical:absolute;mso-position-vertical-relative:text;mso-width-percent:0;mso-height-percent:0;mso-width-relative:margin;mso-height-relative:margin" o:gfxdata="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" strokecolor="#4579b8 [3044]">
                 <v:stroke endarrow="block"/>
@@ -3284,7 +3283,7 @@
       </w:r>
     </w:p>
     <w:p>
-      <w:bookmarkStart w:id="2" w:name="_Hlk159788003"/>
+      <w:bookmarkStart w:id="3" w:name="_Hlk159788003"/>
       <w:r>
         <w:t xml:space="preserve">If the spikes on the original were </w:t>
       </w:r>
@@ -3295,7 +3294,7 @@
         <w:t xml:space="preserve"> then this filter has completely removed them without impacting any of the other values.</w:t>
       </w:r>
     </w:p>
-    <w:bookmarkEnd w:id="2"/>
+    <w:bookmarkEnd w:id="3"/>
     <w:p>
       <w:r>
         <w:t xml:space="preserve">From version </w:t>
@@ -3415,15 +3414,15 @@
       <w:pPr>
         <w:pStyle w:val="Heading2"/>
       </w:pPr>
-      <w:bookmarkStart w:id="3" w:name="_Ref159872203"/>
-      <w:bookmarkStart w:id="4" w:name="_Hlk159872173"/>
+      <w:bookmarkStart w:id="4" w:name="_Ref159872203"/>
+      <w:bookmarkStart w:id="5" w:name="_Hlk159872173"/>
       <w:r>
         <w:lastRenderedPageBreak/>
         <w:t>Savitzky Golay smoothing</w:t>
       </w:r>
-      <w:bookmarkEnd w:id="3"/>
-    </w:p>
-    <w:bookmarkEnd w:id="4"/>
+      <w:bookmarkEnd w:id="4"/>
+    </w:p>
+    <w:bookmarkEnd w:id="5"/>
     <w:p>
       <w:r>
         <w:t xml:space="preserve">This takes successive subsets of </w:t>
@@ -4044,31 +4043,7 @@
     </w:p>
     <w:p>
       <w:r>
-        <w:t xml:space="preserve">The output of </w:t>
-      </w:r>
-      <w:r>
-        <w:t xml:space="preserve">the </w:t>
-      </w:r>
-      <w:r>
-        <w:t xml:space="preserve">central moving </w:t>
-      </w:r>
-      <w:r>
-        <w:t>average</w:t>
-      </w:r>
-      <w:r>
-        <w:t xml:space="preserve"> filter</w:t>
-      </w:r>
-      <w:r>
-        <w:t xml:space="preserve"> </w:t>
-      </w:r>
-      <w:r>
-        <w:t xml:space="preserve">at a point is the </w:t>
-      </w:r>
-      <w:r>
-        <w:t>average</w:t>
-      </w:r>
-      <w:r>
-        <w:t xml:space="preserve"> value of the input data inside the window centred at the point. </w:t>
+        <w:t xml:space="preserve">The output of the central moving average filter at a point is the average value of the input data inside the window centred at the point. </w:t>
       </w:r>
     </w:p>
     <w:p>
@@ -4102,16 +4077,7 @@
     </w:p>
     <w:p>
       <w:r>
-        <w:t>T</w:t>
-      </w:r>
-      <w:r>
-        <w:t xml:space="preserve">he (exact) </w:t>
-      </w:r>
-      <w:r>
-        <w:t>average</w:t>
-      </w:r>
-      <w:r>
-        <w:t xml:space="preserve"> of the whole data can be found by supplying a very large value for the time constant.</w:t>
+        <w:t>The (exact) average of the whole data can be found by supplying a very large value for the time constant.</w:t>
       </w:r>
     </w:p>
     <w:p>
@@ -4713,7 +4679,7 @@
               </wp:anchor>
             </w:drawing>
           </mc:Choice>
-          <mc:Fallback>
+          <mc:Fallback xmlns:w16du="http://schemas.microsoft.com/office/word/2023/wordml/word16du">
             <w:pict>
               <v:line w14:anchorId="47606781" id="Straight Connector 41" o:spid="_x0000_s1026" style="position:absolute;flip:x y;z-index:251658240;visibility:visible;mso-wrap-style:square;mso-width-percent:0;mso-height-percent:0;mso-wrap-distance-left:9pt;mso-wrap-distance-top:0;mso-wrap-distance-right:9pt;mso-wrap-distance-bottom:0;mso-position-horizontal:absolute;mso-position-horizontal-relative:text;mso-position-vertical:absolute;mso-position-vertical-relative:text;mso-width-percent:0;mso-height-percent:0;mso-width-relative:margin;mso-height-relative:margin" from="121.9pt,23pt" to="170.1pt,78.55pt" o:gfxdata="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" strokecolor="#4579b8 [3044]"/>
             </w:pict>
@@ -4789,7 +4755,7 @@
               </wp:anchor>
             </w:drawing>
           </mc:Choice>
-          <mc:Fallback>
+          <mc:Fallback xmlns:w16du="http://schemas.microsoft.com/office/word/2023/wordml/word16du">
             <w:pict>
               <v:shapetype w14:anchorId="6D8E1FD7" id="_x0000_t6" coordsize="21600,21600" o:spt="6" path="m,l,21600r21600,xe">
                 <v:stroke joinstyle="miter"/>
@@ -4866,7 +4832,7 @@
               </wp:anchor>
             </w:drawing>
           </mc:Choice>
-          <mc:Fallback>
+          <mc:Fallback xmlns:w16du="http://schemas.microsoft.com/office/word/2023/wordml/word16du">
             <w:pict>
               <v:oval w14:anchorId="0A08A3BF" id="Oval 45" o:spid="_x0000_s1026" style="position:absolute;margin-left:133.25pt;margin-top:4.05pt;width:3.6pt;height:3.6pt;z-index:251663360;visibility:visible;mso-wrap-style:square;mso-width-percent:0;mso-wrap-distance-left:9pt;mso-wrap-distance-top:0;mso-wrap-distance-right:9pt;mso-wrap-distance-bottom:0;mso-position-horizontal:absolute;mso-position-horizontal-relative:text;mso-position-vertical:absolute;mso-position-vertical-relative:text;mso-width-percent:0;mso-width-relative:margin;v-text-anchor:middle" o:gfxdata="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" fillcolor="black [3200]" strokecolor="black [1600]" strokeweight="2pt"/>
             </w:pict>
@@ -7245,47 +7211,91 @@
       <w:r>
         <w:t xml:space="preserve"> derivative of the input (</w:t>
       </w:r>
+      <m:oMath>
+        <m:f>
+          <m:fPr>
+            <m:ctrlPr>
+              <w:rPr>
+                <w:rFonts w:ascii="Cambria Math" w:hAnsi="Cambria Math"/>
+                <w:i/>
+              </w:rPr>
+            </m:ctrlPr>
+          </m:fPr>
+          <m:num>
+            <m:sSup>
+              <m:sSupPr>
+                <m:ctrlPr>
+                  <w:rPr>
+                    <w:rFonts w:ascii="Cambria Math" w:hAnsi="Cambria Math"/>
+                    <w:i/>
+                  </w:rPr>
+                </m:ctrlPr>
+              </m:sSupPr>
+              <m:e>
+                <m:r>
+                  <w:rPr>
+                    <w:rFonts w:ascii="Cambria Math" w:hAnsi="Cambria Math"/>
+                  </w:rPr>
+                  <m:t>d</m:t>
+                </m:r>
+              </m:e>
+              <m:sup>
+                <m:r>
+                  <w:rPr>
+                    <w:rFonts w:ascii="Cambria Math" w:hAnsi="Cambria Math"/>
+                  </w:rPr>
+                  <m:t>2</m:t>
+                </m:r>
+              </m:sup>
+            </m:sSup>
+            <m:r>
+              <w:rPr>
+                <w:rFonts w:ascii="Cambria Math" w:hAnsi="Cambria Math"/>
+              </w:rPr>
+              <m:t>y</m:t>
+            </m:r>
+          </m:num>
+          <m:den>
+            <m:sSup>
+              <m:sSupPr>
+                <m:ctrlPr>
+                  <w:rPr>
+                    <w:rFonts w:ascii="Cambria Math" w:hAnsi="Cambria Math"/>
+                    <w:i/>
+                  </w:rPr>
+                </m:ctrlPr>
+              </m:sSupPr>
+              <m:e>
+                <m:r>
+                  <w:rPr>
+                    <w:rFonts w:ascii="Cambria Math" w:hAnsi="Cambria Math"/>
+                  </w:rPr>
+                  <m:t>d</m:t>
+                </m:r>
+              </m:e>
+              <m:sup>
+                <m:r>
+                  <w:rPr>
+                    <w:rFonts w:ascii="Cambria Math" w:hAnsi="Cambria Math"/>
+                  </w:rPr>
+                  <m:t>2</m:t>
+                </m:r>
+              </m:sup>
+            </m:sSup>
+            <m:r>
+              <w:rPr>
+                <w:rFonts w:ascii="Cambria Math" w:hAnsi="Cambria Math"/>
+              </w:rPr>
+              <m:t>x</m:t>
+            </m:r>
+          </m:den>
+        </m:f>
+      </m:oMath>
       <w:r>
         <w:rPr>
-          <w:vertAlign w:val="superscript"/>
+          <w:rFonts w:eastAsiaTheme="minorEastAsia"/>
         </w:rPr>
-        <w:t>d</w:t>
-      </w:r>
-      <w:r>
-        <w:rPr>
-          <w:vertAlign w:val="superscript"/>
-        </w:rPr>
-        <w:t>2</w:t>
-      </w:r>
-      <w:r>
-        <w:rPr>
-          <w:vertAlign w:val="superscript"/>
-        </w:rPr>
-        <w:t>y</w:t>
-      </w:r>
-      <w:r>
-        <w:t>/</w:t>
-      </w:r>
-      <w:r>
-        <w:rPr>
-          <w:vertAlign w:val="subscript"/>
-        </w:rPr>
-        <w:t>d</w:t>
-      </w:r>
-      <w:r>
-        <w:rPr>
-          <w:vertAlign w:val="subscript"/>
-        </w:rPr>
-        <w:t>2</w:t>
-      </w:r>
-      <w:r>
-        <w:rPr>
-          <w:vertAlign w:val="subscript"/>
-        </w:rPr>
-        <w:t>x</w:t>
-      </w:r>
-      <w:r>
-        <w:t>).</w:t>
+        <w:t>)</w:t>
       </w:r>
     </w:p>
     <w:p>
@@ -7601,10 +7611,12 @@
       <w:pPr>
         <w:pStyle w:val="Heading2"/>
       </w:pPr>
+      <w:bookmarkStart w:id="6" w:name="_Ref207739276"/>
       <w:r>
         <w:lastRenderedPageBreak/>
         <w:t>FFT</w:t>
       </w:r>
+      <w:bookmarkEnd w:id="6"/>
     </w:p>
     <w:p>
       <w:r>
@@ -7828,7 +7840,51 @@
         <w:t xml:space="preserve">(small non-zero values) </w:t>
       </w:r>
       <w:r>
-        <w:t>can be reduced a little by using a “window” function and csvgraph offers the Hanning (sometimes called the Hann) window function and its effect can be seen below:</w:t>
+        <w:t xml:space="preserve">can be reduced a little by using a “window” function and csvgraph </w:t>
+      </w:r>
+      <w:r>
+        <w:t xml:space="preserve">versions 4.2 and above </w:t>
+      </w:r>
+      <w:r>
+        <w:t xml:space="preserve">offers the </w:t>
+      </w:r>
+      <w:r>
+        <w:t>Nuttall Fig</w:t>
+      </w:r>
+      <w:r>
+        <w:t>ure</w:t>
+      </w:r>
+      <w:r>
+        <w:t xml:space="preserve"> 12</w:t>
+      </w:r>
+      <w:r>
+        <w:t xml:space="preserve"> </w:t>
+      </w:r>
+      <w:r>
+        <w:t xml:space="preserve">Window </w:t>
+      </w:r>
+      <w:r>
+        <w:t>(</w:t>
+      </w:r>
+      <w:r>
+        <w:t>f</w:t>
+      </w:r>
+      <w:r>
+        <w:t xml:space="preserve">rom "Some Windows with Very Good Sidelobe Behaviour", Albert H. Nuttall, 1981  </w:t>
+      </w:r>
+      <w:hyperlink r:id="rId56" w:history="1">
+        <w:r>
+          <w:rPr>
+            <w:rStyle w:val="Hyperlink"/>
+          </w:rPr>
+          <w:t>https://zenodo.org/records/1280930</w:t>
+        </w:r>
+      </w:hyperlink>
+      <w:r>
+        <w:t xml:space="preserve">  </w:t>
+      </w:r>
+      <w:r>
+        <w:t>) window function and its effect can be seen below:</w:t>
       </w:r>
     </w:p>
     <w:p>
@@ -7837,9 +7893,1034 @@
           <w:noProof/>
         </w:rPr>
         <w:drawing>
-          <wp:inline distT="0" distB="0" distL="0" distR="0" wp14:anchorId="67A35473" wp14:editId="4A56301C">
-            <wp:extent cx="5731510" cy="4363085"/>
-            <wp:effectExtent l="0" t="0" r="2540" b="0"/>
+          <wp:inline distT="0" distB="0" distL="0" distR="0" wp14:anchorId="63780743" wp14:editId="5070D02E">
+            <wp:extent cx="5731510" cy="4144645"/>
+            <wp:effectExtent l="0" t="0" r="2540" b="8255"/>
+            <wp:docPr id="63" name="Picture 63"/>
+            <wp:cNvGraphicFramePr>
+              <a:graphicFrameLocks xmlns:a="http://schemas.openxmlformats.org/drawingml/2006/main" noChangeAspect="1"/>
+            </wp:cNvGraphicFramePr>
+            <a:graphic xmlns:a="http://schemas.openxmlformats.org/drawingml/2006/main">
+              <a:graphicData uri="http://schemas.openxmlformats.org/drawingml/2006/picture">
+                <pic:pic xmlns:pic="http://schemas.openxmlformats.org/drawingml/2006/picture">
+                  <pic:nvPicPr>
+                    <pic:cNvPr id="1" name=""/>
+                    <pic:cNvPicPr/>
+                  </pic:nvPicPr>
+                  <pic:blipFill>
+                    <a:blip r:embed="rId57"/>
+                    <a:stretch>
+                      <a:fillRect/>
+                    </a:stretch>
+                  </pic:blipFill>
+                  <pic:spPr>
+                    <a:xfrm>
+                      <a:off x="0" y="0"/>
+                      <a:ext cx="5731510" cy="4144645"/>
+                    </a:xfrm>
+                    <a:prstGeom prst="rect">
+                      <a:avLst/>
+                    </a:prstGeom>
+                  </pic:spPr>
+                </pic:pic>
+              </a:graphicData>
+            </a:graphic>
+          </wp:inline>
+        </w:drawing>
+      </w:r>
+    </w:p>
+    <w:p>
+      <w:r>
+        <w:br w:type="page"/>
+      </w:r>
+    </w:p>
+    <w:p>
+      <w:r>
+        <w:lastRenderedPageBreak/>
+        <w:t>The effect of Windowing can be much more significant as shown in the image below which shows a 220.5Hz sinewave sampled at 44.1kHz (“cepstrum.csv” trace “fundamental”)</w:t>
+      </w:r>
+      <w:r>
+        <w:t xml:space="preserve"> – so it should have a single “spike” at 220.5Hz whereas the FFT without a Window shows a series of sidelobes</w:t>
+      </w:r>
+      <w:r>
+        <w:t>:</w:t>
+      </w:r>
+    </w:p>
+    <w:p>
+      <w:r>
+        <w:rPr>
+          <w:noProof/>
+        </w:rPr>
+        <w:drawing>
+          <wp:inline distT="0" distB="0" distL="0" distR="0" wp14:anchorId="0A7A6D6E" wp14:editId="262E1EA3">
+            <wp:extent cx="3923071" cy="2836903"/>
+            <wp:effectExtent l="0" t="0" r="1270" b="1905"/>
+            <wp:docPr id="1208323479" name="Picture 1208323479"/>
+            <wp:cNvGraphicFramePr>
+              <a:graphicFrameLocks xmlns:a="http://schemas.openxmlformats.org/drawingml/2006/main" noChangeAspect="1"/>
+            </wp:cNvGraphicFramePr>
+            <a:graphic xmlns:a="http://schemas.openxmlformats.org/drawingml/2006/main">
+              <a:graphicData uri="http://schemas.openxmlformats.org/drawingml/2006/picture">
+                <pic:pic xmlns:pic="http://schemas.openxmlformats.org/drawingml/2006/picture">
+                  <pic:nvPicPr>
+                    <pic:cNvPr id="1" name=""/>
+                    <pic:cNvPicPr/>
+                  </pic:nvPicPr>
+                  <pic:blipFill>
+                    <a:blip r:embed="rId58"/>
+                    <a:stretch>
+                      <a:fillRect/>
+                    </a:stretch>
+                  </pic:blipFill>
+                  <pic:spPr>
+                    <a:xfrm>
+                      <a:off x="0" y="0"/>
+                      <a:ext cx="3950851" cy="2856992"/>
+                    </a:xfrm>
+                    <a:prstGeom prst="rect">
+                      <a:avLst/>
+                    </a:prstGeom>
+                  </pic:spPr>
+                </pic:pic>
+              </a:graphicData>
+            </a:graphic>
+          </wp:inline>
+        </w:drawing>
+      </w:r>
+    </w:p>
+    <w:p>
+      <w:r>
+        <w:t>Versions of C</w:t>
+      </w:r>
+      <w:r>
+        <w:t>sv</w:t>
+      </w:r>
+      <w:r>
+        <w:t xml:space="preserve">graph before 4.2 provided a Hann (Hanning) Window which was </w:t>
+      </w:r>
+      <w:r>
+        <w:t xml:space="preserve">somewhat </w:t>
+      </w:r>
+      <w:r>
+        <w:t xml:space="preserve">less effective at reducing the </w:t>
+      </w:r>
+      <w:r>
+        <w:t>values away from the expected harmonic</w:t>
+      </w:r>
+      <w:r>
+        <w:t>(</w:t>
+      </w:r>
+      <w:r>
+        <w:t>s</w:t>
+      </w:r>
+      <w:r>
+        <w:t>)</w:t>
+      </w:r>
+      <w:r>
+        <w:t xml:space="preserve"> as shown below:</w:t>
+      </w:r>
+    </w:p>
+    <w:p>
+      <w:r>
+        <w:rPr>
+          <w:noProof/>
+        </w:rPr>
+        <w:drawing>
+          <wp:inline distT="0" distB="0" distL="0" distR="0" wp14:anchorId="034AC0BD" wp14:editId="594E3600">
+            <wp:extent cx="3923030" cy="3885605"/>
+            <wp:effectExtent l="0" t="0" r="1270" b="635"/>
+            <wp:docPr id="49" name="Picture 49"/>
+            <wp:cNvGraphicFramePr>
+              <a:graphicFrameLocks xmlns:a="http://schemas.openxmlformats.org/drawingml/2006/main" noChangeAspect="1"/>
+            </wp:cNvGraphicFramePr>
+            <a:graphic xmlns:a="http://schemas.openxmlformats.org/drawingml/2006/main">
+              <a:graphicData uri="http://schemas.openxmlformats.org/drawingml/2006/picture">
+                <pic:pic xmlns:pic="http://schemas.openxmlformats.org/drawingml/2006/picture">
+                  <pic:nvPicPr>
+                    <pic:cNvPr id="0" name="Picture 3"/>
+                    <pic:cNvPicPr>
+                      <a:picLocks noChangeAspect="1" noChangeArrowheads="1"/>
+                    </pic:cNvPicPr>
+                  </pic:nvPicPr>
+                  <pic:blipFill>
+                    <a:blip r:embed="rId59" cstate="print">
+                      <a:extLst>
+                        <a:ext uri="{28A0092B-C50C-407E-A947-70E740481C1C}">
+                          <a14:useLocalDpi xmlns:a14="http://schemas.microsoft.com/office/drawing/2010/main" val="0"/>
+                        </a:ext>
+                      </a:extLst>
+                    </a:blip>
+                    <a:srcRect/>
+                    <a:stretch>
+                      <a:fillRect/>
+                    </a:stretch>
+                  </pic:blipFill>
+                  <pic:spPr bwMode="auto">
+                    <a:xfrm>
+                      <a:off x="0" y="0"/>
+                      <a:ext cx="3973588" cy="3935681"/>
+                    </a:xfrm>
+                    <a:prstGeom prst="rect">
+                      <a:avLst/>
+                    </a:prstGeom>
+                    <a:noFill/>
+                    <a:ln>
+                      <a:noFill/>
+                    </a:ln>
+                  </pic:spPr>
+                </pic:pic>
+              </a:graphicData>
+            </a:graphic>
+          </wp:inline>
+        </w:drawing>
+      </w:r>
+    </w:p>
+    <w:p>
+      <w:r>
+        <w:br w:type="page"/>
+      </w:r>
+    </w:p>
+    <w:p>
+      <w:r>
+        <w:lastRenderedPageBreak/>
+        <w:t>Note th</w:t>
+      </w:r>
+      <w:r>
+        <w:t>at a</w:t>
+      </w:r>
+      <w:r>
+        <w:t xml:space="preserve"> side effect of using a Windowing function is the </w:t>
+      </w:r>
+      <w:r>
+        <w:t xml:space="preserve">actual peak is broadened and lowered a little (the energy in the peak is spread out which is why the peak is lower) as shown in the image below, so for accurate measurements </w:t>
+      </w:r>
+      <w:r>
+        <w:t>using the FFT</w:t>
+      </w:r>
+      <w:r>
+        <w:t xml:space="preserve"> without a Window is recommended</w:t>
+      </w:r>
+      <w:r>
+        <w:t xml:space="preserve">, but it is </w:t>
+      </w:r>
+      <w:r>
+        <w:t xml:space="preserve">also </w:t>
+      </w:r>
+      <w:r>
+        <w:t xml:space="preserve">recommended to start viewing with the Windowing applied to </w:t>
+      </w:r>
+      <w:r>
+        <w:t xml:space="preserve">better </w:t>
+      </w:r>
+      <w:r>
+        <w:t xml:space="preserve">see the </w:t>
+      </w:r>
+      <w:r>
+        <w:t xml:space="preserve">actual </w:t>
+      </w:r>
+      <w:r>
+        <w:t>shape</w:t>
+      </w:r>
+      <w:r>
+        <w:t xml:space="preserve"> without any sidelobes.</w:t>
+      </w:r>
+    </w:p>
+    <w:p>
+      <w:r>
+        <w:rPr>
+          <w:noProof/>
+        </w:rPr>
+        <w:drawing>
+          <wp:inline distT="0" distB="0" distL="0" distR="0" wp14:anchorId="0E1EC0F5" wp14:editId="00AE3A86">
+            <wp:extent cx="3529781" cy="2552502"/>
+            <wp:effectExtent l="0" t="0" r="0" b="635"/>
+            <wp:docPr id="1208323480" name="Picture 1208323480"/>
+            <wp:cNvGraphicFramePr>
+              <a:graphicFrameLocks xmlns:a="http://schemas.openxmlformats.org/drawingml/2006/main" noChangeAspect="1"/>
+            </wp:cNvGraphicFramePr>
+            <a:graphic xmlns:a="http://schemas.openxmlformats.org/drawingml/2006/main">
+              <a:graphicData uri="http://schemas.openxmlformats.org/drawingml/2006/picture">
+                <pic:pic xmlns:pic="http://schemas.openxmlformats.org/drawingml/2006/picture">
+                  <pic:nvPicPr>
+                    <pic:cNvPr id="1" name=""/>
+                    <pic:cNvPicPr/>
+                  </pic:nvPicPr>
+                  <pic:blipFill>
+                    <a:blip r:embed="rId60"/>
+                    <a:stretch>
+                      <a:fillRect/>
+                    </a:stretch>
+                  </pic:blipFill>
+                  <pic:spPr>
+                    <a:xfrm>
+                      <a:off x="0" y="0"/>
+                      <a:ext cx="3560673" cy="2574841"/>
+                    </a:xfrm>
+                    <a:prstGeom prst="rect">
+                      <a:avLst/>
+                    </a:prstGeom>
+                  </pic:spPr>
+                </pic:pic>
+              </a:graphicData>
+            </a:graphic>
+          </wp:inline>
+        </w:drawing>
+      </w:r>
+    </w:p>
+    <w:p>
+      <w:r>
+        <w:t>Previous versions (prior to 4v2) with the Hanning Window gave:</w:t>
+      </w:r>
+    </w:p>
+    <w:p>
+      <w:r>
+        <w:rPr>
+          <w:noProof/>
+        </w:rPr>
+        <w:drawing>
+          <wp:inline distT="0" distB="0" distL="0" distR="0" wp14:anchorId="67A03162" wp14:editId="12621F0F">
+            <wp:extent cx="3498937" cy="3465558"/>
+            <wp:effectExtent l="0" t="0" r="6350" b="1905"/>
+            <wp:docPr id="61" name="Picture 61"/>
+            <wp:cNvGraphicFramePr>
+              <a:graphicFrameLocks xmlns:a="http://schemas.openxmlformats.org/drawingml/2006/main" noChangeAspect="1"/>
+            </wp:cNvGraphicFramePr>
+            <a:graphic xmlns:a="http://schemas.openxmlformats.org/drawingml/2006/main">
+              <a:graphicData uri="http://schemas.openxmlformats.org/drawingml/2006/picture">
+                <pic:pic xmlns:pic="http://schemas.openxmlformats.org/drawingml/2006/picture">
+                  <pic:nvPicPr>
+                    <pic:cNvPr id="0" name="Picture 5"/>
+                    <pic:cNvPicPr>
+                      <a:picLocks noChangeAspect="1" noChangeArrowheads="1"/>
+                    </pic:cNvPicPr>
+                  </pic:nvPicPr>
+                  <pic:blipFill>
+                    <a:blip r:embed="rId61" cstate="print">
+                      <a:extLst>
+                        <a:ext uri="{28A0092B-C50C-407E-A947-70E740481C1C}">
+                          <a14:useLocalDpi xmlns:a14="http://schemas.microsoft.com/office/drawing/2010/main" val="0"/>
+                        </a:ext>
+                      </a:extLst>
+                    </a:blip>
+                    <a:srcRect/>
+                    <a:stretch>
+                      <a:fillRect/>
+                    </a:stretch>
+                  </pic:blipFill>
+                  <pic:spPr bwMode="auto">
+                    <a:xfrm>
+                      <a:off x="0" y="0"/>
+                      <a:ext cx="3519051" cy="3485480"/>
+                    </a:xfrm>
+                    <a:prstGeom prst="rect">
+                      <a:avLst/>
+                    </a:prstGeom>
+                    <a:noFill/>
+                    <a:ln>
+                      <a:noFill/>
+                    </a:ln>
+                  </pic:spPr>
+                </pic:pic>
+              </a:graphicData>
+            </a:graphic>
+          </wp:inline>
+        </w:drawing>
+      </w:r>
+    </w:p>
+    <w:p>
+      <w:r>
+        <w:t xml:space="preserve">Windowing is only required when viewing the result in a dB scale, and the actual Window function used is not normally critical. </w:t>
+      </w:r>
+      <w:r>
+        <w:t>For more information on FFT’s and windowing functions please search the web or read one of the many books on this subject.</w:t>
+      </w:r>
+    </w:p>
+    <w:p>
+      <w:r>
+        <w:br w:type="page"/>
+      </w:r>
+    </w:p>
+    <w:p>
+      <w:pPr>
+        <w:pStyle w:val="Heading2"/>
+      </w:pPr>
+      <w:r>
+        <w:lastRenderedPageBreak/>
+        <w:t>Cepstrum Analysis</w:t>
+      </w:r>
+    </w:p>
+    <w:p>
+      <w:r>
+        <w:t>This capability was added in C</w:t>
+      </w:r>
+      <w:r>
+        <w:t>sv</w:t>
+      </w:r>
+      <w:r>
+        <w:t>graph 4</w:t>
+      </w:r>
+      <w:r>
+        <w:t>v</w:t>
+      </w:r>
+      <w:r>
+        <w:t>2</w:t>
+      </w:r>
+      <w:r>
+        <w:t>.</w:t>
+      </w:r>
+    </w:p>
+    <w:p>
+      <w:r>
+        <w:t>Cepstrum analysis gives another way to view a time-domain waveform which can highlight things that would be missed in the original or FFT. Cepstrum analysis is especially useful for waveforms that contain harmonics.</w:t>
+      </w:r>
+      <w:r>
+        <w:t xml:space="preserve"> </w:t>
+      </w:r>
+      <w:r>
+        <w:rPr>
+          <w:noProof/>
+        </w:rPr>
+        <w:t xml:space="preserve">It has been used for defect detection, measuring the existance and delay time of echo’s etc. </w:t>
+      </w:r>
+      <w:r>
+        <w:t>Much more information on Cepstrum analysis is available and is easily found with a Web search.</w:t>
+      </w:r>
+    </w:p>
+    <w:p>
+      <w:pPr>
+        <w:rPr>
+          <w:noProof/>
+        </w:rPr>
+      </w:pPr>
+      <w:r>
+        <w:t xml:space="preserve">Using the example file cepstrum.csv, we have already seen the “fundamental” trace is </w:t>
+      </w:r>
+      <w:r>
+        <w:t xml:space="preserve">a </w:t>
+      </w:r>
+      <w:r>
+        <w:t>220.5Hz sinewave sampled at 44.1kHz which does not have any harmonics. However, the trace “waveform” has the first 10 harmonics added</w:t>
+      </w:r>
+      <w:r>
+        <w:t xml:space="preserve"> as shown in the </w:t>
+      </w:r>
+      <w:r>
+        <w:t xml:space="preserve">FFT </w:t>
+      </w:r>
+      <w:r>
+        <w:t>image below:</w:t>
+      </w:r>
+    </w:p>
+    <w:p>
+      <w:r>
+        <w:rPr>
+          <w:noProof/>
+        </w:rPr>
+        <mc:AlternateContent>
+          <mc:Choice Requires="wps">
+            <w:drawing>
+              <wp:anchor distT="0" distB="0" distL="114300" distR="114300" simplePos="0" relativeHeight="251682816" behindDoc="0" locked="0" layoutInCell="1" allowOverlap="1" wp14:anchorId="3D0487F0" wp14:editId="1AFE6D6F">
+                <wp:simplePos x="0" y="0"/>
+                <wp:positionH relativeFrom="column">
+                  <wp:posOffset>2363286</wp:posOffset>
+                </wp:positionH>
+                <wp:positionV relativeFrom="paragraph">
+                  <wp:posOffset>552368</wp:posOffset>
+                </wp:positionV>
+                <wp:extent cx="506730" cy="259715"/>
+                <wp:effectExtent l="0" t="0" r="0" b="6985"/>
+                <wp:wrapNone/>
+                <wp:docPr id="1208323471" name="Text Box 1208323471"/>
+                <wp:cNvGraphicFramePr/>
+                <a:graphic xmlns:a="http://schemas.openxmlformats.org/drawingml/2006/main">
+                  <a:graphicData uri="http://schemas.microsoft.com/office/word/2010/wordprocessingShape">
+                    <wps:wsp>
+                      <wps:cNvSpPr txBox="1"/>
+                      <wps:spPr>
+                        <a:xfrm>
+                          <a:off x="0" y="0"/>
+                          <a:ext cx="506730" cy="259715"/>
+                        </a:xfrm>
+                        <a:prstGeom prst="rect">
+                          <a:avLst/>
+                        </a:prstGeom>
+                        <a:noFill/>
+                        <a:ln w="6350">
+                          <a:noFill/>
+                        </a:ln>
+                      </wps:spPr>
+                      <wps:txbx>
+                        <w:txbxContent>
+                          <w:p>
+                            <w:pPr>
+                              <w:rPr>
+                                <w:color w:val="FFC000"/>
+                                <w:sz w:val="14"/>
+                                <w:szCs w:val="14"/>
+                              </w:rPr>
+                            </w:pPr>
+                            <w:r>
+                              <w:rPr>
+                                <w:color w:val="FFC000"/>
+                                <w:sz w:val="14"/>
+                                <w:szCs w:val="14"/>
+                              </w:rPr>
+                              <w:t>220.5Hz</w:t>
+                            </w:r>
+                          </w:p>
+                        </w:txbxContent>
+                      </wps:txbx>
+                      <wps:bodyPr rot="0" spcFirstLastPara="0" vertOverflow="overflow" horzOverflow="overflow" vert="horz" wrap="square" lIns="91440" tIns="45720" rIns="91440" bIns="45720" numCol="1" spcCol="0" rtlCol="0" fromWordArt="0" anchor="t" anchorCtr="0" forceAA="0" compatLnSpc="1">
+                        <a:prstTxWarp prst="textNoShape">
+                          <a:avLst/>
+                        </a:prstTxWarp>
+                        <a:noAutofit/>
+                      </wps:bodyPr>
+                    </wps:wsp>
+                  </a:graphicData>
+                </a:graphic>
+                <wp14:sizeRelH relativeFrom="margin">
+                  <wp14:pctWidth>0</wp14:pctWidth>
+                </wp14:sizeRelH>
+                <wp14:sizeRelV relativeFrom="margin">
+                  <wp14:pctHeight>0</wp14:pctHeight>
+                </wp14:sizeRelV>
+              </wp:anchor>
+            </w:drawing>
+          </mc:Choice>
+          <mc:Fallback>
+            <w:pict>
+              <v:shapetype w14:anchorId="3D0487F0" id="_x0000_t202" coordsize="21600,21600" o:spt="202" path="m,l,21600r21600,l21600,xe">
+                <v:stroke joinstyle="miter"/>
+                <v:path gradientshapeok="t" o:connecttype="rect"/>
+              </v:shapetype>
+              <v:shape id="Text Box 1208323471" o:spid="_x0000_s1026" type="#_x0000_t202" style="position:absolute;margin-left:186.1pt;margin-top:43.5pt;width:39.9pt;height:20.45pt;z-index:251682816;visibility:visible;mso-wrap-style:square;mso-width-percent:0;mso-height-percent:0;mso-wrap-distance-left:9pt;mso-wrap-distance-top:0;mso-wrap-distance-right:9pt;mso-wrap-distance-bottom:0;mso-position-horizontal:absolute;mso-position-horizontal-relative:text;mso-position-vertical:absolute;mso-position-vertical-relative:text;mso-width-percent:0;mso-height-percent:0;mso-width-relative:margin;mso-height-relative:margin;v-text-anchor:top" o:gfxdata="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" filled="f" stroked="f" strokeweight=".5pt">
+                <v:textbox>
+                  <w:txbxContent>
+                    <w:p>
+                      <w:pPr>
+                        <w:rPr>
+                          <w:color w:val="FFC000"/>
+                          <w:sz w:val="14"/>
+                          <w:szCs w:val="14"/>
+                        </w:rPr>
+                      </w:pPr>
+                      <w:r>
+                        <w:rPr>
+                          <w:color w:val="FFC000"/>
+                          <w:sz w:val="14"/>
+                          <w:szCs w:val="14"/>
+                        </w:rPr>
+                        <w:t>220.5Hz</w:t>
+                      </w:r>
+                    </w:p>
+                  </w:txbxContent>
+                </v:textbox>
+              </v:shape>
+            </w:pict>
+          </mc:Fallback>
+        </mc:AlternateContent>
+      </w:r>
+      <w:r>
+        <w:rPr>
+          <w:noProof/>
+        </w:rPr>
+        <mc:AlternateContent>
+          <mc:Choice Requires="wps">
+            <w:drawing>
+              <wp:anchor distT="0" distB="0" distL="114300" distR="114300" simplePos="0" relativeHeight="251681792" behindDoc="0" locked="0" layoutInCell="1" allowOverlap="1" wp14:anchorId="20DD1AB1" wp14:editId="05888B6E">
+                <wp:simplePos x="0" y="0"/>
+                <wp:positionH relativeFrom="column">
+                  <wp:posOffset>2396654</wp:posOffset>
+                </wp:positionH>
+                <wp:positionV relativeFrom="paragraph">
+                  <wp:posOffset>725805</wp:posOffset>
+                </wp:positionV>
+                <wp:extent cx="227330" cy="45085"/>
+                <wp:effectExtent l="19050" t="57150" r="1270" b="88265"/>
+                <wp:wrapNone/>
+                <wp:docPr id="1208323470" name="Straight Arrow Connector 1208323470"/>
+                <wp:cNvGraphicFramePr/>
+                <a:graphic xmlns:a="http://schemas.openxmlformats.org/drawingml/2006/main">
+                  <a:graphicData uri="http://schemas.microsoft.com/office/word/2010/wordprocessingShape">
+                    <wps:wsp>
+                      <wps:cNvCnPr/>
+                      <wps:spPr>
+                        <a:xfrm flipH="1" flipV="1">
+                          <a:off x="0" y="0"/>
+                          <a:ext cx="227330" cy="45085"/>
+                        </a:xfrm>
+                        <a:prstGeom prst="straightConnector1">
+                          <a:avLst/>
+                        </a:prstGeom>
+                        <a:ln>
+                          <a:solidFill>
+                            <a:srgbClr val="FFC000"/>
+                          </a:solidFill>
+                          <a:headEnd type="triangle"/>
+                          <a:tailEnd type="triangle"/>
+                        </a:ln>
+                      </wps:spPr>
+                      <wps:style>
+                        <a:lnRef idx="1">
+                          <a:schemeClr val="accent1"/>
+                        </a:lnRef>
+                        <a:fillRef idx="0">
+                          <a:schemeClr val="accent1"/>
+                        </a:fillRef>
+                        <a:effectRef idx="0">
+                          <a:schemeClr val="accent1"/>
+                        </a:effectRef>
+                        <a:fontRef idx="minor">
+                          <a:schemeClr val="tx1"/>
+                        </a:fontRef>
+                      </wps:style>
+                      <wps:bodyPr/>
+                    </wps:wsp>
+                  </a:graphicData>
+                </a:graphic>
+                <wp14:sizeRelH relativeFrom="margin">
+                  <wp14:pctWidth>0</wp14:pctWidth>
+                </wp14:sizeRelH>
+                <wp14:sizeRelV relativeFrom="margin">
+                  <wp14:pctHeight>0</wp14:pctHeight>
+                </wp14:sizeRelV>
+              </wp:anchor>
+            </w:drawing>
+          </mc:Choice>
+          <mc:Fallback>
+            <w:pict>
+              <v:shapetype w14:anchorId="0DC9EC33" id="_x0000_t32" coordsize="21600,21600" o:spt="32" o:oned="t" path="m,l21600,21600e" filled="f">
+                <v:path arrowok="t" fillok="f" o:connecttype="none"/>
+                <o:lock v:ext="edit" shapetype="t"/>
+              </v:shapetype>
+              <v:shape id="Straight Arrow Connector 1208323470" o:spid="_x0000_s1026" type="#_x0000_t32" style="position:absolute;margin-left:188.7pt;margin-top:57.15pt;width:17.9pt;height:3.55pt;flip:x y;z-index:251681792;visibility:visible;mso-wrap-style:square;mso-width-percent:0;mso-height-percent:0;mso-wrap-distance-left:9pt;mso-wrap-distance-top:0;mso-wrap-distance-right:9pt;mso-wrap-distance-bottom:0;mso-position-horizontal:absolute;mso-position-horizontal-relative:text;mso-position-vertical:absolute;mso-position-vertical-relative:text;mso-width-percent:0;mso-height-percent:0;mso-width-relative:margin;mso-height-relative:margin" o:gfxdata="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" strokecolor="#ffc000">
+                <v:stroke startarrow="block" endarrow="block"/>
+              </v:shape>
+            </w:pict>
+          </mc:Fallback>
+        </mc:AlternateContent>
+      </w:r>
+      <w:r>
+        <w:rPr>
+          <w:noProof/>
+        </w:rPr>
+        <mc:AlternateContent>
+          <mc:Choice Requires="wps">
+            <w:drawing>
+              <wp:anchor distT="0" distB="0" distL="114300" distR="114300" simplePos="0" relativeHeight="251683840" behindDoc="0" locked="0" layoutInCell="1" allowOverlap="1" wp14:anchorId="1972874A" wp14:editId="2FFB22AB">
+                <wp:simplePos x="0" y="0"/>
+                <wp:positionH relativeFrom="column">
+                  <wp:posOffset>678426</wp:posOffset>
+                </wp:positionH>
+                <wp:positionV relativeFrom="paragraph">
+                  <wp:posOffset>342347</wp:posOffset>
+                </wp:positionV>
+                <wp:extent cx="3043043" cy="45719"/>
+                <wp:effectExtent l="38100" t="38100" r="24130" b="88265"/>
+                <wp:wrapNone/>
+                <wp:docPr id="33" name="Straight Arrow Connector 33"/>
+                <wp:cNvGraphicFramePr/>
+                <a:graphic xmlns:a="http://schemas.openxmlformats.org/drawingml/2006/main">
+                  <a:graphicData uri="http://schemas.microsoft.com/office/word/2010/wordprocessingShape">
+                    <wps:wsp>
+                      <wps:cNvCnPr/>
+                      <wps:spPr>
+                        <a:xfrm flipH="1">
+                          <a:off x="0" y="0"/>
+                          <a:ext cx="3043043" cy="45719"/>
+                        </a:xfrm>
+                        <a:prstGeom prst="straightConnector1">
+                          <a:avLst/>
+                        </a:prstGeom>
+                        <a:ln>
+                          <a:tailEnd type="triangle"/>
+                        </a:ln>
+                      </wps:spPr>
+                      <wps:style>
+                        <a:lnRef idx="1">
+                          <a:schemeClr val="accent3"/>
+                        </a:lnRef>
+                        <a:fillRef idx="0">
+                          <a:schemeClr val="accent3"/>
+                        </a:fillRef>
+                        <a:effectRef idx="0">
+                          <a:schemeClr val="accent3"/>
+                        </a:effectRef>
+                        <a:fontRef idx="minor">
+                          <a:schemeClr val="tx1"/>
+                        </a:fontRef>
+                      </wps:style>
+                      <wps:bodyPr/>
+                    </wps:wsp>
+                  </a:graphicData>
+                </a:graphic>
+                <wp14:sizeRelH relativeFrom="margin">
+                  <wp14:pctWidth>0</wp14:pctWidth>
+                </wp14:sizeRelH>
+                <wp14:sizeRelV relativeFrom="margin">
+                  <wp14:pctHeight>0</wp14:pctHeight>
+                </wp14:sizeRelV>
+              </wp:anchor>
+            </w:drawing>
+          </mc:Choice>
+          <mc:Fallback>
+            <w:pict>
+              <v:shape w14:anchorId="2AA69915" id="Straight Arrow Connector 33" o:spid="_x0000_s1026" type="#_x0000_t32" style="position:absolute;margin-left:53.4pt;margin-top:26.95pt;width:239.6pt;height:3.6pt;flip:x;z-index:251683840;visibility:visible;mso-wrap-style:square;mso-width-percent:0;mso-height-percent:0;mso-wrap-distance-left:9pt;mso-wrap-distance-top:0;mso-wrap-distance-right:9pt;mso-wrap-distance-bottom:0;mso-position-horizontal:absolute;mso-position-horizontal-relative:text;mso-position-vertical:absolute;mso-position-vertical-relative:text;mso-width-percent:0;mso-height-percent:0;mso-width-relative:margin;mso-height-relative:margin" o:gfxdata="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" strokecolor="#94b64e [3046]">
+                <v:stroke endarrow="block"/>
+              </v:shape>
+            </w:pict>
+          </mc:Fallback>
+        </mc:AlternateContent>
+      </w:r>
+      <w:r>
+        <w:rPr>
+          <w:noProof/>
+        </w:rPr>
+        <mc:AlternateContent>
+          <mc:Choice Requires="wps">
+            <w:drawing>
+              <wp:anchor distT="0" distB="0" distL="114300" distR="114300" simplePos="0" relativeHeight="251684864" behindDoc="0" locked="0" layoutInCell="1" allowOverlap="1" wp14:anchorId="078AADDE" wp14:editId="04C9A242">
+                <wp:simplePos x="0" y="0"/>
+                <wp:positionH relativeFrom="column">
+                  <wp:posOffset>3719195</wp:posOffset>
+                </wp:positionH>
+                <wp:positionV relativeFrom="paragraph">
+                  <wp:posOffset>225589</wp:posOffset>
+                </wp:positionV>
+                <wp:extent cx="1365250" cy="240665"/>
+                <wp:effectExtent l="0" t="0" r="25400" b="26035"/>
+                <wp:wrapNone/>
+                <wp:docPr id="1208323472" name="Text Box 1208323472"/>
+                <wp:cNvGraphicFramePr/>
+                <a:graphic xmlns:a="http://schemas.openxmlformats.org/drawingml/2006/main">
+                  <a:graphicData uri="http://schemas.microsoft.com/office/word/2010/wordprocessingShape">
+                    <wps:wsp>
+                      <wps:cNvSpPr txBox="1"/>
+                      <wps:spPr>
+                        <a:xfrm>
+                          <a:off x="0" y="0"/>
+                          <a:ext cx="1365250" cy="240665"/>
+                        </a:xfrm>
+                        <a:prstGeom prst="rect">
+                          <a:avLst/>
+                        </a:prstGeom>
+                        <a:ln/>
+                      </wps:spPr>
+                      <wps:style>
+                        <a:lnRef idx="2">
+                          <a:schemeClr val="accent3"/>
+                        </a:lnRef>
+                        <a:fillRef idx="1">
+                          <a:schemeClr val="lt1"/>
+                        </a:fillRef>
+                        <a:effectRef idx="0">
+                          <a:schemeClr val="accent3"/>
+                        </a:effectRef>
+                        <a:fontRef idx="minor">
+                          <a:schemeClr val="dk1"/>
+                        </a:fontRef>
+                      </wps:style>
+                      <wps:txbx>
+                        <w:txbxContent>
+                          <w:p>
+                            <w:pPr>
+                              <w:jc w:val="center"/>
+                              <w:rPr>
+                                <w:sz w:val="18"/>
+                                <w:szCs w:val="18"/>
+                              </w:rPr>
+                            </w:pPr>
+                            <w:r>
+                              <w:rPr>
+                                <w:sz w:val="18"/>
+                                <w:szCs w:val="18"/>
+                              </w:rPr>
+                              <w:t>Fundamental at 220.5Hz</w:t>
+                            </w:r>
+                          </w:p>
+                          <w:p>
+                            <w:pPr>
+                              <w:rPr>
+                                <w:sz w:val="18"/>
+                                <w:szCs w:val="18"/>
+                              </w:rPr>
+                            </w:pPr>
+                          </w:p>
+                        </w:txbxContent>
+                      </wps:txbx>
+                      <wps:bodyPr rot="0" spcFirstLastPara="0" vertOverflow="overflow" horzOverflow="overflow" vert="horz" wrap="square" lIns="91440" tIns="45720" rIns="91440" bIns="45720" numCol="1" spcCol="0" rtlCol="0" fromWordArt="0" anchor="t" anchorCtr="0" forceAA="0" compatLnSpc="1">
+                        <a:prstTxWarp prst="textNoShape">
+                          <a:avLst/>
+                        </a:prstTxWarp>
+                        <a:noAutofit/>
+                      </wps:bodyPr>
+                    </wps:wsp>
+                  </a:graphicData>
+                </a:graphic>
+                <wp14:sizeRelH relativeFrom="margin">
+                  <wp14:pctWidth>0</wp14:pctWidth>
+                </wp14:sizeRelH>
+                <wp14:sizeRelV relativeFrom="margin">
+                  <wp14:pctHeight>0</wp14:pctHeight>
+                </wp14:sizeRelV>
+              </wp:anchor>
+            </w:drawing>
+          </mc:Choice>
+          <mc:Fallback>
+            <w:pict>
+              <v:shape w14:anchorId="078AADDE" id="Text Box 1208323472" o:spid="_x0000_s1027" type="#_x0000_t202" style="position:absolute;margin-left:292.85pt;margin-top:17.75pt;width:107.5pt;height:18.95pt;z-index:251684864;visibility:visible;mso-wrap-style:square;mso-width-percent:0;mso-height-percent:0;mso-wrap-distance-left:9pt;mso-wrap-distance-top:0;mso-wrap-distance-right:9pt;mso-wrap-distance-bottom:0;mso-position-horizontal:absolute;mso-position-horizontal-relative:text;mso-position-vertical:absolute;mso-position-vertical-relative:text;mso-width-percent:0;mso-height-percent:0;mso-width-relative:margin;mso-height-relative:margin;v-text-anchor:top" o:gfxdata="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" fillcolor="white [3201]" strokecolor="#9bbb59 [3206]" strokeweight="2pt">
+                <v:textbox>
+                  <w:txbxContent>
+                    <w:p>
+                      <w:pPr>
+                        <w:jc w:val="center"/>
+                        <w:rPr>
+                          <w:sz w:val="18"/>
+                          <w:szCs w:val="18"/>
+                        </w:rPr>
+                      </w:pPr>
+                      <w:r>
+                        <w:rPr>
+                          <w:sz w:val="18"/>
+                          <w:szCs w:val="18"/>
+                        </w:rPr>
+                        <w:t>Fundamental at 220.5Hz</w:t>
+                      </w:r>
+                    </w:p>
+                    <w:p>
+                      <w:pPr>
+                        <w:rPr>
+                          <w:sz w:val="18"/>
+                          <w:szCs w:val="18"/>
+                        </w:rPr>
+                      </w:pPr>
+                    </w:p>
+                  </w:txbxContent>
+                </v:textbox>
+              </v:shape>
+            </w:pict>
+          </mc:Fallback>
+        </mc:AlternateContent>
+      </w:r>
+      <w:r>
+        <w:rPr>
+          <w:noProof/>
+        </w:rPr>
+        <w:drawing>
+          <wp:inline distT="0" distB="0" distL="0" distR="0" wp14:anchorId="306C49CC" wp14:editId="06C09E29">
+            <wp:extent cx="3937819" cy="2847567"/>
+            <wp:effectExtent l="0" t="0" r="5715" b="0"/>
+            <wp:docPr id="1208323481" name="Picture 1208323481"/>
+            <wp:cNvGraphicFramePr>
+              <a:graphicFrameLocks xmlns:a="http://schemas.openxmlformats.org/drawingml/2006/main" noChangeAspect="1"/>
+            </wp:cNvGraphicFramePr>
+            <a:graphic xmlns:a="http://schemas.openxmlformats.org/drawingml/2006/main">
+              <a:graphicData uri="http://schemas.openxmlformats.org/drawingml/2006/picture">
+                <pic:pic xmlns:pic="http://schemas.openxmlformats.org/drawingml/2006/picture">
+                  <pic:nvPicPr>
+                    <pic:cNvPr id="1" name=""/>
+                    <pic:cNvPicPr/>
+                  </pic:nvPicPr>
+                  <pic:blipFill>
+                    <a:blip r:embed="rId62"/>
+                    <a:stretch>
+                      <a:fillRect/>
+                    </a:stretch>
+                  </pic:blipFill>
+                  <pic:spPr>
+                    <a:xfrm>
+                      <a:off x="0" y="0"/>
+                      <a:ext cx="3957928" cy="2862108"/>
+                    </a:xfrm>
+                    <a:prstGeom prst="rect">
+                      <a:avLst/>
+                    </a:prstGeom>
+                  </pic:spPr>
+                </pic:pic>
+              </a:graphicData>
+            </a:graphic>
+          </wp:inline>
+        </w:drawing>
+      </w:r>
+      <w:r>
+        <w:rPr>
+          <w:noProof/>
+        </w:rPr>
+        <w:t xml:space="preserve"> </w:t>
+      </w:r>
+    </w:p>
+    <w:p>
+      <w:r>
+        <w:rPr>
+          <w:noProof/>
+        </w:rPr>
+        <mc:AlternateContent>
+          <mc:Choice Requires="wps">
+            <w:drawing>
+              <wp:anchor distT="0" distB="0" distL="114300" distR="114300" simplePos="0" relativeHeight="251693056" behindDoc="0" locked="0" layoutInCell="1" allowOverlap="1" wp14:anchorId="1063E3A1" wp14:editId="5BF25323">
+                <wp:simplePos x="0" y="0"/>
+                <wp:positionH relativeFrom="column">
+                  <wp:posOffset>883673</wp:posOffset>
+                </wp:positionH>
+                <wp:positionV relativeFrom="paragraph">
+                  <wp:posOffset>328787</wp:posOffset>
+                </wp:positionV>
+                <wp:extent cx="3549015" cy="1853380"/>
+                <wp:effectExtent l="38100" t="0" r="32385" b="52070"/>
+                <wp:wrapNone/>
+                <wp:docPr id="1208323478" name="Straight Arrow Connector 1208323478"/>
+                <wp:cNvGraphicFramePr/>
+                <a:graphic xmlns:a="http://schemas.openxmlformats.org/drawingml/2006/main">
+                  <a:graphicData uri="http://schemas.microsoft.com/office/word/2010/wordprocessingShape">
+                    <wps:wsp>
+                      <wps:cNvCnPr/>
+                      <wps:spPr>
+                        <a:xfrm flipH="1">
+                          <a:off x="0" y="0"/>
+                          <a:ext cx="3549015" cy="1853380"/>
+                        </a:xfrm>
+                        <a:prstGeom prst="straightConnector1">
+                          <a:avLst/>
+                        </a:prstGeom>
+                        <a:ln>
+                          <a:solidFill>
+                            <a:srgbClr val="FFC000"/>
+                          </a:solidFill>
+                          <a:tailEnd type="triangle"/>
+                        </a:ln>
+                      </wps:spPr>
+                      <wps:style>
+                        <a:lnRef idx="1">
+                          <a:schemeClr val="accent3"/>
+                        </a:lnRef>
+                        <a:fillRef idx="0">
+                          <a:schemeClr val="accent3"/>
+                        </a:fillRef>
+                        <a:effectRef idx="0">
+                          <a:schemeClr val="accent3"/>
+                        </a:effectRef>
+                        <a:fontRef idx="minor">
+                          <a:schemeClr val="tx1"/>
+                        </a:fontRef>
+                      </wps:style>
+                      <wps:bodyPr/>
+                    </wps:wsp>
+                  </a:graphicData>
+                </a:graphic>
+                <wp14:sizeRelH relativeFrom="margin">
+                  <wp14:pctWidth>0</wp14:pctWidth>
+                </wp14:sizeRelH>
+                <wp14:sizeRelV relativeFrom="margin">
+                  <wp14:pctHeight>0</wp14:pctHeight>
+                </wp14:sizeRelV>
+              </wp:anchor>
+            </w:drawing>
+          </mc:Choice>
+          <mc:Fallback>
+            <w:pict>
+              <v:shapetype w14:anchorId="0351B0C6" id="_x0000_t32" coordsize="21600,21600" o:spt="32" o:oned="t" path="m,l21600,21600e" filled="f">
+                <v:path arrowok="t" fillok="f" o:connecttype="none"/>
+                <o:lock v:ext="edit" shapetype="t"/>
+              </v:shapetype>
+              <v:shape id="Straight Arrow Connector 1208323478" o:spid="_x0000_s1026" type="#_x0000_t32" style="position:absolute;margin-left:69.6pt;margin-top:25.9pt;width:279.45pt;height:145.95pt;flip:x;z-index:251693056;visibility:visible;mso-wrap-style:square;mso-width-percent:0;mso-height-percent:0;mso-wrap-distance-left:9pt;mso-wrap-distance-top:0;mso-wrap-distance-right:9pt;mso-wrap-distance-bottom:0;mso-position-horizontal:absolute;mso-position-horizontal-relative:text;mso-position-vertical:absolute;mso-position-vertical-relative:text;mso-width-percent:0;mso-height-percent:0;mso-width-relative:margin;mso-height-relative:margin" o:gfxdata="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" strokecolor="#ffc000">
+                <v:stroke endarrow="block"/>
+              </v:shape>
+            </w:pict>
+          </mc:Fallback>
+        </mc:AlternateContent>
+      </w:r>
+      <w:r>
+        <w:rPr>
+          <w:noProof/>
+        </w:rPr>
+        <mc:AlternateContent>
+          <mc:Choice Requires="wps">
+            <w:drawing>
+              <wp:anchor distT="0" distB="0" distL="114300" distR="114300" simplePos="0" relativeHeight="251668480" behindDoc="0" locked="0" layoutInCell="1" allowOverlap="1" wp14:anchorId="02029DA7" wp14:editId="2A00BF1D">
+                <wp:simplePos x="0" y="0"/>
+                <wp:positionH relativeFrom="column">
+                  <wp:posOffset>883673</wp:posOffset>
+                </wp:positionH>
+                <wp:positionV relativeFrom="paragraph">
+                  <wp:posOffset>141973</wp:posOffset>
+                </wp:positionV>
+                <wp:extent cx="1026959" cy="2639961"/>
+                <wp:effectExtent l="38100" t="0" r="20955" b="65405"/>
+                <wp:wrapNone/>
+                <wp:docPr id="1208323462" name="Straight Arrow Connector 1208323462"/>
+                <wp:cNvGraphicFramePr/>
+                <a:graphic xmlns:a="http://schemas.openxmlformats.org/drawingml/2006/main">
+                  <a:graphicData uri="http://schemas.microsoft.com/office/word/2010/wordprocessingShape">
+                    <wps:wsp>
+                      <wps:cNvCnPr/>
+                      <wps:spPr>
+                        <a:xfrm flipH="1">
+                          <a:off x="0" y="0"/>
+                          <a:ext cx="1026959" cy="2639961"/>
+                        </a:xfrm>
+                        <a:prstGeom prst="straightConnector1">
+                          <a:avLst/>
+                        </a:prstGeom>
+                        <a:ln>
+                          <a:tailEnd type="triangle"/>
+                        </a:ln>
+                      </wps:spPr>
+                      <wps:style>
+                        <a:lnRef idx="1">
+                          <a:schemeClr val="accent3"/>
+                        </a:lnRef>
+                        <a:fillRef idx="0">
+                          <a:schemeClr val="accent3"/>
+                        </a:fillRef>
+                        <a:effectRef idx="0">
+                          <a:schemeClr val="accent3"/>
+                        </a:effectRef>
+                        <a:fontRef idx="minor">
+                          <a:schemeClr val="tx1"/>
+                        </a:fontRef>
+                      </wps:style>
+                      <wps:bodyPr/>
+                    </wps:wsp>
+                  </a:graphicData>
+                </a:graphic>
+                <wp14:sizeRelH relativeFrom="margin">
+                  <wp14:pctWidth>0</wp14:pctWidth>
+                </wp14:sizeRelH>
+                <wp14:sizeRelV relativeFrom="margin">
+                  <wp14:pctHeight>0</wp14:pctHeight>
+                </wp14:sizeRelV>
+              </wp:anchor>
+            </w:drawing>
+          </mc:Choice>
+          <mc:Fallback>
+            <w:pict>
+              <v:shape w14:anchorId="53D7F43D" id="Straight Arrow Connector 1208323462" o:spid="_x0000_s1026" type="#_x0000_t32" style="position:absolute;margin-left:69.6pt;margin-top:11.2pt;width:80.85pt;height:207.85pt;flip:x;z-index:251668480;visibility:visible;mso-wrap-style:square;mso-width-percent:0;mso-height-percent:0;mso-wrap-distance-left:9pt;mso-wrap-distance-top:0;mso-wrap-distance-right:9pt;mso-wrap-distance-bottom:0;mso-position-horizontal:absolute;mso-position-horizontal-relative:text;mso-position-vertical:absolute;mso-position-vertical-relative:text;mso-width-percent:0;mso-height-percent:0;mso-width-relative:margin;mso-height-relative:margin" o:gfxdata="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" strokecolor="#94b64e [3046]">
+                <v:stroke endarrow="block"/>
+              </v:shape>
+            </w:pict>
+          </mc:Fallback>
+        </mc:AlternateContent>
+      </w:r>
+      <w:r>
+        <w:t>The Cepstrum of this shows a spike at a Quefrency of 1/220.5 (0.0045) which clearly shows that the additional spikes in the FFT are harmonics with a spacing of 220.5Hz.</w:t>
+      </w:r>
+      <w:r>
+        <w:t xml:space="preserve"> The “information box” shown on the graph below was obtained by right clicking on the peak (as shown by the black cross).</w:t>
+      </w:r>
+      <w:r>
+        <w:t xml:space="preserve"> If required, you can obtain a more accurate value for the peak by zooming in.</w:t>
+      </w:r>
+    </w:p>
+    <w:p>
+      <w:r>
+        <w:rPr>
+          <w:noProof/>
+        </w:rPr>
+        <w:drawing>
+          <wp:inline distT="0" distB="0" distL="0" distR="0" wp14:anchorId="78B3ACDB" wp14:editId="1305CB0E">
+            <wp:extent cx="3043825" cy="2864757"/>
+            <wp:effectExtent l="0" t="0" r="4445" b="0"/>
             <wp:docPr id="32" name="Picture 32"/>
             <wp:cNvGraphicFramePr>
               <a:graphicFrameLocks xmlns:a="http://schemas.openxmlformats.org/drawingml/2006/main" noChangeAspect="1"/>
@@ -7852,7 +8933,7 @@
                     <pic:cNvPicPr/>
                   </pic:nvPicPr>
                   <pic:blipFill>
-                    <a:blip r:embed="rId56"/>
+                    <a:blip r:embed="rId63"/>
                     <a:stretch>
                       <a:fillRect/>
                     </a:stretch>
@@ -7860,7 +8941,7 @@
                   <pic:spPr>
                     <a:xfrm>
                       <a:off x="0" y="0"/>
-                      <a:ext cx="5731510" cy="4363085"/>
+                      <a:ext cx="3075870" cy="2894917"/>
                     </a:xfrm>
                     <a:prstGeom prst="rect">
                       <a:avLst/>
@@ -7872,50 +8953,418 @@
           </wp:inline>
         </w:drawing>
       </w:r>
-    </w:p>
-    <w:p>
-      <w:r>
-        <w:t>For more information on FFT’s and windowing functions please search the web or read one of the many books on this subject.</w:t>
-      </w:r>
-    </w:p>
-    <w:p>
       <w:r>
         <w:br w:type="page"/>
       </w:r>
     </w:p>
     <w:p>
-      <w:pPr>
-        <w:pStyle w:val="Heading1"/>
-      </w:pPr>
       <w:r>
         <w:lastRenderedPageBreak/>
-        <w:t>Undocking the control panel</w:t>
-      </w:r>
-    </w:p>
-    <w:p>
-      <w:r>
-        <w:t>If the right-hand control panel is clicked in an area where there is no control then it will “undock” from the graph window to give a 3</w:t>
-      </w:r>
+        <w:t xml:space="preserve">If we look at a sawtooth waveform </w:t>
+      </w:r>
+      <w:r>
+        <w:t>(at 220.5Hz</w:t>
+      </w:r>
+      <w:r>
+        <w:t>),</w:t>
+      </w:r>
+      <w:r>
+        <w:t xml:space="preserve"> this </w:t>
+      </w:r>
+      <w:r>
+        <w:t>has an infinite set of harmonics:</w:t>
+      </w:r>
+    </w:p>
+    <w:p>
       <w:r>
         <w:rPr>
-          <w:vertAlign w:val="superscript"/>
+          <w:noProof/>
         </w:rPr>
-        <w:t>rd</w:t>
-      </w:r>
-      <w:r>
-        <w:t xml:space="preserve"> csvgraph window:</w:t>
-      </w:r>
-    </w:p>
-    <w:p>
+        <mc:AlternateContent>
+          <mc:Choice Requires="wps">
+            <w:drawing>
+              <wp:anchor distT="0" distB="0" distL="114300" distR="114300" simplePos="0" relativeHeight="251679744" behindDoc="0" locked="0" layoutInCell="1" allowOverlap="1" wp14:anchorId="2ED4FAE2" wp14:editId="112E3C26">
+                <wp:simplePos x="0" y="0"/>
+                <wp:positionH relativeFrom="column">
+                  <wp:posOffset>2237351</wp:posOffset>
+                </wp:positionH>
+                <wp:positionV relativeFrom="paragraph">
+                  <wp:posOffset>1780478</wp:posOffset>
+                </wp:positionV>
+                <wp:extent cx="914400" cy="235401"/>
+                <wp:effectExtent l="0" t="0" r="0" b="0"/>
+                <wp:wrapNone/>
+                <wp:docPr id="1208323469" name="Text Box 1208323469"/>
+                <wp:cNvGraphicFramePr/>
+                <a:graphic xmlns:a="http://schemas.openxmlformats.org/drawingml/2006/main">
+                  <a:graphicData uri="http://schemas.microsoft.com/office/word/2010/wordprocessingShape">
+                    <wps:wsp>
+                      <wps:cNvSpPr txBox="1"/>
+                      <wps:spPr>
+                        <a:xfrm>
+                          <a:off x="0" y="0"/>
+                          <a:ext cx="914400" cy="235401"/>
+                        </a:xfrm>
+                        <a:prstGeom prst="rect">
+                          <a:avLst/>
+                        </a:prstGeom>
+                        <a:noFill/>
+                        <a:ln w="6350">
+                          <a:noFill/>
+                        </a:ln>
+                      </wps:spPr>
+                      <wps:txbx>
+                        <w:txbxContent>
+                          <w:p>
+                            <w:pPr>
+                              <w:rPr>
+                                <w:color w:val="FFC000"/>
+                                <w:sz w:val="16"/>
+                                <w:szCs w:val="16"/>
+                              </w:rPr>
+                            </w:pPr>
+                            <w:r>
+                              <w:rPr>
+                                <w:color w:val="FFC000"/>
+                                <w:sz w:val="16"/>
+                                <w:szCs w:val="16"/>
+                              </w:rPr>
+                              <w:t>220.5Hz</w:t>
+                            </w:r>
+                          </w:p>
+                        </w:txbxContent>
+                      </wps:txbx>
+                      <wps:bodyPr rot="0" spcFirstLastPara="0" vertOverflow="overflow" horzOverflow="overflow" vert="horz" wrap="none" lIns="91440" tIns="45720" rIns="91440" bIns="45720" numCol="1" spcCol="0" rtlCol="0" fromWordArt="0" anchor="t" anchorCtr="0" forceAA="0" compatLnSpc="1">
+                        <a:prstTxWarp prst="textNoShape">
+                          <a:avLst/>
+                        </a:prstTxWarp>
+                        <a:noAutofit/>
+                      </wps:bodyPr>
+                    </wps:wsp>
+                  </a:graphicData>
+                </a:graphic>
+                <wp14:sizeRelV relativeFrom="margin">
+                  <wp14:pctHeight>0</wp14:pctHeight>
+                </wp14:sizeRelV>
+              </wp:anchor>
+            </w:drawing>
+          </mc:Choice>
+          <mc:Fallback>
+            <w:pict>
+              <v:shape w14:anchorId="2ED4FAE2" id="Text Box 1208323469" o:spid="_x0000_s1028" type="#_x0000_t202" style="position:absolute;margin-left:176.15pt;margin-top:140.2pt;width:1in;height:18.55pt;z-index:251679744;visibility:visible;mso-wrap-style:none;mso-height-percent:0;mso-wrap-distance-left:9pt;mso-wrap-distance-top:0;mso-wrap-distance-right:9pt;mso-wrap-distance-bottom:0;mso-position-horizontal:absolute;mso-position-horizontal-relative:text;mso-position-vertical:absolute;mso-position-vertical-relative:text;mso-height-percent:0;mso-height-relative:margin;v-text-anchor:top" o:gfxdata="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" filled="f" stroked="f" strokeweight=".5pt">
+                <v:textbox>
+                  <w:txbxContent>
+                    <w:p>
+                      <w:pPr>
+                        <w:rPr>
+                          <w:color w:val="FFC000"/>
+                          <w:sz w:val="16"/>
+                          <w:szCs w:val="16"/>
+                        </w:rPr>
+                      </w:pPr>
+                      <w:r>
+                        <w:rPr>
+                          <w:color w:val="FFC000"/>
+                          <w:sz w:val="16"/>
+                          <w:szCs w:val="16"/>
+                        </w:rPr>
+                        <w:t>220.5Hz</w:t>
+                      </w:r>
+                    </w:p>
+                  </w:txbxContent>
+                </v:textbox>
+              </v:shape>
+            </w:pict>
+          </mc:Fallback>
+        </mc:AlternateContent>
+      </w:r>
+      <w:r>
+        <w:rPr>
+          <w:noProof/>
+        </w:rPr>
+        <mc:AlternateContent>
+          <mc:Choice Requires="wps">
+            <w:drawing>
+              <wp:anchor distT="0" distB="0" distL="114300" distR="114300" simplePos="0" relativeHeight="251678720" behindDoc="0" locked="0" layoutInCell="1" allowOverlap="1" wp14:anchorId="388A1EA0" wp14:editId="4F415F7D">
+                <wp:simplePos x="0" y="0"/>
+                <wp:positionH relativeFrom="column">
+                  <wp:posOffset>2265720</wp:posOffset>
+                </wp:positionH>
+                <wp:positionV relativeFrom="paragraph">
+                  <wp:posOffset>1959076</wp:posOffset>
+                </wp:positionV>
+                <wp:extent cx="325079" cy="85418"/>
+                <wp:effectExtent l="19050" t="57150" r="75565" b="67310"/>
+                <wp:wrapNone/>
+                <wp:docPr id="1208323468" name="Straight Arrow Connector 1208323468"/>
+                <wp:cNvGraphicFramePr/>
+                <a:graphic xmlns:a="http://schemas.openxmlformats.org/drawingml/2006/main">
+                  <a:graphicData uri="http://schemas.microsoft.com/office/word/2010/wordprocessingShape">
+                    <wps:wsp>
+                      <wps:cNvCnPr/>
+                      <wps:spPr>
+                        <a:xfrm flipH="1" flipV="1">
+                          <a:off x="0" y="0"/>
+                          <a:ext cx="325079" cy="85418"/>
+                        </a:xfrm>
+                        <a:prstGeom prst="straightConnector1">
+                          <a:avLst/>
+                        </a:prstGeom>
+                        <a:ln>
+                          <a:solidFill>
+                            <a:srgbClr val="FFC000"/>
+                          </a:solidFill>
+                          <a:headEnd type="triangle"/>
+                          <a:tailEnd type="triangle"/>
+                        </a:ln>
+                      </wps:spPr>
+                      <wps:style>
+                        <a:lnRef idx="1">
+                          <a:schemeClr val="accent1"/>
+                        </a:lnRef>
+                        <a:fillRef idx="0">
+                          <a:schemeClr val="accent1"/>
+                        </a:fillRef>
+                        <a:effectRef idx="0">
+                          <a:schemeClr val="accent1"/>
+                        </a:effectRef>
+                        <a:fontRef idx="minor">
+                          <a:schemeClr val="tx1"/>
+                        </a:fontRef>
+                      </wps:style>
+                      <wps:bodyPr/>
+                    </wps:wsp>
+                  </a:graphicData>
+                </a:graphic>
+                <wp14:sizeRelH relativeFrom="margin">
+                  <wp14:pctWidth>0</wp14:pctWidth>
+                </wp14:sizeRelH>
+                <wp14:sizeRelV relativeFrom="margin">
+                  <wp14:pctHeight>0</wp14:pctHeight>
+                </wp14:sizeRelV>
+              </wp:anchor>
+            </w:drawing>
+          </mc:Choice>
+          <mc:Fallback>
+            <w:pict>
+              <v:shape w14:anchorId="0A17C80B" id="Straight Arrow Connector 1208323468" o:spid="_x0000_s1026" type="#_x0000_t32" style="position:absolute;margin-left:178.4pt;margin-top:154.25pt;width:25.6pt;height:6.75pt;flip:x y;z-index:251678720;visibility:visible;mso-wrap-style:square;mso-width-percent:0;mso-height-percent:0;mso-wrap-distance-left:9pt;mso-wrap-distance-top:0;mso-wrap-distance-right:9pt;mso-wrap-distance-bottom:0;mso-position-horizontal:absolute;mso-position-horizontal-relative:text;mso-position-vertical:absolute;mso-position-vertical-relative:text;mso-width-percent:0;mso-height-percent:0;mso-width-relative:margin;mso-height-relative:margin" o:gfxdata="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" strokecolor="#ffc000">
+                <v:stroke startarrow="block" endarrow="block"/>
+              </v:shape>
+            </w:pict>
+          </mc:Fallback>
+        </mc:AlternateContent>
+      </w:r>
+      <w:r>
+        <w:rPr>
+          <w:noProof/>
+        </w:rPr>
+        <mc:AlternateContent>
+          <mc:Choice Requires="wps">
+            <w:drawing>
+              <wp:anchor distT="0" distB="0" distL="114300" distR="114300" simplePos="0" relativeHeight="251686912" behindDoc="0" locked="0" layoutInCell="1" allowOverlap="1" wp14:anchorId="72A55FD1" wp14:editId="5C6AEF94">
+                <wp:simplePos x="0" y="0"/>
+                <wp:positionH relativeFrom="column">
+                  <wp:posOffset>934065</wp:posOffset>
+                </wp:positionH>
+                <wp:positionV relativeFrom="paragraph">
+                  <wp:posOffset>1143000</wp:posOffset>
+                </wp:positionV>
+                <wp:extent cx="2299253" cy="124747"/>
+                <wp:effectExtent l="0" t="57150" r="25400" b="27940"/>
+                <wp:wrapNone/>
+                <wp:docPr id="1208323473" name="Straight Arrow Connector 1208323473"/>
+                <wp:cNvGraphicFramePr/>
+                <a:graphic xmlns:a="http://schemas.openxmlformats.org/drawingml/2006/main">
+                  <a:graphicData uri="http://schemas.microsoft.com/office/word/2010/wordprocessingShape">
+                    <wps:wsp>
+                      <wps:cNvCnPr/>
+                      <wps:spPr>
+                        <a:xfrm flipH="1" flipV="1">
+                          <a:off x="0" y="0"/>
+                          <a:ext cx="2299253" cy="124747"/>
+                        </a:xfrm>
+                        <a:prstGeom prst="straightConnector1">
+                          <a:avLst/>
+                        </a:prstGeom>
+                        <a:ln>
+                          <a:tailEnd type="triangle"/>
+                        </a:ln>
+                      </wps:spPr>
+                      <wps:style>
+                        <a:lnRef idx="1">
+                          <a:schemeClr val="accent3"/>
+                        </a:lnRef>
+                        <a:fillRef idx="0">
+                          <a:schemeClr val="accent3"/>
+                        </a:fillRef>
+                        <a:effectRef idx="0">
+                          <a:schemeClr val="accent3"/>
+                        </a:effectRef>
+                        <a:fontRef idx="minor">
+                          <a:schemeClr val="tx1"/>
+                        </a:fontRef>
+                      </wps:style>
+                      <wps:bodyPr/>
+                    </wps:wsp>
+                  </a:graphicData>
+                </a:graphic>
+                <wp14:sizeRelH relativeFrom="margin">
+                  <wp14:pctWidth>0</wp14:pctWidth>
+                </wp14:sizeRelH>
+                <wp14:sizeRelV relativeFrom="margin">
+                  <wp14:pctHeight>0</wp14:pctHeight>
+                </wp14:sizeRelV>
+              </wp:anchor>
+            </w:drawing>
+          </mc:Choice>
+          <mc:Fallback>
+            <w:pict>
+              <v:shape w14:anchorId="102A6C6F" id="Straight Arrow Connector 1208323473" o:spid="_x0000_s1026" type="#_x0000_t32" style="position:absolute;margin-left:73.55pt;margin-top:90pt;width:181.05pt;height:9.8pt;flip:x y;z-index:251686912;visibility:visible;mso-wrap-style:square;mso-width-percent:0;mso-height-percent:0;mso-wrap-distance-left:9pt;mso-wrap-distance-top:0;mso-wrap-distance-right:9pt;mso-wrap-distance-bottom:0;mso-position-horizontal:absolute;mso-position-horizontal-relative:text;mso-position-vertical:absolute;mso-position-vertical-relative:text;mso-width-percent:0;mso-height-percent:0;mso-width-relative:margin;mso-height-relative:margin" o:gfxdata="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" strokecolor="#94b64e [3046]">
+                <v:stroke endarrow="block"/>
+              </v:shape>
+            </w:pict>
+          </mc:Fallback>
+        </mc:AlternateContent>
+      </w:r>
+      <w:r>
+        <w:rPr>
+          <w:noProof/>
+        </w:rPr>
+        <mc:AlternateContent>
+          <mc:Choice Requires="wps">
+            <w:drawing>
+              <wp:anchor distT="0" distB="0" distL="114300" distR="114300" simplePos="0" relativeHeight="251687936" behindDoc="0" locked="0" layoutInCell="1" allowOverlap="1" wp14:anchorId="0619555E" wp14:editId="615BE6A9">
+                <wp:simplePos x="0" y="0"/>
+                <wp:positionH relativeFrom="column">
+                  <wp:posOffset>3233934</wp:posOffset>
+                </wp:positionH>
+                <wp:positionV relativeFrom="paragraph">
+                  <wp:posOffset>1146184</wp:posOffset>
+                </wp:positionV>
+                <wp:extent cx="1365337" cy="240865"/>
+                <wp:effectExtent l="0" t="0" r="25400" b="26035"/>
+                <wp:wrapNone/>
+                <wp:docPr id="1208323474" name="Text Box 1208323474"/>
+                <wp:cNvGraphicFramePr/>
+                <a:graphic xmlns:a="http://schemas.openxmlformats.org/drawingml/2006/main">
+                  <a:graphicData uri="http://schemas.microsoft.com/office/word/2010/wordprocessingShape">
+                    <wps:wsp>
+                      <wps:cNvSpPr txBox="1"/>
+                      <wps:spPr>
+                        <a:xfrm>
+                          <a:off x="0" y="0"/>
+                          <a:ext cx="1365337" cy="240865"/>
+                        </a:xfrm>
+                        <a:prstGeom prst="rect">
+                          <a:avLst/>
+                        </a:prstGeom>
+                        <a:ln/>
+                      </wps:spPr>
+                      <wps:style>
+                        <a:lnRef idx="2">
+                          <a:schemeClr val="accent3"/>
+                        </a:lnRef>
+                        <a:fillRef idx="1">
+                          <a:schemeClr val="lt1"/>
+                        </a:fillRef>
+                        <a:effectRef idx="0">
+                          <a:schemeClr val="accent3"/>
+                        </a:effectRef>
+                        <a:fontRef idx="minor">
+                          <a:schemeClr val="dk1"/>
+                        </a:fontRef>
+                      </wps:style>
+                      <wps:txbx>
+                        <w:txbxContent>
+                          <w:p>
+                            <w:pPr>
+                              <w:jc w:val="center"/>
+                              <w:rPr>
+                                <w:sz w:val="18"/>
+                                <w:szCs w:val="18"/>
+                              </w:rPr>
+                            </w:pPr>
+                            <w:r>
+                              <w:rPr>
+                                <w:sz w:val="18"/>
+                                <w:szCs w:val="18"/>
+                              </w:rPr>
+                              <w:t>Fundamental at 220.5Hz</w:t>
+                            </w:r>
+                          </w:p>
+                          <w:p>
+                            <w:pPr>
+                              <w:rPr>
+                                <w:sz w:val="18"/>
+                                <w:szCs w:val="18"/>
+                              </w:rPr>
+                            </w:pPr>
+                          </w:p>
+                        </w:txbxContent>
+                      </wps:txbx>
+                      <wps:bodyPr rot="0" spcFirstLastPara="0" vertOverflow="overflow" horzOverflow="overflow" vert="horz" wrap="square" lIns="91440" tIns="45720" rIns="91440" bIns="45720" numCol="1" spcCol="0" rtlCol="0" fromWordArt="0" anchor="t" anchorCtr="0" forceAA="0" compatLnSpc="1">
+                        <a:prstTxWarp prst="textNoShape">
+                          <a:avLst/>
+                        </a:prstTxWarp>
+                        <a:noAutofit/>
+                      </wps:bodyPr>
+                    </wps:wsp>
+                  </a:graphicData>
+                </a:graphic>
+                <wp14:sizeRelH relativeFrom="margin">
+                  <wp14:pctWidth>0</wp14:pctWidth>
+                </wp14:sizeRelH>
+                <wp14:sizeRelV relativeFrom="margin">
+                  <wp14:pctHeight>0</wp14:pctHeight>
+                </wp14:sizeRelV>
+              </wp:anchor>
+            </w:drawing>
+          </mc:Choice>
+          <mc:Fallback>
+            <w:pict>
+              <v:shape w14:anchorId="0619555E" id="Text Box 1208323474" o:spid="_x0000_s1029" type="#_x0000_t202" style="position:absolute;margin-left:254.65pt;margin-top:90.25pt;width:107.5pt;height:18.95pt;z-index:251687936;visibility:visible;mso-wrap-style:square;mso-width-percent:0;mso-height-percent:0;mso-wrap-distance-left:9pt;mso-wrap-distance-top:0;mso-wrap-distance-right:9pt;mso-wrap-distance-bottom:0;mso-position-horizontal:absolute;mso-position-horizontal-relative:text;mso-position-vertical:absolute;mso-position-vertical-relative:text;mso-width-percent:0;mso-height-percent:0;mso-width-relative:margin;mso-height-relative:margin;v-text-anchor:top" o:gfxdata="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" fillcolor="white [3201]" strokecolor="#9bbb59 [3206]" strokeweight="2pt">
+                <v:textbox>
+                  <w:txbxContent>
+                    <w:p>
+                      <w:pPr>
+                        <w:jc w:val="center"/>
+                        <w:rPr>
+                          <w:sz w:val="18"/>
+                          <w:szCs w:val="18"/>
+                        </w:rPr>
+                      </w:pPr>
+                      <w:r>
+                        <w:rPr>
+                          <w:sz w:val="18"/>
+                          <w:szCs w:val="18"/>
+                        </w:rPr>
+                        <w:t>Fundamental at 220.5Hz</w:t>
+                      </w:r>
+                    </w:p>
+                    <w:p>
+                      <w:pPr>
+                        <w:rPr>
+                          <w:sz w:val="18"/>
+                          <w:szCs w:val="18"/>
+                        </w:rPr>
+                      </w:pPr>
+                    </w:p>
+                  </w:txbxContent>
+                </v:textbox>
+              </v:shape>
+            </w:pict>
+          </mc:Fallback>
+        </mc:AlternateContent>
+      </w:r>
       <w:r>
         <w:rPr>
           <w:noProof/>
         </w:rPr>
         <w:drawing>
-          <wp:inline distT="0" distB="0" distL="0" distR="0" wp14:anchorId="1E36ABCC" wp14:editId="244A5CEE">
-            <wp:extent cx="2122327" cy="7105650"/>
+          <wp:inline distT="0" distB="0" distL="0" distR="0" wp14:anchorId="75B951BF" wp14:editId="3BC44B0E">
+            <wp:extent cx="4768645" cy="3448365"/>
             <wp:effectExtent l="0" t="0" r="0" b="0"/>
-            <wp:docPr id="1608933922" name="Picture 1"/>
+            <wp:docPr id="1208323482" name="Picture 1208323482"/>
             <wp:cNvGraphicFramePr>
               <a:graphicFrameLocks xmlns:a="http://schemas.openxmlformats.org/drawingml/2006/main" noChangeAspect="1"/>
             </wp:cNvGraphicFramePr>
@@ -7923,11 +9372,11 @@
               <a:graphicData uri="http://schemas.openxmlformats.org/drawingml/2006/picture">
                 <pic:pic xmlns:pic="http://schemas.openxmlformats.org/drawingml/2006/picture">
                   <pic:nvPicPr>
-                    <pic:cNvPr id="1608933922" name=""/>
+                    <pic:cNvPr id="1" name=""/>
                     <pic:cNvPicPr/>
                   </pic:nvPicPr>
                   <pic:blipFill>
-                    <a:blip r:embed="rId57"/>
+                    <a:blip r:embed="rId64"/>
                     <a:stretch>
                       <a:fillRect/>
                     </a:stretch>
@@ -7935,7 +9384,7 @@
                   <pic:spPr>
                     <a:xfrm>
                       <a:off x="0" y="0"/>
-                      <a:ext cx="2136570" cy="7153336"/>
+                      <a:ext cx="4789353" cy="3463339"/>
                     </a:xfrm>
                     <a:prstGeom prst="rect">
                       <a:avLst/>
@@ -7950,13 +9399,1245 @@
     </w:p>
     <w:p>
       <w:r>
-        <w:t>The graph will expand to take up the whole of the original window so this can be useful for use with smaller displays. Clicking the “x” at the top right of this control window will make it disappear, it can be recovered by using the main menu, Panel,</w:t>
-      </w:r>
-      <w:r>
-        <w:t xml:space="preserve"> </w:t>
-      </w:r>
-      <w:r>
-        <w:t>visible.</w:t>
+        <w:rPr>
+          <w:noProof/>
+        </w:rPr>
+        <mc:AlternateContent>
+          <mc:Choice Requires="wps">
+            <w:drawing>
+              <wp:anchor distT="0" distB="0" distL="114300" distR="114300" simplePos="0" relativeHeight="251670528" behindDoc="0" locked="0" layoutInCell="1" allowOverlap="1" wp14:anchorId="1F773E5D" wp14:editId="7470F41E">
+                <wp:simplePos x="0" y="0"/>
+                <wp:positionH relativeFrom="column">
+                  <wp:posOffset>1002604</wp:posOffset>
+                </wp:positionH>
+                <wp:positionV relativeFrom="paragraph">
+                  <wp:posOffset>179748</wp:posOffset>
+                </wp:positionV>
+                <wp:extent cx="725988" cy="638610"/>
+                <wp:effectExtent l="38100" t="0" r="17145" b="47625"/>
+                <wp:wrapNone/>
+                <wp:docPr id="1208323463" name="Straight Arrow Connector 1208323463"/>
+                <wp:cNvGraphicFramePr/>
+                <a:graphic xmlns:a="http://schemas.openxmlformats.org/drawingml/2006/main">
+                  <a:graphicData uri="http://schemas.microsoft.com/office/word/2010/wordprocessingShape">
+                    <wps:wsp>
+                      <wps:cNvCnPr/>
+                      <wps:spPr>
+                        <a:xfrm flipH="1">
+                          <a:off x="0" y="0"/>
+                          <a:ext cx="725988" cy="638610"/>
+                        </a:xfrm>
+                        <a:prstGeom prst="straightConnector1">
+                          <a:avLst/>
+                        </a:prstGeom>
+                        <a:ln>
+                          <a:tailEnd type="triangle"/>
+                        </a:ln>
+                      </wps:spPr>
+                      <wps:style>
+                        <a:lnRef idx="1">
+                          <a:schemeClr val="accent3"/>
+                        </a:lnRef>
+                        <a:fillRef idx="0">
+                          <a:schemeClr val="accent3"/>
+                        </a:fillRef>
+                        <a:effectRef idx="0">
+                          <a:schemeClr val="accent3"/>
+                        </a:effectRef>
+                        <a:fontRef idx="minor">
+                          <a:schemeClr val="tx1"/>
+                        </a:fontRef>
+                      </wps:style>
+                      <wps:bodyPr/>
+                    </wps:wsp>
+                  </a:graphicData>
+                </a:graphic>
+                <wp14:sizeRelH relativeFrom="margin">
+                  <wp14:pctWidth>0</wp14:pctWidth>
+                </wp14:sizeRelH>
+                <wp14:sizeRelV relativeFrom="margin">
+                  <wp14:pctHeight>0</wp14:pctHeight>
+                </wp14:sizeRelV>
+              </wp:anchor>
+            </w:drawing>
+          </mc:Choice>
+          <mc:Fallback>
+            <w:pict>
+              <v:shape w14:anchorId="04DEE555" id="Straight Arrow Connector 1208323463" o:spid="_x0000_s1026" type="#_x0000_t32" style="position:absolute;margin-left:78.95pt;margin-top:14.15pt;width:57.15pt;height:50.3pt;flip:x;z-index:251670528;visibility:visible;mso-wrap-style:square;mso-width-percent:0;mso-height-percent:0;mso-wrap-distance-left:9pt;mso-wrap-distance-top:0;mso-wrap-distance-right:9pt;mso-wrap-distance-bottom:0;mso-position-horizontal:absolute;mso-position-horizontal-relative:text;mso-position-vertical:absolute;mso-position-vertical-relative:text;mso-width-percent:0;mso-height-percent:0;mso-width-relative:margin;mso-height-relative:margin" o:gfxdata="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" strokecolor="#94b64e [3046]">
+                <v:stroke endarrow="block"/>
+              </v:shape>
+            </w:pict>
+          </mc:Fallback>
+        </mc:AlternateContent>
+      </w:r>
+      <w:r>
+        <w:t xml:space="preserve">The </w:t>
+      </w:r>
+      <w:r>
+        <w:t>cepstrum</w:t>
+      </w:r>
+      <w:r>
+        <w:t xml:space="preserve"> shows a larger spike at a Quefrency of 1/220.5 (0.0045) to reflect this harmonic spacing:</w:t>
+      </w:r>
+    </w:p>
+    <w:p>
+      <w:r>
+        <w:rPr>
+          <w:noProof/>
+        </w:rPr>
+        <w:drawing>
+          <wp:inline distT="0" distB="0" distL="0" distR="0" wp14:anchorId="5E6CD45E" wp14:editId="17B83F53">
+            <wp:extent cx="3337026" cy="3305192"/>
+            <wp:effectExtent l="0" t="0" r="0" b="0"/>
+            <wp:docPr id="1208323457" name="Picture 1208323457"/>
+            <wp:cNvGraphicFramePr>
+              <a:graphicFrameLocks xmlns:a="http://schemas.openxmlformats.org/drawingml/2006/main" noChangeAspect="1"/>
+            </wp:cNvGraphicFramePr>
+            <a:graphic xmlns:a="http://schemas.openxmlformats.org/drawingml/2006/main">
+              <a:graphicData uri="http://schemas.openxmlformats.org/drawingml/2006/picture">
+                <pic:pic xmlns:pic="http://schemas.openxmlformats.org/drawingml/2006/picture">
+                  <pic:nvPicPr>
+                    <pic:cNvPr id="0" name="Picture 9"/>
+                    <pic:cNvPicPr>
+                      <a:picLocks noChangeAspect="1" noChangeArrowheads="1"/>
+                    </pic:cNvPicPr>
+                  </pic:nvPicPr>
+                  <pic:blipFill>
+                    <a:blip r:embed="rId65" cstate="print">
+                      <a:extLst>
+                        <a:ext uri="{28A0092B-C50C-407E-A947-70E740481C1C}">
+                          <a14:useLocalDpi xmlns:a14="http://schemas.microsoft.com/office/drawing/2010/main" val="0"/>
+                        </a:ext>
+                      </a:extLst>
+                    </a:blip>
+                    <a:srcRect/>
+                    <a:stretch>
+                      <a:fillRect/>
+                    </a:stretch>
+                  </pic:blipFill>
+                  <pic:spPr bwMode="auto">
+                    <a:xfrm>
+                      <a:off x="0" y="0"/>
+                      <a:ext cx="3368691" cy="3336555"/>
+                    </a:xfrm>
+                    <a:prstGeom prst="rect">
+                      <a:avLst/>
+                    </a:prstGeom>
+                    <a:noFill/>
+                    <a:ln>
+                      <a:noFill/>
+                    </a:ln>
+                  </pic:spPr>
+                </pic:pic>
+              </a:graphicData>
+            </a:graphic>
+          </wp:inline>
+        </w:drawing>
+      </w:r>
+    </w:p>
+    <w:p>
+      <w:r>
+        <w:br w:type="page"/>
+      </w:r>
+    </w:p>
+    <w:p>
+      <w:r>
+        <w:lastRenderedPageBreak/>
+        <w:t>A</w:t>
+      </w:r>
+      <w:r>
+        <w:t xml:space="preserve"> square wave only has even harmonics (</w:t>
+      </w:r>
+      <w:r>
+        <w:t>which therefore have a spacing of 441Hz, even though the fundamental frequency is still 220.5Hz):</w:t>
+      </w:r>
+    </w:p>
+    <w:p>
+      <w:r>
+        <w:rPr>
+          <w:noProof/>
+        </w:rPr>
+        <mc:AlternateContent>
+          <mc:Choice Requires="wps">
+            <w:drawing>
+              <wp:anchor distT="0" distB="0" distL="114300" distR="114300" simplePos="0" relativeHeight="251676672" behindDoc="0" locked="0" layoutInCell="1" allowOverlap="1" wp14:anchorId="6DC424D4" wp14:editId="00E95464">
+                <wp:simplePos x="0" y="0"/>
+                <wp:positionH relativeFrom="column">
+                  <wp:posOffset>2513822</wp:posOffset>
+                </wp:positionH>
+                <wp:positionV relativeFrom="paragraph">
+                  <wp:posOffset>1303881</wp:posOffset>
+                </wp:positionV>
+                <wp:extent cx="914400" cy="235401"/>
+                <wp:effectExtent l="0" t="0" r="8255" b="0"/>
+                <wp:wrapNone/>
+                <wp:docPr id="1208323467" name="Text Box 1208323467"/>
+                <wp:cNvGraphicFramePr/>
+                <a:graphic xmlns:a="http://schemas.openxmlformats.org/drawingml/2006/main">
+                  <a:graphicData uri="http://schemas.microsoft.com/office/word/2010/wordprocessingShape">
+                    <wps:wsp>
+                      <wps:cNvSpPr txBox="1"/>
+                      <wps:spPr>
+                        <a:xfrm>
+                          <a:off x="0" y="0"/>
+                          <a:ext cx="914400" cy="235401"/>
+                        </a:xfrm>
+                        <a:prstGeom prst="rect">
+                          <a:avLst/>
+                        </a:prstGeom>
+                        <a:solidFill>
+                          <a:schemeClr val="lt1"/>
+                        </a:solidFill>
+                        <a:ln w="6350">
+                          <a:noFill/>
+                        </a:ln>
+                      </wps:spPr>
+                      <wps:txbx>
+                        <w:txbxContent>
+                          <w:p>
+                            <w:pPr>
+                              <w:rPr>
+                                <w:color w:val="FFC000"/>
+                              </w:rPr>
+                            </w:pPr>
+                            <w:r>
+                              <w:rPr>
+                                <w:color w:val="FFC000"/>
+                              </w:rPr>
+                              <w:t>441Hz</w:t>
+                            </w:r>
+                          </w:p>
+                        </w:txbxContent>
+                      </wps:txbx>
+                      <wps:bodyPr rot="0" spcFirstLastPara="0" vertOverflow="overflow" horzOverflow="overflow" vert="horz" wrap="none" lIns="91440" tIns="45720" rIns="91440" bIns="45720" numCol="1" spcCol="0" rtlCol="0" fromWordArt="0" anchor="t" anchorCtr="0" forceAA="0" compatLnSpc="1">
+                        <a:prstTxWarp prst="textNoShape">
+                          <a:avLst/>
+                        </a:prstTxWarp>
+                        <a:noAutofit/>
+                      </wps:bodyPr>
+                    </wps:wsp>
+                  </a:graphicData>
+                </a:graphic>
+                <wp14:sizeRelV relativeFrom="margin">
+                  <wp14:pctHeight>0</wp14:pctHeight>
+                </wp14:sizeRelV>
+              </wp:anchor>
+            </w:drawing>
+          </mc:Choice>
+          <mc:Fallback>
+            <w:pict>
+              <v:shape w14:anchorId="6DC424D4" id="Text Box 1208323467" o:spid="_x0000_s1030" type="#_x0000_t202" style="position:absolute;margin-left:197.95pt;margin-top:102.65pt;width:1in;height:18.55pt;z-index:251676672;visibility:visible;mso-wrap-style:none;mso-height-percent:0;mso-wrap-distance-left:9pt;mso-wrap-distance-top:0;mso-wrap-distance-right:9pt;mso-wrap-distance-bottom:0;mso-position-horizontal:absolute;mso-position-horizontal-relative:text;mso-position-vertical:absolute;mso-position-vertical-relative:text;mso-height-percent:0;mso-height-relative:margin;v-text-anchor:top" o:gfxdata="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" fillcolor="white [3201]" stroked="f" strokeweight=".5pt">
+                <v:textbox>
+                  <w:txbxContent>
+                    <w:p>
+                      <w:pPr>
+                        <w:rPr>
+                          <w:color w:val="FFC000"/>
+                        </w:rPr>
+                      </w:pPr>
+                      <w:r>
+                        <w:rPr>
+                          <w:color w:val="FFC000"/>
+                        </w:rPr>
+                        <w:t>441Hz</w:t>
+                      </w:r>
+                    </w:p>
+                  </w:txbxContent>
+                </v:textbox>
+              </v:shape>
+            </w:pict>
+          </mc:Fallback>
+        </mc:AlternateContent>
+      </w:r>
+      <w:r>
+        <w:rPr>
+          <w:noProof/>
+        </w:rPr>
+        <mc:AlternateContent>
+          <mc:Choice Requires="wps">
+            <w:drawing>
+              <wp:anchor distT="0" distB="0" distL="114300" distR="114300" simplePos="0" relativeHeight="251675648" behindDoc="0" locked="0" layoutInCell="1" allowOverlap="1" wp14:anchorId="7A7C0958" wp14:editId="297B6137">
+                <wp:simplePos x="0" y="0"/>
+                <wp:positionH relativeFrom="column">
+                  <wp:posOffset>2497394</wp:posOffset>
+                </wp:positionH>
+                <wp:positionV relativeFrom="paragraph">
+                  <wp:posOffset>1573365</wp:posOffset>
+                </wp:positionV>
+                <wp:extent cx="560438" cy="80502"/>
+                <wp:effectExtent l="0" t="57150" r="68580" b="91440"/>
+                <wp:wrapNone/>
+                <wp:docPr id="1208323466" name="Straight Arrow Connector 1208323466"/>
+                <wp:cNvGraphicFramePr/>
+                <a:graphic xmlns:a="http://schemas.openxmlformats.org/drawingml/2006/main">
+                  <a:graphicData uri="http://schemas.microsoft.com/office/word/2010/wordprocessingShape">
+                    <wps:wsp>
+                      <wps:cNvCnPr/>
+                      <wps:spPr>
+                        <a:xfrm flipH="1" flipV="1">
+                          <a:off x="0" y="0"/>
+                          <a:ext cx="560438" cy="80502"/>
+                        </a:xfrm>
+                        <a:prstGeom prst="straightConnector1">
+                          <a:avLst/>
+                        </a:prstGeom>
+                        <a:ln>
+                          <a:solidFill>
+                            <a:srgbClr val="FFC000"/>
+                          </a:solidFill>
+                          <a:headEnd type="triangle"/>
+                          <a:tailEnd type="triangle"/>
+                        </a:ln>
+                      </wps:spPr>
+                      <wps:style>
+                        <a:lnRef idx="1">
+                          <a:schemeClr val="accent1"/>
+                        </a:lnRef>
+                        <a:fillRef idx="0">
+                          <a:schemeClr val="accent1"/>
+                        </a:fillRef>
+                        <a:effectRef idx="0">
+                          <a:schemeClr val="accent1"/>
+                        </a:effectRef>
+                        <a:fontRef idx="minor">
+                          <a:schemeClr val="tx1"/>
+                        </a:fontRef>
+                      </wps:style>
+                      <wps:bodyPr/>
+                    </wps:wsp>
+                  </a:graphicData>
+                </a:graphic>
+                <wp14:sizeRelH relativeFrom="margin">
+                  <wp14:pctWidth>0</wp14:pctWidth>
+                </wp14:sizeRelH>
+                <wp14:sizeRelV relativeFrom="margin">
+                  <wp14:pctHeight>0</wp14:pctHeight>
+                </wp14:sizeRelV>
+              </wp:anchor>
+            </w:drawing>
+          </mc:Choice>
+          <mc:Fallback>
+            <w:pict>
+              <v:shape w14:anchorId="2939A52B" id="Straight Arrow Connector 1208323466" o:spid="_x0000_s1026" type="#_x0000_t32" style="position:absolute;margin-left:196.65pt;margin-top:123.9pt;width:44.15pt;height:6.35pt;flip:x y;z-index:251675648;visibility:visible;mso-wrap-style:square;mso-width-percent:0;mso-height-percent:0;mso-wrap-distance-left:9pt;mso-wrap-distance-top:0;mso-wrap-distance-right:9pt;mso-wrap-distance-bottom:0;mso-position-horizontal:absolute;mso-position-horizontal-relative:text;mso-position-vertical:absolute;mso-position-vertical-relative:text;mso-width-percent:0;mso-height-percent:0;mso-width-relative:margin;mso-height-relative:margin" o:gfxdata="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" strokecolor="#ffc000">
+                <v:stroke startarrow="block" endarrow="block"/>
+              </v:shape>
+            </w:pict>
+          </mc:Fallback>
+        </mc:AlternateContent>
+      </w:r>
+      <w:r>
+        <w:rPr>
+          <w:noProof/>
+        </w:rPr>
+        <mc:AlternateContent>
+          <mc:Choice Requires="wps">
+            <w:drawing>
+              <wp:anchor distT="0" distB="0" distL="114300" distR="114300" simplePos="0" relativeHeight="251689984" behindDoc="0" locked="0" layoutInCell="1" allowOverlap="1" wp14:anchorId="5AB13C25" wp14:editId="56661BAE">
+                <wp:simplePos x="0" y="0"/>
+                <wp:positionH relativeFrom="column">
+                  <wp:posOffset>790268</wp:posOffset>
+                </wp:positionH>
+                <wp:positionV relativeFrom="paragraph">
+                  <wp:posOffset>767121</wp:posOffset>
+                </wp:positionV>
+                <wp:extent cx="2488790" cy="331224"/>
+                <wp:effectExtent l="38100" t="57150" r="26035" b="31115"/>
+                <wp:wrapNone/>
+                <wp:docPr id="1208323475" name="Straight Arrow Connector 1208323475"/>
+                <wp:cNvGraphicFramePr/>
+                <a:graphic xmlns:a="http://schemas.openxmlformats.org/drawingml/2006/main">
+                  <a:graphicData uri="http://schemas.microsoft.com/office/word/2010/wordprocessingShape">
+                    <wps:wsp>
+                      <wps:cNvCnPr/>
+                      <wps:spPr>
+                        <a:xfrm flipH="1" flipV="1">
+                          <a:off x="0" y="0"/>
+                          <a:ext cx="2488790" cy="331224"/>
+                        </a:xfrm>
+                        <a:prstGeom prst="straightConnector1">
+                          <a:avLst/>
+                        </a:prstGeom>
+                        <a:ln>
+                          <a:tailEnd type="triangle"/>
+                        </a:ln>
+                      </wps:spPr>
+                      <wps:style>
+                        <a:lnRef idx="1">
+                          <a:schemeClr val="accent3"/>
+                        </a:lnRef>
+                        <a:fillRef idx="0">
+                          <a:schemeClr val="accent3"/>
+                        </a:fillRef>
+                        <a:effectRef idx="0">
+                          <a:schemeClr val="accent3"/>
+                        </a:effectRef>
+                        <a:fontRef idx="minor">
+                          <a:schemeClr val="tx1"/>
+                        </a:fontRef>
+                      </wps:style>
+                      <wps:bodyPr/>
+                    </wps:wsp>
+                  </a:graphicData>
+                </a:graphic>
+                <wp14:sizeRelH relativeFrom="margin">
+                  <wp14:pctWidth>0</wp14:pctWidth>
+                </wp14:sizeRelH>
+                <wp14:sizeRelV relativeFrom="margin">
+                  <wp14:pctHeight>0</wp14:pctHeight>
+                </wp14:sizeRelV>
+              </wp:anchor>
+            </w:drawing>
+          </mc:Choice>
+          <mc:Fallback>
+            <w:pict>
+              <v:shape w14:anchorId="3E42D019" id="Straight Arrow Connector 1208323475" o:spid="_x0000_s1026" type="#_x0000_t32" style="position:absolute;margin-left:62.25pt;margin-top:60.4pt;width:195.95pt;height:26.1pt;flip:x y;z-index:251689984;visibility:visible;mso-wrap-style:square;mso-width-percent:0;mso-height-percent:0;mso-wrap-distance-left:9pt;mso-wrap-distance-top:0;mso-wrap-distance-right:9pt;mso-wrap-distance-bottom:0;mso-position-horizontal:absolute;mso-position-horizontal-relative:text;mso-position-vertical:absolute;mso-position-vertical-relative:text;mso-width-percent:0;mso-height-percent:0;mso-width-relative:margin;mso-height-relative:margin" o:gfxdata="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" strokecolor="#94b64e [3046]">
+                <v:stroke endarrow="block"/>
+              </v:shape>
+            </w:pict>
+          </mc:Fallback>
+        </mc:AlternateContent>
+      </w:r>
+      <w:r>
+        <w:rPr>
+          <w:noProof/>
+        </w:rPr>
+        <mc:AlternateContent>
+          <mc:Choice Requires="wps">
+            <w:drawing>
+              <wp:anchor distT="0" distB="0" distL="114300" distR="114300" simplePos="0" relativeHeight="251691008" behindDoc="0" locked="0" layoutInCell="1" allowOverlap="1" wp14:anchorId="7E6F065E" wp14:editId="7140928E">
+                <wp:simplePos x="0" y="0"/>
+                <wp:positionH relativeFrom="column">
+                  <wp:posOffset>3279862</wp:posOffset>
+                </wp:positionH>
+                <wp:positionV relativeFrom="paragraph">
+                  <wp:posOffset>974995</wp:posOffset>
+                </wp:positionV>
+                <wp:extent cx="1365337" cy="240865"/>
+                <wp:effectExtent l="0" t="0" r="25400" b="26035"/>
+                <wp:wrapNone/>
+                <wp:docPr id="1208323476" name="Text Box 1208323476"/>
+                <wp:cNvGraphicFramePr/>
+                <a:graphic xmlns:a="http://schemas.openxmlformats.org/drawingml/2006/main">
+                  <a:graphicData uri="http://schemas.microsoft.com/office/word/2010/wordprocessingShape">
+                    <wps:wsp>
+                      <wps:cNvSpPr txBox="1"/>
+                      <wps:spPr>
+                        <a:xfrm>
+                          <a:off x="0" y="0"/>
+                          <a:ext cx="1365337" cy="240865"/>
+                        </a:xfrm>
+                        <a:prstGeom prst="rect">
+                          <a:avLst/>
+                        </a:prstGeom>
+                        <a:ln/>
+                      </wps:spPr>
+                      <wps:style>
+                        <a:lnRef idx="2">
+                          <a:schemeClr val="accent3"/>
+                        </a:lnRef>
+                        <a:fillRef idx="1">
+                          <a:schemeClr val="lt1"/>
+                        </a:fillRef>
+                        <a:effectRef idx="0">
+                          <a:schemeClr val="accent3"/>
+                        </a:effectRef>
+                        <a:fontRef idx="minor">
+                          <a:schemeClr val="dk1"/>
+                        </a:fontRef>
+                      </wps:style>
+                      <wps:txbx>
+                        <w:txbxContent>
+                          <w:p>
+                            <w:pPr>
+                              <w:jc w:val="center"/>
+                              <w:rPr>
+                                <w:sz w:val="18"/>
+                                <w:szCs w:val="18"/>
+                              </w:rPr>
+                            </w:pPr>
+                            <w:r>
+                              <w:rPr>
+                                <w:sz w:val="18"/>
+                                <w:szCs w:val="18"/>
+                              </w:rPr>
+                              <w:t>Fundamental at 220.5Hz</w:t>
+                            </w:r>
+                          </w:p>
+                          <w:p>
+                            <w:pPr>
+                              <w:rPr>
+                                <w:sz w:val="18"/>
+                                <w:szCs w:val="18"/>
+                              </w:rPr>
+                            </w:pPr>
+                          </w:p>
+                        </w:txbxContent>
+                      </wps:txbx>
+                      <wps:bodyPr rot="0" spcFirstLastPara="0" vertOverflow="overflow" horzOverflow="overflow" vert="horz" wrap="square" lIns="91440" tIns="45720" rIns="91440" bIns="45720" numCol="1" spcCol="0" rtlCol="0" fromWordArt="0" anchor="t" anchorCtr="0" forceAA="0" compatLnSpc="1">
+                        <a:prstTxWarp prst="textNoShape">
+                          <a:avLst/>
+                        </a:prstTxWarp>
+                        <a:noAutofit/>
+                      </wps:bodyPr>
+                    </wps:wsp>
+                  </a:graphicData>
+                </a:graphic>
+                <wp14:sizeRelH relativeFrom="margin">
+                  <wp14:pctWidth>0</wp14:pctWidth>
+                </wp14:sizeRelH>
+                <wp14:sizeRelV relativeFrom="margin">
+                  <wp14:pctHeight>0</wp14:pctHeight>
+                </wp14:sizeRelV>
+              </wp:anchor>
+            </w:drawing>
+          </mc:Choice>
+          <mc:Fallback>
+            <w:pict>
+              <v:shape w14:anchorId="7E6F065E" id="Text Box 1208323476" o:spid="_x0000_s1031" type="#_x0000_t202" style="position:absolute;margin-left:258.25pt;margin-top:76.75pt;width:107.5pt;height:18.95pt;z-index:251691008;visibility:visible;mso-wrap-style:square;mso-width-percent:0;mso-height-percent:0;mso-wrap-distance-left:9pt;mso-wrap-distance-top:0;mso-wrap-distance-right:9pt;mso-wrap-distance-bottom:0;mso-position-horizontal:absolute;mso-position-horizontal-relative:text;mso-position-vertical:absolute;mso-position-vertical-relative:text;mso-width-percent:0;mso-height-percent:0;mso-width-relative:margin;mso-height-relative:margin;v-text-anchor:top" o:gfxdata="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" fillcolor="white [3201]" strokecolor="#9bbb59 [3206]" strokeweight="2pt">
+                <v:textbox>
+                  <w:txbxContent>
+                    <w:p>
+                      <w:pPr>
+                        <w:jc w:val="center"/>
+                        <w:rPr>
+                          <w:sz w:val="18"/>
+                          <w:szCs w:val="18"/>
+                        </w:rPr>
+                      </w:pPr>
+                      <w:r>
+                        <w:rPr>
+                          <w:sz w:val="18"/>
+                          <w:szCs w:val="18"/>
+                        </w:rPr>
+                        <w:t>Fundamental at 220.5Hz</w:t>
+                      </w:r>
+                    </w:p>
+                    <w:p>
+                      <w:pPr>
+                        <w:rPr>
+                          <w:sz w:val="18"/>
+                          <w:szCs w:val="18"/>
+                        </w:rPr>
+                      </w:pPr>
+                    </w:p>
+                  </w:txbxContent>
+                </v:textbox>
+              </v:shape>
+            </w:pict>
+          </mc:Fallback>
+        </mc:AlternateContent>
+      </w:r>
+      <w:r>
+        <w:rPr>
+          <w:noProof/>
+        </w:rPr>
+        <w:drawing>
+          <wp:inline distT="0" distB="0" distL="0" distR="0" wp14:anchorId="72A50FC6" wp14:editId="047DD940">
+            <wp:extent cx="4208206" cy="3043093"/>
+            <wp:effectExtent l="0" t="0" r="1905" b="5080"/>
+            <wp:docPr id="1208323483" name="Picture 1208323483"/>
+            <wp:cNvGraphicFramePr>
+              <a:graphicFrameLocks xmlns:a="http://schemas.openxmlformats.org/drawingml/2006/main" noChangeAspect="1"/>
+            </wp:cNvGraphicFramePr>
+            <a:graphic xmlns:a="http://schemas.openxmlformats.org/drawingml/2006/main">
+              <a:graphicData uri="http://schemas.openxmlformats.org/drawingml/2006/picture">
+                <pic:pic xmlns:pic="http://schemas.openxmlformats.org/drawingml/2006/picture">
+                  <pic:nvPicPr>
+                    <pic:cNvPr id="1" name=""/>
+                    <pic:cNvPicPr/>
+                  </pic:nvPicPr>
+                  <pic:blipFill>
+                    <a:blip r:embed="rId66"/>
+                    <a:stretch>
+                      <a:fillRect/>
+                    </a:stretch>
+                  </pic:blipFill>
+                  <pic:spPr>
+                    <a:xfrm>
+                      <a:off x="0" y="0"/>
+                      <a:ext cx="4224864" cy="3055139"/>
+                    </a:xfrm>
+                    <a:prstGeom prst="rect">
+                      <a:avLst/>
+                    </a:prstGeom>
+                  </pic:spPr>
+                </pic:pic>
+              </a:graphicData>
+            </a:graphic>
+          </wp:inline>
+        </w:drawing>
+      </w:r>
+    </w:p>
+    <w:p>
+      <w:r>
+        <w:rPr>
+          <w:noProof/>
+        </w:rPr>
+        <mc:AlternateContent>
+          <mc:Choice Requires="wps">
+            <w:drawing>
+              <wp:anchor distT="0" distB="0" distL="114300" distR="114300" simplePos="0" relativeHeight="251674624" behindDoc="0" locked="0" layoutInCell="1" allowOverlap="1" wp14:anchorId="4FB6434D" wp14:editId="09F5F95E">
+                <wp:simplePos x="0" y="0"/>
+                <wp:positionH relativeFrom="column">
+                  <wp:posOffset>561304</wp:posOffset>
+                </wp:positionH>
+                <wp:positionV relativeFrom="paragraph">
+                  <wp:posOffset>357174</wp:posOffset>
+                </wp:positionV>
+                <wp:extent cx="540985" cy="1657611"/>
+                <wp:effectExtent l="0" t="0" r="69215" b="57150"/>
+                <wp:wrapNone/>
+                <wp:docPr id="1208323465" name="Straight Arrow Connector 1208323465"/>
+                <wp:cNvGraphicFramePr/>
+                <a:graphic xmlns:a="http://schemas.openxmlformats.org/drawingml/2006/main">
+                  <a:graphicData uri="http://schemas.microsoft.com/office/word/2010/wordprocessingShape">
+                    <wps:wsp>
+                      <wps:cNvCnPr/>
+                      <wps:spPr>
+                        <a:xfrm>
+                          <a:off x="0" y="0"/>
+                          <a:ext cx="540985" cy="1657611"/>
+                        </a:xfrm>
+                        <a:prstGeom prst="straightConnector1">
+                          <a:avLst/>
+                        </a:prstGeom>
+                        <a:ln>
+                          <a:solidFill>
+                            <a:srgbClr val="FFC000"/>
+                          </a:solidFill>
+                          <a:tailEnd type="triangle"/>
+                        </a:ln>
+                      </wps:spPr>
+                      <wps:style>
+                        <a:lnRef idx="1">
+                          <a:schemeClr val="accent3"/>
+                        </a:lnRef>
+                        <a:fillRef idx="0">
+                          <a:schemeClr val="accent3"/>
+                        </a:fillRef>
+                        <a:effectRef idx="0">
+                          <a:schemeClr val="accent3"/>
+                        </a:effectRef>
+                        <a:fontRef idx="minor">
+                          <a:schemeClr val="tx1"/>
+                        </a:fontRef>
+                      </wps:style>
+                      <wps:bodyPr/>
+                    </wps:wsp>
+                  </a:graphicData>
+                </a:graphic>
+                <wp14:sizeRelH relativeFrom="margin">
+                  <wp14:pctWidth>0</wp14:pctWidth>
+                </wp14:sizeRelH>
+                <wp14:sizeRelV relativeFrom="margin">
+                  <wp14:pctHeight>0</wp14:pctHeight>
+                </wp14:sizeRelV>
+              </wp:anchor>
+            </w:drawing>
+          </mc:Choice>
+          <mc:Fallback>
+            <w:pict>
+              <v:shape w14:anchorId="6C223F5C" id="Straight Arrow Connector 1208323465" o:spid="_x0000_s1026" type="#_x0000_t32" style="position:absolute;margin-left:44.2pt;margin-top:28.1pt;width:42.6pt;height:130.5pt;z-index:251674624;visibility:visible;mso-wrap-style:square;mso-width-percent:0;mso-height-percent:0;mso-wrap-distance-left:9pt;mso-wrap-distance-top:0;mso-wrap-distance-right:9pt;mso-wrap-distance-bottom:0;mso-position-horizontal:absolute;mso-position-horizontal-relative:text;mso-position-vertical:absolute;mso-position-vertical-relative:text;mso-width-percent:0;mso-height-percent:0;mso-width-relative:margin;mso-height-relative:margin" o:gfxdata="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" strokecolor="#ffc000">
+                <v:stroke endarrow="block"/>
+              </v:shape>
+            </w:pict>
+          </mc:Fallback>
+        </mc:AlternateContent>
+      </w:r>
+      <w:r>
+        <w:rPr>
+          <w:noProof/>
+        </w:rPr>
+        <mc:AlternateContent>
+          <mc:Choice Requires="wps">
+            <w:drawing>
+              <wp:anchor distT="0" distB="0" distL="114300" distR="114300" simplePos="0" relativeHeight="251672576" behindDoc="0" locked="0" layoutInCell="1" allowOverlap="1" wp14:anchorId="6C0A29E0" wp14:editId="1DA633F3">
+                <wp:simplePos x="0" y="0"/>
+                <wp:positionH relativeFrom="column">
+                  <wp:posOffset>789139</wp:posOffset>
+                </wp:positionH>
+                <wp:positionV relativeFrom="paragraph">
+                  <wp:posOffset>156758</wp:posOffset>
+                </wp:positionV>
+                <wp:extent cx="1348157" cy="701458"/>
+                <wp:effectExtent l="38100" t="0" r="23495" b="60960"/>
+                <wp:wrapNone/>
+                <wp:docPr id="1208323464" name="Straight Arrow Connector 1208323464"/>
+                <wp:cNvGraphicFramePr/>
+                <a:graphic xmlns:a="http://schemas.openxmlformats.org/drawingml/2006/main">
+                  <a:graphicData uri="http://schemas.microsoft.com/office/word/2010/wordprocessingShape">
+                    <wps:wsp>
+                      <wps:cNvCnPr/>
+                      <wps:spPr>
+                        <a:xfrm flipH="1">
+                          <a:off x="0" y="0"/>
+                          <a:ext cx="1348157" cy="701458"/>
+                        </a:xfrm>
+                        <a:prstGeom prst="straightConnector1">
+                          <a:avLst/>
+                        </a:prstGeom>
+                        <a:ln>
+                          <a:tailEnd type="triangle"/>
+                        </a:ln>
+                      </wps:spPr>
+                      <wps:style>
+                        <a:lnRef idx="1">
+                          <a:schemeClr val="accent3"/>
+                        </a:lnRef>
+                        <a:fillRef idx="0">
+                          <a:schemeClr val="accent3"/>
+                        </a:fillRef>
+                        <a:effectRef idx="0">
+                          <a:schemeClr val="accent3"/>
+                        </a:effectRef>
+                        <a:fontRef idx="minor">
+                          <a:schemeClr val="tx1"/>
+                        </a:fontRef>
+                      </wps:style>
+                      <wps:bodyPr/>
+                    </wps:wsp>
+                  </a:graphicData>
+                </a:graphic>
+                <wp14:sizeRelH relativeFrom="margin">
+                  <wp14:pctWidth>0</wp14:pctWidth>
+                </wp14:sizeRelH>
+                <wp14:sizeRelV relativeFrom="margin">
+                  <wp14:pctHeight>0</wp14:pctHeight>
+                </wp14:sizeRelV>
+              </wp:anchor>
+            </w:drawing>
+          </mc:Choice>
+          <mc:Fallback>
+            <w:pict>
+              <v:shape w14:anchorId="4F08E6E0" id="Straight Arrow Connector 1208323464" o:spid="_x0000_s1026" type="#_x0000_t32" style="position:absolute;margin-left:62.15pt;margin-top:12.35pt;width:106.15pt;height:55.25pt;flip:x;z-index:251672576;visibility:visible;mso-wrap-style:square;mso-width-percent:0;mso-height-percent:0;mso-wrap-distance-left:9pt;mso-wrap-distance-top:0;mso-wrap-distance-right:9pt;mso-wrap-distance-bottom:0;mso-position-horizontal:absolute;mso-position-horizontal-relative:text;mso-position-vertical:absolute;mso-position-vertical-relative:text;mso-width-percent:0;mso-height-percent:0;mso-width-relative:margin;mso-height-relative:margin" o:gfxdata="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" strokecolor="#94b64e [3046]">
+                <v:stroke endarrow="block"/>
+              </v:shape>
+            </w:pict>
+          </mc:Fallback>
+        </mc:AlternateContent>
+      </w:r>
+      <w:r>
+        <w:t>Here the cepstrum shows its largest peak at 1/441 (0.0027) to reflect the harmonic spacing (with a smaller peak at 1/220.5 (0.0045) for the fundamental):</w:t>
+      </w:r>
+    </w:p>
+    <w:p>
+      <w:r>
+        <w:rPr>
+          <w:noProof/>
+        </w:rPr>
+        <w:drawing>
+          <wp:inline distT="0" distB="0" distL="0" distR="0" wp14:anchorId="3BB49884" wp14:editId="75D8C2DB">
+            <wp:extent cx="3726047" cy="3690502"/>
+            <wp:effectExtent l="0" t="0" r="8255" b="5715"/>
+            <wp:docPr id="1208323459" name="Picture 1208323459"/>
+            <wp:cNvGraphicFramePr>
+              <a:graphicFrameLocks xmlns:a="http://schemas.openxmlformats.org/drawingml/2006/main" noChangeAspect="1"/>
+            </wp:cNvGraphicFramePr>
+            <a:graphic xmlns:a="http://schemas.openxmlformats.org/drawingml/2006/main">
+              <a:graphicData uri="http://schemas.openxmlformats.org/drawingml/2006/picture">
+                <pic:pic xmlns:pic="http://schemas.openxmlformats.org/drawingml/2006/picture">
+                  <pic:nvPicPr>
+                    <pic:cNvPr id="0" name="Picture 11"/>
+                    <pic:cNvPicPr>
+                      <a:picLocks noChangeAspect="1" noChangeArrowheads="1"/>
+                    </pic:cNvPicPr>
+                  </pic:nvPicPr>
+                  <pic:blipFill>
+                    <a:blip r:embed="rId67" cstate="print">
+                      <a:extLst>
+                        <a:ext uri="{28A0092B-C50C-407E-A947-70E740481C1C}">
+                          <a14:useLocalDpi xmlns:a14="http://schemas.microsoft.com/office/drawing/2010/main" val="0"/>
+                        </a:ext>
+                      </a:extLst>
+                    </a:blip>
+                    <a:srcRect/>
+                    <a:stretch>
+                      <a:fillRect/>
+                    </a:stretch>
+                  </pic:blipFill>
+                  <pic:spPr bwMode="auto">
+                    <a:xfrm>
+                      <a:off x="0" y="0"/>
+                      <a:ext cx="3745890" cy="3710156"/>
+                    </a:xfrm>
+                    <a:prstGeom prst="rect">
+                      <a:avLst/>
+                    </a:prstGeom>
+                    <a:noFill/>
+                    <a:ln>
+                      <a:noFill/>
+                    </a:ln>
+                  </pic:spPr>
+                </pic:pic>
+              </a:graphicData>
+            </a:graphic>
+          </wp:inline>
+        </w:drawing>
+      </w:r>
+    </w:p>
+    <w:p>
+      <w:r>
+        <w:br w:type="page"/>
+      </w:r>
+    </w:p>
+    <w:p>
+      <w:r>
+        <w:lastRenderedPageBreak/>
+        <w:t xml:space="preserve">Waveforms with no harmonics (e.g. a pure sine wave or random noise”) give a small magnitude Cepstrum, e.g. a pure </w:t>
+      </w:r>
+      <w:r>
+        <w:t xml:space="preserve">220.5Hz </w:t>
+      </w:r>
+      <w:r>
+        <w:t>sine wave gives:</w:t>
+      </w:r>
+    </w:p>
+    <w:p>
+      <w:r>
+        <w:rPr>
+          <w:noProof/>
+        </w:rPr>
+        <w:drawing>
+          <wp:inline distT="0" distB="0" distL="0" distR="0" wp14:anchorId="0907DF79" wp14:editId="055DAD94">
+            <wp:extent cx="3675764" cy="3640698"/>
+            <wp:effectExtent l="0" t="0" r="1270" b="0"/>
+            <wp:docPr id="1208323460" name="Picture 1208323460"/>
+            <wp:cNvGraphicFramePr>
+              <a:graphicFrameLocks xmlns:a="http://schemas.openxmlformats.org/drawingml/2006/main" noChangeAspect="1"/>
+            </wp:cNvGraphicFramePr>
+            <a:graphic xmlns:a="http://schemas.openxmlformats.org/drawingml/2006/main">
+              <a:graphicData uri="http://schemas.openxmlformats.org/drawingml/2006/picture">
+                <pic:pic xmlns:pic="http://schemas.openxmlformats.org/drawingml/2006/picture">
+                  <pic:nvPicPr>
+                    <pic:cNvPr id="0" name="Picture 12"/>
+                    <pic:cNvPicPr>
+                      <a:picLocks noChangeAspect="1" noChangeArrowheads="1"/>
+                    </pic:cNvPicPr>
+                  </pic:nvPicPr>
+                  <pic:blipFill>
+                    <a:blip r:embed="rId68" cstate="print">
+                      <a:extLst>
+                        <a:ext uri="{28A0092B-C50C-407E-A947-70E740481C1C}">
+                          <a14:useLocalDpi xmlns:a14="http://schemas.microsoft.com/office/drawing/2010/main" val="0"/>
+                        </a:ext>
+                      </a:extLst>
+                    </a:blip>
+                    <a:srcRect/>
+                    <a:stretch>
+                      <a:fillRect/>
+                    </a:stretch>
+                  </pic:blipFill>
+                  <pic:spPr bwMode="auto">
+                    <a:xfrm>
+                      <a:off x="0" y="0"/>
+                      <a:ext cx="3695100" cy="3659850"/>
+                    </a:xfrm>
+                    <a:prstGeom prst="rect">
+                      <a:avLst/>
+                    </a:prstGeom>
+                    <a:noFill/>
+                    <a:ln>
+                      <a:noFill/>
+                    </a:ln>
+                  </pic:spPr>
+                </pic:pic>
+              </a:graphicData>
+            </a:graphic>
+          </wp:inline>
+        </w:drawing>
+      </w:r>
+    </w:p>
+    <w:p>
+      <w:r>
+        <w:t>While random noise (1V peak-peak) gives:</w:t>
+      </w:r>
+    </w:p>
+    <w:p>
+      <w:r>
+        <w:rPr>
+          <w:noProof/>
+        </w:rPr>
+        <w:drawing>
+          <wp:inline distT="0" distB="0" distL="0" distR="0" wp14:anchorId="617B6747" wp14:editId="769DA9C7">
+            <wp:extent cx="3539613" cy="3505845"/>
+            <wp:effectExtent l="0" t="0" r="3810" b="0"/>
+            <wp:docPr id="1208323461" name="Picture 1208323461"/>
+            <wp:cNvGraphicFramePr>
+              <a:graphicFrameLocks xmlns:a="http://schemas.openxmlformats.org/drawingml/2006/main" noChangeAspect="1"/>
+            </wp:cNvGraphicFramePr>
+            <a:graphic xmlns:a="http://schemas.openxmlformats.org/drawingml/2006/main">
+              <a:graphicData uri="http://schemas.openxmlformats.org/drawingml/2006/picture">
+                <pic:pic xmlns:pic="http://schemas.openxmlformats.org/drawingml/2006/picture">
+                  <pic:nvPicPr>
+                    <pic:cNvPr id="0" name="Picture 13"/>
+                    <pic:cNvPicPr>
+                      <a:picLocks noChangeAspect="1" noChangeArrowheads="1"/>
+                    </pic:cNvPicPr>
+                  </pic:nvPicPr>
+                  <pic:blipFill>
+                    <a:blip r:embed="rId69" cstate="print">
+                      <a:extLst>
+                        <a:ext uri="{28A0092B-C50C-407E-A947-70E740481C1C}">
+                          <a14:useLocalDpi xmlns:a14="http://schemas.microsoft.com/office/drawing/2010/main" val="0"/>
+                        </a:ext>
+                      </a:extLst>
+                    </a:blip>
+                    <a:srcRect/>
+                    <a:stretch>
+                      <a:fillRect/>
+                    </a:stretch>
+                  </pic:blipFill>
+                  <pic:spPr bwMode="auto">
+                    <a:xfrm>
+                      <a:off x="0" y="0"/>
+                      <a:ext cx="3571425" cy="3537354"/>
+                    </a:xfrm>
+                    <a:prstGeom prst="rect">
+                      <a:avLst/>
+                    </a:prstGeom>
+                    <a:noFill/>
+                    <a:ln>
+                      <a:noFill/>
+                    </a:ln>
+                  </pic:spPr>
+                </pic:pic>
+              </a:graphicData>
+            </a:graphic>
+          </wp:inline>
+        </w:drawing>
+      </w:r>
+    </w:p>
+    <w:p>
+      <w:r>
+        <w:br w:type="page"/>
+      </w:r>
+    </w:p>
+    <w:p>
+      <w:pPr>
+        <w:pStyle w:val="Heading1"/>
+      </w:pPr>
+      <w:r>
+        <w:lastRenderedPageBreak/>
+        <w:t>Hiding</w:t>
+      </w:r>
+      <w:r>
+        <w:t xml:space="preserve"> the </w:t>
+      </w:r>
+      <w:r>
+        <w:t xml:space="preserve">right-hand </w:t>
+      </w:r>
+      <w:r>
+        <w:t>control panel</w:t>
+      </w:r>
+    </w:p>
+    <w:p>
+      <w:r>
+        <w:t xml:space="preserve">If the right-hand control panel is </w:t>
+      </w:r>
+      <w:r>
+        <w:t>left-</w:t>
+      </w:r>
+      <w:r>
+        <w:t xml:space="preserve">clicked in an area where there is no control then it will </w:t>
+      </w:r>
+      <w:r>
+        <w:t>be hidden and the main graph will expand to fill the whole space</w:t>
+      </w:r>
+      <w:r>
+        <w:t>:</w:t>
+      </w:r>
+    </w:p>
+    <w:p>
+      <w:r>
+        <w:rPr>
+          <w:noProof/>
+        </w:rPr>
+        <mc:AlternateContent>
+          <mc:Choice Requires="wps">
+            <w:drawing>
+              <wp:anchor distT="0" distB="0" distL="114300" distR="114300" simplePos="0" relativeHeight="251695104" behindDoc="0" locked="0" layoutInCell="1" allowOverlap="1" wp14:anchorId="7174542A" wp14:editId="14809AD8">
+                <wp:simplePos x="0" y="0"/>
+                <wp:positionH relativeFrom="column">
+                  <wp:posOffset>1543664</wp:posOffset>
+                </wp:positionH>
+                <wp:positionV relativeFrom="paragraph">
+                  <wp:posOffset>1475617</wp:posOffset>
+                </wp:positionV>
+                <wp:extent cx="3977025" cy="1956988"/>
+                <wp:effectExtent l="0" t="38100" r="61595" b="24765"/>
+                <wp:wrapNone/>
+                <wp:docPr id="1208323486" name="Straight Arrow Connector 1208323486"/>
+                <wp:cNvGraphicFramePr/>
+                <a:graphic xmlns:a="http://schemas.openxmlformats.org/drawingml/2006/main">
+                  <a:graphicData uri="http://schemas.microsoft.com/office/word/2010/wordprocessingShape">
+                    <wps:wsp>
+                      <wps:cNvCnPr/>
+                      <wps:spPr>
+                        <a:xfrm flipV="1">
+                          <a:off x="0" y="0"/>
+                          <a:ext cx="3977025" cy="1956988"/>
+                        </a:xfrm>
+                        <a:prstGeom prst="straightConnector1">
+                          <a:avLst/>
+                        </a:prstGeom>
+                        <a:ln>
+                          <a:solidFill>
+                            <a:srgbClr val="FFC000"/>
+                          </a:solidFill>
+                          <a:tailEnd type="triangle"/>
+                        </a:ln>
+                      </wps:spPr>
+                      <wps:style>
+                        <a:lnRef idx="1">
+                          <a:schemeClr val="accent3"/>
+                        </a:lnRef>
+                        <a:fillRef idx="0">
+                          <a:schemeClr val="accent3"/>
+                        </a:fillRef>
+                        <a:effectRef idx="0">
+                          <a:schemeClr val="accent3"/>
+                        </a:effectRef>
+                        <a:fontRef idx="minor">
+                          <a:schemeClr val="tx1"/>
+                        </a:fontRef>
+                      </wps:style>
+                      <wps:bodyPr/>
+                    </wps:wsp>
+                  </a:graphicData>
+                </a:graphic>
+                <wp14:sizeRelH relativeFrom="margin">
+                  <wp14:pctWidth>0</wp14:pctWidth>
+                </wp14:sizeRelH>
+                <wp14:sizeRelV relativeFrom="margin">
+                  <wp14:pctHeight>0</wp14:pctHeight>
+                </wp14:sizeRelV>
+              </wp:anchor>
+            </w:drawing>
+          </mc:Choice>
+          <mc:Fallback>
+            <w:pict>
+              <v:shape w14:anchorId="0FEA6EEB" id="Straight Arrow Connector 1208323486" o:spid="_x0000_s1026" type="#_x0000_t32" style="position:absolute;margin-left:121.55pt;margin-top:116.2pt;width:313.15pt;height:154.1pt;flip:y;z-index:251695104;visibility:visible;mso-wrap-style:square;mso-width-percent:0;mso-height-percent:0;mso-wrap-distance-left:9pt;mso-wrap-distance-top:0;mso-wrap-distance-right:9pt;mso-wrap-distance-bottom:0;mso-position-horizontal:absolute;mso-position-horizontal-relative:text;mso-position-vertical:absolute;mso-position-vertical-relative:text;mso-width-percent:0;mso-height-percent:0;mso-width-relative:margin;mso-height-relative:margin" o:gfxdata="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" strokecolor="#ffc000">
+                <v:stroke endarrow="block"/>
+              </v:shape>
+            </w:pict>
+          </mc:Fallback>
+        </mc:AlternateContent>
+      </w:r>
+      <w:r>
+        <w:rPr>
+          <w:noProof/>
+        </w:rPr>
+        <w:drawing>
+          <wp:inline distT="0" distB="0" distL="0" distR="0" wp14:anchorId="3238B20A" wp14:editId="659BA7A5">
+            <wp:extent cx="5520813" cy="3110886"/>
+            <wp:effectExtent l="0" t="0" r="3810" b="0"/>
+            <wp:docPr id="1208323484" name="Picture 1208323484"/>
+            <wp:cNvGraphicFramePr>
+              <a:graphicFrameLocks xmlns:a="http://schemas.openxmlformats.org/drawingml/2006/main" noChangeAspect="1"/>
+            </wp:cNvGraphicFramePr>
+            <a:graphic xmlns:a="http://schemas.openxmlformats.org/drawingml/2006/main">
+              <a:graphicData uri="http://schemas.openxmlformats.org/drawingml/2006/picture">
+                <pic:pic xmlns:pic="http://schemas.openxmlformats.org/drawingml/2006/picture">
+                  <pic:nvPicPr>
+                    <pic:cNvPr id="1" name=""/>
+                    <pic:cNvPicPr/>
+                  </pic:nvPicPr>
+                  <pic:blipFill>
+                    <a:blip r:embed="rId70"/>
+                    <a:stretch>
+                      <a:fillRect/>
+                    </a:stretch>
+                  </pic:blipFill>
+                  <pic:spPr>
+                    <a:xfrm>
+                      <a:off x="0" y="0"/>
+                      <a:ext cx="5527788" cy="3114816"/>
+                    </a:xfrm>
+                    <a:prstGeom prst="rect">
+                      <a:avLst/>
+                    </a:prstGeom>
+                  </pic:spPr>
+                </pic:pic>
+              </a:graphicData>
+            </a:graphic>
+          </wp:inline>
+        </w:drawing>
+      </w:r>
+    </w:p>
+    <w:p>
+      <w:r>
+        <w:rPr>
+          <w:noProof/>
+        </w:rPr>
+        <mc:AlternateContent>
+          <mc:Choice Requires="wps">
+            <w:drawing>
+              <wp:anchor distT="0" distB="0" distL="114300" distR="114300" simplePos="0" relativeHeight="251697152" behindDoc="0" locked="0" layoutInCell="1" allowOverlap="1" wp14:anchorId="786C9280" wp14:editId="7D5DA400">
+                <wp:simplePos x="0" y="0"/>
+                <wp:positionH relativeFrom="column">
+                  <wp:posOffset>319548</wp:posOffset>
+                </wp:positionH>
+                <wp:positionV relativeFrom="paragraph">
+                  <wp:posOffset>491306</wp:posOffset>
+                </wp:positionV>
+                <wp:extent cx="570271" cy="246994"/>
+                <wp:effectExtent l="0" t="0" r="77470" b="58420"/>
+                <wp:wrapNone/>
+                <wp:docPr id="1208323456" name="Straight Arrow Connector 1208323456"/>
+                <wp:cNvGraphicFramePr/>
+                <a:graphic xmlns:a="http://schemas.openxmlformats.org/drawingml/2006/main">
+                  <a:graphicData uri="http://schemas.microsoft.com/office/word/2010/wordprocessingShape">
+                    <wps:wsp>
+                      <wps:cNvCnPr/>
+                      <wps:spPr>
+                        <a:xfrm>
+                          <a:off x="0" y="0"/>
+                          <a:ext cx="570271" cy="246994"/>
+                        </a:xfrm>
+                        <a:prstGeom prst="straightConnector1">
+                          <a:avLst/>
+                        </a:prstGeom>
+                        <a:ln>
+                          <a:solidFill>
+                            <a:srgbClr val="FFC000"/>
+                          </a:solidFill>
+                          <a:tailEnd type="triangle"/>
+                        </a:ln>
+                      </wps:spPr>
+                      <wps:style>
+                        <a:lnRef idx="1">
+                          <a:schemeClr val="accent3"/>
+                        </a:lnRef>
+                        <a:fillRef idx="0">
+                          <a:schemeClr val="accent3"/>
+                        </a:fillRef>
+                        <a:effectRef idx="0">
+                          <a:schemeClr val="accent3"/>
+                        </a:effectRef>
+                        <a:fontRef idx="minor">
+                          <a:schemeClr val="tx1"/>
+                        </a:fontRef>
+                      </wps:style>
+                      <wps:bodyPr/>
+                    </wps:wsp>
+                  </a:graphicData>
+                </a:graphic>
+                <wp14:sizeRelH relativeFrom="margin">
+                  <wp14:pctWidth>0</wp14:pctWidth>
+                </wp14:sizeRelH>
+                <wp14:sizeRelV relativeFrom="margin">
+                  <wp14:pctHeight>0</wp14:pctHeight>
+                </wp14:sizeRelV>
+              </wp:anchor>
+            </w:drawing>
+          </mc:Choice>
+          <mc:Fallback>
+            <w:pict>
+              <v:shape w14:anchorId="6C8B6A0D" id="Straight Arrow Connector 1208323456" o:spid="_x0000_s1026" type="#_x0000_t32" style="position:absolute;margin-left:25.15pt;margin-top:38.7pt;width:44.9pt;height:19.45pt;z-index:251697152;visibility:visible;mso-wrap-style:square;mso-width-percent:0;mso-height-percent:0;mso-wrap-distance-left:9pt;mso-wrap-distance-top:0;mso-wrap-distance-right:9pt;mso-wrap-distance-bottom:0;mso-position-horizontal:absolute;mso-position-horizontal-relative:text;mso-position-vertical:absolute;mso-position-vertical-relative:text;mso-width-percent:0;mso-height-percent:0;mso-width-relative:margin;mso-height-relative:margin" o:gfxdata="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" strokecolor="#ffc000">
+                <v:stroke endarrow="block"/>
+              </v:shape>
+            </w:pict>
+          </mc:Fallback>
+        </mc:AlternateContent>
+      </w:r>
+      <w:r>
+        <w:t xml:space="preserve">This can be useful for use with smaller displays. </w:t>
+      </w:r>
+      <w:r>
+        <w:t>I</w:t>
+      </w:r>
+      <w:r>
+        <w:t>t</w:t>
+      </w:r>
+      <w:r>
+        <w:t xml:space="preserve"> can be made visible again by left clicking in the area to the right of the graph. The same hide/show functionality is also available in the </w:t>
+      </w:r>
+      <w:r>
+        <w:t>main menu, Panel.</w:t>
+      </w:r>
+    </w:p>
+    <w:p>
+      <w:pPr>
+        <w:keepNext/>
+        <w:ind w:left="720"/>
+      </w:pPr>
+      <w:r>
+        <w:drawing>
+          <wp:inline distT="0" distB="0" distL="0" distR="0" wp14:anchorId="5F961A7D" wp14:editId="0538C904">
+            <wp:extent cx="3908323" cy="3128044"/>
+            <wp:effectExtent l="0" t="0" r="0" b="0"/>
+            <wp:docPr id="62" name="Picture 62"/>
+            <wp:cNvGraphicFramePr>
+              <a:graphicFrameLocks xmlns:a="http://schemas.openxmlformats.org/drawingml/2006/main" noChangeAspect="1"/>
+            </wp:cNvGraphicFramePr>
+            <a:graphic xmlns:a="http://schemas.openxmlformats.org/drawingml/2006/main">
+              <a:graphicData uri="http://schemas.openxmlformats.org/drawingml/2006/picture">
+                <pic:pic xmlns:pic="http://schemas.openxmlformats.org/drawingml/2006/picture">
+                  <pic:nvPicPr>
+                    <pic:cNvPr id="1" name=""/>
+                    <pic:cNvPicPr/>
+                  </pic:nvPicPr>
+                  <pic:blipFill>
+                    <a:blip r:embed="rId71"/>
+                    <a:stretch>
+                      <a:fillRect/>
+                    </a:stretch>
+                  </pic:blipFill>
+                  <pic:spPr>
+                    <a:xfrm>
+                      <a:off x="0" y="0"/>
+                      <a:ext cx="3914408" cy="3132914"/>
+                    </a:xfrm>
+                    <a:prstGeom prst="rect">
+                      <a:avLst/>
+                    </a:prstGeom>
+                  </pic:spPr>
+                </pic:pic>
+              </a:graphicData>
+            </a:graphic>
+          </wp:inline>
+        </w:drawing>
+      </w:r>
+    </w:p>
+    <w:p>
+      <w:pPr>
+        <w:pStyle w:val="Caption"/>
+        <w:ind w:left="2160"/>
+        <w:rPr>
+          <w:sz w:val="16"/>
+          <w:szCs w:val="16"/>
+        </w:rPr>
+      </w:pPr>
+      <w:r>
+        <w:rPr>
+          <w:sz w:val="16"/>
+          <w:szCs w:val="16"/>
+        </w:rPr>
+        <w:t>Normal Csvgraph display</w:t>
+      </w:r>
+      <w:r>
+        <w:rPr>
+          <w:sz w:val="16"/>
+          <w:szCs w:val="16"/>
+        </w:rPr>
+        <w:t xml:space="preserve"> with right hand control panel visible</w:t>
+      </w:r>
+    </w:p>
+    <w:p>
+      <w:r>
+        <w:t>Note that this functionality was different in versions of csvgraph prior to 4v2 (previously the panel undocked rather than disappeared and needed a 2</w:t>
+      </w:r>
+      <w:r>
+        <w:rPr>
+          <w:vertAlign w:val="superscript"/>
+        </w:rPr>
+        <w:t>nd</w:t>
+      </w:r>
+      <w:r>
+        <w:t xml:space="preserve"> step to make it disappear). </w:t>
+      </w:r>
+      <w:r>
+        <w:br w:type="page"/>
       </w:r>
     </w:p>
     <w:p>
@@ -7970,7 +10651,73 @@
     </w:p>
     <w:p>
       <w:r>
-        <w:t>Csvgraph is designed to be simple to use and most active areas of the screen have a tooltip that appears when you hover the mouse over them. From the main menu Help/About gives a brief summary of the available functions, while Help/Manual shows (this) manual assuming its available (see installation).</w:t>
+        <w:t>Csvgraph is designed to be simple to use and most active areas of the screen have a tooltip that appears when you hover the mouse over them. From the main menu Help/About gives a brief summary of the available functions</w:t>
+      </w:r>
+      <w:r>
+        <w:t xml:space="preserve"> (see image below)</w:t>
+      </w:r>
+      <w:r>
+        <w:t>, while Help/Manual shows (this) manual assuming its available (see installation).</w:t>
+      </w:r>
+    </w:p>
+    <w:p>
+      <w:pPr>
+        <w:ind w:left="432"/>
+      </w:pPr>
+      <w:r>
+        <w:rPr>
+          <w:noProof/>
+        </w:rPr>
+        <w:drawing>
+          <wp:inline distT="0" distB="0" distL="0" distR="0" wp14:anchorId="46485821" wp14:editId="4DC1AD72">
+            <wp:extent cx="1809534" cy="1646904"/>
+            <wp:effectExtent l="0" t="0" r="635" b="0"/>
+            <wp:docPr id="13" name="Picture 13"/>
+            <wp:cNvGraphicFramePr>
+              <a:graphicFrameLocks xmlns:a="http://schemas.openxmlformats.org/drawingml/2006/main" noChangeAspect="1"/>
+            </wp:cNvGraphicFramePr>
+            <a:graphic xmlns:a="http://schemas.openxmlformats.org/drawingml/2006/main">
+              <a:graphicData uri="http://schemas.openxmlformats.org/drawingml/2006/picture">
+                <pic:pic xmlns:pic="http://schemas.openxmlformats.org/drawingml/2006/picture">
+                  <pic:nvPicPr>
+                    <pic:cNvPr id="0" name="Picture 3"/>
+                    <pic:cNvPicPr>
+                      <a:picLocks noChangeAspect="1" noChangeArrowheads="1"/>
+                    </pic:cNvPicPr>
+                  </pic:nvPicPr>
+                  <pic:blipFill>
+                    <a:blip r:embed="rId72" cstate="print">
+                      <a:extLst>
+                        <a:ext uri="{28A0092B-C50C-407E-A947-70E740481C1C}">
+                          <a14:useLocalDpi xmlns:a14="http://schemas.microsoft.com/office/drawing/2010/main" val="0"/>
+                        </a:ext>
+                      </a:extLst>
+                    </a:blip>
+                    <a:srcRect/>
+                    <a:stretch>
+                      <a:fillRect/>
+                    </a:stretch>
+                  </pic:blipFill>
+                  <pic:spPr bwMode="auto">
+                    <a:xfrm>
+                      <a:off x="0" y="0"/>
+                      <a:ext cx="1828818" cy="1664455"/>
+                    </a:xfrm>
+                    <a:prstGeom prst="rect">
+                      <a:avLst/>
+                    </a:prstGeom>
+                    <a:noFill/>
+                  </pic:spPr>
+                </pic:pic>
+              </a:graphicData>
+            </a:graphic>
+          </wp:inline>
+        </w:drawing>
+      </w:r>
+    </w:p>
+    <w:p>
+      <w:r>
+        <w:br w:type="page"/>
       </w:r>
     </w:p>
     <w:p>
@@ -7978,6 +10725,7 @@
         <w:pStyle w:val="Heading1"/>
       </w:pPr>
       <w:r>
+        <w:lastRenderedPageBreak/>
         <w:t>Installation</w:t>
       </w:r>
     </w:p>
@@ -8013,6 +10761,37 @@
       <w:r>
         <w:t xml:space="preserve"> version will run on both versions of the operating system but will be limited to using 4GB of memory (which will be adequate for all but extremely large files).</w:t>
       </w:r>
+      <w:r>
+        <w:t xml:space="preserve"> </w:t>
+      </w:r>
+    </w:p>
+    <w:p>
+      <w:r>
+        <w:t xml:space="preserve">In version 4v2 </w:t>
+      </w:r>
+      <w:r>
+        <w:t xml:space="preserve">and above </w:t>
+      </w:r>
+      <w:r>
+        <w:t xml:space="preserve">three versions are available, </w:t>
+      </w:r>
+      <w:r>
+        <w:t xml:space="preserve">the “64x” version has been compiled with a more recent version of the compiler/linker and now uses the UCRT (Universal C Runtime) runtime. The UCRT should be present on all computers running Windows 10 or 11 and is available </w:t>
+      </w:r>
+      <w:r>
+        <w:t xml:space="preserve">for previous versions back to Windows XP – see for example </w:t>
+      </w:r>
+      <w:hyperlink r:id="rId73" w:history="1">
+        <w:r>
+          <w:rPr>
+            <w:rStyle w:val="Hyperlink"/>
+          </w:rPr>
+          <w:t>https://learn.microsoft.com/en-us/cpp/windows/universal-crt-deployment?view=msvc-170</w:t>
+        </w:r>
+      </w:hyperlink>
+      <w:r>
+        <w:t xml:space="preserve"> . Adding a trace from a 12GB csv file was 32% faster with the 64x version compared to the 64-bit version (this file was too big to load with the 32-bit version) so using the 64x version is recommended. Functionality should be identical on all 3 versions. Please report any issues with via github as usual.</w:t>
+      </w:r>
     </w:p>
     <w:p>
       <w:r>
@@ -8043,7 +10822,7 @@
       <w:r>
         <w:t xml:space="preserve">(or similar), you can either run anyway (the executable from github - </w:t>
       </w:r>
-      <w:hyperlink r:id="rId58" w:history="1">
+      <w:hyperlink r:id="rId74" w:history="1">
         <w:r>
           <w:rPr>
             <w:rStyle w:val="Hyperlink"/>
@@ -8054,7 +10833,7 @@
       <w:r>
         <w:t xml:space="preserve">  should be safe) or compile your own executable from the source files (a free version of the required Builder C++ compiler is available at </w:t>
       </w:r>
-      <w:hyperlink r:id="rId59" w:history="1">
+      <w:hyperlink r:id="rId75" w:history="1">
         <w:r>
           <w:rPr>
             <w:rStyle w:val="Hyperlink"/>
@@ -8081,7 +10860,16 @@
         <w:t xml:space="preserve"> version.</w:t>
       </w:r>
       <w:r>
-        <w:t xml:space="preserve"> As of version 3.7, csvgraph is built with Builder C++ 11.3.</w:t>
+        <w:t xml:space="preserve"> As of version 3.7, csvgraph is built with Builder C++ 11.3</w:t>
+      </w:r>
+      <w:r>
+        <w:t>, while version 4v</w:t>
+      </w:r>
+      <w:r>
+        <w:t>1 and above</w:t>
+      </w:r>
+      <w:r>
+        <w:t xml:space="preserve"> is built with Builder C++ 12.1.</w:t>
       </w:r>
     </w:p>
     <w:p>
@@ -8103,12 +10891,12 @@
       <w:pPr>
         <w:pStyle w:val="Heading1"/>
       </w:pPr>
-      <w:bookmarkStart w:id="5" w:name="_Ref68548138"/>
+      <w:bookmarkStart w:id="7" w:name="_Ref68548138"/>
       <w:r>
         <w:lastRenderedPageBreak/>
         <w:t>Appendix A – expressions</w:t>
       </w:r>
-      <w:bookmarkEnd w:id="5"/>
+      <w:bookmarkEnd w:id="7"/>
     </w:p>
     <w:p>
       <w:r>
@@ -8459,12 +11247,23 @@
     </w:p>
     <w:p>
       <w:r>
+        <w:t>Note that when using the $T syntax</w:t>
+      </w:r>
+      <w:r>
+        <w:t>,</w:t>
+      </w:r>
+      <w:r>
+        <w:t xml:space="preserve"> the Y value is supplied from the specified trace, but the X value comes from the specified column of the input file. Where necessary the Y value is linearly interpolated. This does mean that when using FFT or Cepstrum analysis where the X axis units are changed a file with suitable X values is needed – if required this can be created using “save-as CSV”.</w:t>
+      </w:r>
+    </w:p>
+    <w:p>
+      <w:r>
         <w:t>For more complex processing on csv files the author recommends the use of AWK</w:t>
       </w:r>
       <w:r>
         <w:t xml:space="preserve">, see for example </w:t>
       </w:r>
-      <w:hyperlink r:id="rId60" w:history="1">
+      <w:hyperlink r:id="rId76" w:history="1">
         <w:r>
           <w:rPr>
             <w:rStyle w:val="Hyperlink"/>
@@ -8486,7 +11285,7 @@
           <w:highlight w:val="lightGray"/>
         </w:rPr>
       </w:pPr>
-      <w:bookmarkStart w:id="6" w:name="_Ref104130104"/>
+      <w:bookmarkStart w:id="8" w:name="_Ref104130104"/>
       <w:r>
         <w:rPr>
           <w:highlight w:val="lightGray"/>
@@ -8498,7 +11297,7 @@
       <w:pPr>
         <w:pStyle w:val="Heading1"/>
       </w:pPr>
-      <w:bookmarkStart w:id="7" w:name="_Ref104133091"/>
+      <w:bookmarkStart w:id="9" w:name="_Ref104133091"/>
       <w:r>
         <w:lastRenderedPageBreak/>
         <w:t>Appendix</w:t>
@@ -8506,8 +11305,8 @@
       <w:r>
         <w:t xml:space="preserve"> B – defining date/time formats</w:t>
       </w:r>
-      <w:bookmarkEnd w:id="6"/>
-      <w:bookmarkEnd w:id="7"/>
+      <w:bookmarkEnd w:id="8"/>
+      <w:bookmarkEnd w:id="9"/>
     </w:p>
     <w:p>
       <w:r>
@@ -9324,23 +12123,32 @@
       </w:r>
     </w:p>
     <w:p>
-      <w:pPr>
-        <w:ind w:left="720"/>
-      </w:pPr>
+      <w:r>
+        <w:br w:type="page"/>
+      </w:r>
     </w:p>
     <w:p>
       <w:pPr>
         <w:pStyle w:val="Heading1"/>
       </w:pPr>
       <w:r>
+        <w:lastRenderedPageBreak/>
         <w:t>Changes</w:t>
       </w:r>
     </w:p>
     <w:p>
       <w:r>
+        <w:rPr>
+          <w:b/>
+          <w:bCs/>
+        </w:rPr>
         <w:t>1v0 - 3/1/202</w:t>
       </w:r>
       <w:r>
+        <w:rPr>
+          <w:b/>
+          <w:bCs/>
+        </w:rPr>
         <w:t>1</w:t>
       </w:r>
       <w:r>
@@ -9358,9 +12166,17 @@
     </w:p>
     <w:p>
       <w:r>
+        <w:rPr>
+          <w:b/>
+          <w:bCs/>
+        </w:rPr>
         <w:t>1v1 – 6/1/202</w:t>
       </w:r>
       <w:r>
+        <w:rPr>
+          <w:b/>
+          <w:bCs/>
+        </w:rPr>
         <w:t>1</w:t>
       </w:r>
       <w:r>
@@ -9385,9 +12201,17 @@
     </w:p>
     <w:p>
       <w:r>
+        <w:rPr>
+          <w:b/>
+          <w:bCs/>
+        </w:rPr>
         <w:t>1v2 – 24/1/202</w:t>
       </w:r>
       <w:r>
+        <w:rPr>
+          <w:b/>
+          <w:bCs/>
+        </w:rPr>
         <w:t>1</w:t>
       </w:r>
       <w:r>
@@ -9433,6 +12257,10 @@
     </w:p>
     <w:p>
       <w:r>
+        <w:rPr>
+          <w:b/>
+          <w:bCs/>
+        </w:rPr>
         <w:t>1v3 – 3/2/2021</w:t>
       </w:r>
       <w:r>
@@ -9468,8 +12296,14 @@
     </w:p>
     <w:p>
       <w:r>
-        <w:lastRenderedPageBreak/>
-        <w:t xml:space="preserve">2v0 – 17/2/2021 – Major internal changes to reduce RAM usage and improve speed. </w:t>
+        <w:rPr>
+          <w:b/>
+          <w:bCs/>
+        </w:rPr>
+        <w:t>2v0 – 17/2/2021</w:t>
+      </w:r>
+      <w:r>
+        <w:t xml:space="preserve"> – Major internal changes to reduce RAM usage and improve speed. </w:t>
       </w:r>
     </w:p>
     <w:p>
@@ -9482,7 +12316,14 @@
     </w:p>
     <w:p>
       <w:r>
-        <w:t xml:space="preserve">2v1 – 21/3/2021 – more curve fitting options </w:t>
+        <w:rPr>
+          <w:b/>
+          <w:bCs/>
+        </w:rPr>
+        <w:t>2v1 – 21/3/2021</w:t>
+      </w:r>
+      <w:r>
+        <w:t xml:space="preserve"> – more curve fitting options </w:t>
       </w:r>
       <w:r>
         <w:t>added; y</w:t>
@@ -9507,7 +12348,14 @@
     </w:p>
     <w:p>
       <w:r>
-        <w:t>2v2 - 5/4/2021 - $T1 to Tn allowed in expressions to use values from existing traces on the graph.</w:t>
+        <w:rPr>
+          <w:b/>
+          <w:bCs/>
+        </w:rPr>
+        <w:t>2v2 - 5/4/2021</w:t>
+      </w:r>
+      <w:r>
+        <w:t xml:space="preserve"> - $T1 to Tn allowed in expressions to use values from existing traces on the graph.</w:t>
       </w:r>
     </w:p>
     <w:p>
@@ -9569,7 +12417,14 @@
     </w:p>
     <w:p>
       <w:r>
-        <w:t xml:space="preserve">2v3 - 20/1/2022 – sorting of x co-ordinates (when required) makes use of all available processors </w:t>
+        <w:rPr>
+          <w:b/>
+          <w:bCs/>
+        </w:rPr>
+        <w:t>2v3 - 20/1/2022</w:t>
+      </w:r>
+      <w:r>
+        <w:t xml:space="preserve"> – sorting of x co-ordinates (when required) makes use of all available processors </w:t>
       </w:r>
     </w:p>
     <w:p>
@@ -9590,7 +12445,14 @@
     </w:p>
     <w:p>
       <w:r>
-        <w:t xml:space="preserve">2v4 – 3/2/2022 – bug fix, using variables $Tn in an expression with a set of x-axis values that were </w:t>
+        <w:rPr>
+          <w:b/>
+          <w:bCs/>
+        </w:rPr>
+        <w:t>2v4 – 3/2/2022</w:t>
+      </w:r>
+      <w:r>
+        <w:t xml:space="preserve"> – bug fix, using variables $Tn in an expression with a set of x-axis values that were </w:t>
       </w:r>
     </w:p>
     <w:p>
@@ -9598,12 +12460,20 @@
         <w:ind w:left="1440"/>
       </w:pPr>
       <w:r>
+        <w:lastRenderedPageBreak/>
         <w:t>not in numerically increasing order (and so needed to be sorted) did not work correctly in 2v2 and 2v3 – sorry.</w:t>
       </w:r>
     </w:p>
     <w:p>
       <w:r>
-        <w:t>2v5 – 16/2/2022 – Added option “start time from zero”.</w:t>
+        <w:rPr>
+          <w:b/>
+          <w:bCs/>
+        </w:rPr>
+        <w:t>2v5 – 16/2/2022</w:t>
+      </w:r>
+      <w:r>
+        <w:t xml:space="preserve"> – Added option “start time from zero”.</w:t>
       </w:r>
     </w:p>
     <w:p>
@@ -9624,7 +12494,14 @@
     </w:p>
     <w:p>
       <w:r>
-        <w:t xml:space="preserve">2v6 – 27/2/2022 – </w:t>
+        <w:rPr>
+          <w:b/>
+          <w:bCs/>
+        </w:rPr>
+        <w:t>2v6 – 27/2/2022</w:t>
+      </w:r>
+      <w:r>
+        <w:t xml:space="preserve"> – </w:t>
       </w:r>
       <w:r>
         <w:t>Median1 filter</w:t>
@@ -9666,7 +12543,14 @@
     </w:p>
     <w:p>
       <w:r>
-        <w:t xml:space="preserve">2v7 – 22/3/2022 </w:t>
+        <w:rPr>
+          <w:b/>
+          <w:bCs/>
+        </w:rPr>
+        <w:t>2v7 – 22/3/2022</w:t>
+      </w:r>
+      <w:r>
+        <w:t xml:space="preserve"> </w:t>
       </w:r>
       <w:r>
         <w:t>- prints</w:t>
@@ -9711,25 +12595,47 @@
         <w:ind w:left="1440"/>
       </w:pPr>
       <w:r>
-        <w:lastRenderedPageBreak/>
         <w:t>New (exact) median (recursive median filter) algorithm, which falls back to sampling if the execution time becomes long. Median and Median 1 renamed as recursive median filter and standard median filter.</w:t>
       </w:r>
     </w:p>
     <w:p>
       <w:r>
+        <w:rPr>
+          <w:b/>
+          <w:bCs/>
+        </w:rPr>
         <w:t>2v8 - 2</w:t>
       </w:r>
       <w:r>
+        <w:rPr>
+          <w:b/>
+          <w:bCs/>
+        </w:rPr>
         <w:t>3</w:t>
       </w:r>
       <w:r>
+        <w:rPr>
+          <w:b/>
+          <w:bCs/>
+        </w:rPr>
         <w:t>/</w:t>
       </w:r>
       <w:r>
+        <w:rPr>
+          <w:b/>
+          <w:bCs/>
+        </w:rPr>
         <w:t>5</w:t>
       </w:r>
       <w:r>
-        <w:t>/2022 – added ability to read a date and time as the x value</w:t>
+        <w:rPr>
+          <w:b/>
+          <w:bCs/>
+        </w:rPr>
+        <w:t>/2022</w:t>
+      </w:r>
+      <w:r>
+        <w:t xml:space="preserve"> – added ability to read a date and time as the x value</w:t>
       </w:r>
     </w:p>
     <w:p>
@@ -9750,7 +12656,14 @@
     </w:p>
     <w:p>
       <w:r>
-        <w:t>2v9 – 7/6/2022 – bug fix – if x-offset is not equal to 0 and multiple traces added incorrect x-offset</w:t>
+        <w:rPr>
+          <w:b/>
+          <w:bCs/>
+        </w:rPr>
+        <w:t>2v9 – 7/6/2022</w:t>
+      </w:r>
+      <w:r>
+        <w:t xml:space="preserve"> – bug fix – if x-offset is not equal to 0 and multiple traces added incorrect x-offset</w:t>
       </w:r>
     </w:p>
     <w:p>
@@ -9789,11 +12702,22 @@
     </w:p>
     <w:p>
       <w:r>
+        <w:rPr>
+          <w:b/>
+          <w:bCs/>
+        </w:rPr>
         <w:t xml:space="preserve">3v0 – </w:t>
       </w:r>
       <w:r>
+        <w:rPr>
+          <w:b/>
+          <w:bCs/>
+        </w:rPr>
         <w:tab/>
-        <w:t>15/8/22 - Never released – 1</w:t>
+        <w:t>15/8/22</w:t>
+      </w:r>
+      <w:r>
+        <w:t xml:space="preserve"> - Never released – 1</w:t>
       </w:r>
       <w:r>
         <w:rPr>
@@ -9813,6 +12737,10 @@
     </w:p>
     <w:p>
       <w:r>
+        <w:rPr>
+          <w:b/>
+          <w:bCs/>
+        </w:rPr>
         <w:t>3v1 – 17/8/22</w:t>
       </w:r>
       <w:r>
@@ -9836,7 +12764,14 @@
     </w:p>
     <w:p>
       <w:r>
-        <w:t>3v2 – 14/9/2022 – 1</w:t>
+        <w:rPr>
+          <w:b/>
+          <w:bCs/>
+        </w:rPr>
+        <w:t>3v2 – 14/9/2022</w:t>
+      </w:r>
+      <w:r>
+        <w:t xml:space="preserve"> – 1</w:t>
       </w:r>
       <w:r>
         <w:rPr>
@@ -9854,7 +12789,7 @@
         <w:t xml:space="preserve"> release.</w:t>
       </w:r>
       <w:r>
-        <w:t xml:space="preserve"> 64-bit version will use all available memory, while 32-bit version </w:t>
+        <w:t xml:space="preserve"> 64-bit version will use all available memory, </w:t>
       </w:r>
     </w:p>
     <w:p>
@@ -9862,7 +12797,7 @@
         <w:ind w:left="1440"/>
       </w:pPr>
       <w:r>
-        <w:t>is limited to 4GB of ram, apart from that functionality is identical</w:t>
+        <w:t>while 32-bit version is limited to 4GB of ram, apart from that functionality is identical</w:t>
       </w:r>
       <w:r>
         <w:t xml:space="preserve">. The </w:t>
@@ -9939,6 +12874,7 @@
         <w:ind w:left="2160"/>
       </w:pPr>
       <w:r>
+        <w:lastRenderedPageBreak/>
         <w:t xml:space="preserve">FFT now makes use of multiple processor cores if they are present to deliver faster </w:t>
       </w:r>
       <w:r>
@@ -9950,7 +12886,14 @@
     </w:p>
     <w:p>
       <w:r>
-        <w:t xml:space="preserve">3v3 – 26/9/2022 – internal changes to allow even larger files to be read with the 64-bit version. </w:t>
+        <w:rPr>
+          <w:b/>
+          <w:bCs/>
+        </w:rPr>
+        <w:t>3v3 – 26/9/2022</w:t>
+      </w:r>
+      <w:r>
+        <w:t xml:space="preserve"> – internal changes to allow even larger files to be read with the 64-bit version. </w:t>
       </w:r>
     </w:p>
     <w:p>
@@ -9963,7 +12906,14 @@
     </w:p>
     <w:p>
       <w:r>
-        <w:t>3v4 – 1/10/2022 – issue with dpi awareness with multiple monitors on 64-bit version – fixed.</w:t>
+        <w:rPr>
+          <w:b/>
+          <w:bCs/>
+        </w:rPr>
+        <w:t>3v4 – 1/10/2022</w:t>
+      </w:r>
+      <w:r>
+        <w:t xml:space="preserve"> – issue with dpi awareness with multiple monitors on 64-bit version – fixed.</w:t>
       </w:r>
     </w:p>
     <w:p>
@@ -9976,7 +12926,14 @@
     </w:p>
     <w:p>
       <w:r>
-        <w:t xml:space="preserve">3v5 – 6/11/2022 – on a right mouse click when a line is selected then the slope of this line (dy/dx) is </w:t>
+        <w:rPr>
+          <w:b/>
+          <w:bCs/>
+        </w:rPr>
+        <w:t>3v5 – 6/11/2022</w:t>
+      </w:r>
+      <w:r>
+        <w:t xml:space="preserve"> – on a right mouse click when a line is selected then the slope of this line (dy/dx) is </w:t>
       </w:r>
     </w:p>
     <w:p>
@@ -9995,7 +12952,14 @@
     </w:p>
     <w:p>
       <w:r>
-        <w:t xml:space="preserve">3v6 3/6/2023 </w:t>
+        <w:rPr>
+          <w:b/>
+          <w:bCs/>
+        </w:rPr>
+        <w:t>3v6 3/6/2023</w:t>
+      </w:r>
+      <w:r>
+        <w:t xml:space="preserve"> </w:t>
       </w:r>
       <w:r>
         <w:t>–</w:t>
@@ -10006,8 +12970,272 @@
         <w:ind w:left="720"/>
       </w:pPr>
       <w:r>
+        <w:t xml:space="preserve"> Long column headers now cause a scroll bar to be automatically added to the X &amp; Y listboxes so they can be fully seen</w:t>
+      </w:r>
+      <w:r>
+        <w:t>.</w:t>
+      </w:r>
+    </w:p>
+    <w:p>
+      <w:pPr>
+        <w:ind w:left="720"/>
+      </w:pPr>
+      <w:r>
+        <w:t>Save x range on screen as CSV added to File menu.</w:t>
+      </w:r>
+    </w:p>
+    <w:p>
+      <w:pPr>
+        <w:ind w:left="720"/>
+      </w:pPr>
+      <w:r>
+        <w:t>Option (tickbox) added to add basename of filename to legends of traces on the graph,</w:t>
+      </w:r>
+      <w:r>
+        <w:t xml:space="preserve"> </w:t>
+      </w:r>
+      <w:r>
+        <w:t>which is useful if the same column is read from multiple files.</w:t>
+      </w:r>
+    </w:p>
+    <w:p>
+      <w:pPr>
+        <w:ind w:left="720"/>
+      </w:pPr>
+      <w:r>
+        <w:t>Y axis title automatically added unless user specifies one (based on column header of 1st trace added).</w:t>
+      </w:r>
+    </w:p>
+    <w:p>
+      <w:pPr>
+        <w:ind w:left="720"/>
+      </w:pPr>
+      <w:r>
+        <w:t>Added option to load X as Value/60 (sec-&gt;min), Val/3600 (sec-&gt;hrs), val/86400 (sec-&gt;days)</w:t>
+      </w:r>
+      <w:r>
+        <w:t>.</w:t>
+      </w:r>
+    </w:p>
+    <w:p>
+      <w:pPr>
+        <w:ind w:left="720"/>
+      </w:pPr>
+      <w:r>
+        <w:t>Error handling for X values in a user defined date/time format improved, and trailing whitespace now allowed</w:t>
+      </w:r>
+      <w:r>
+        <w:t>.</w:t>
+      </w:r>
+    </w:p>
+    <w:p>
+      <w:r>
+        <w:rPr>
+          <w:b/>
+          <w:bCs/>
+        </w:rPr>
+        <w:t>3v</w:t>
+      </w:r>
+      <w:r>
+        <w:rPr>
+          <w:b/>
+          <w:bCs/>
+        </w:rPr>
+        <w:t>7</w:t>
+      </w:r>
+      <w:r>
+        <w:rPr>
+          <w:b/>
+          <w:bCs/>
+        </w:rPr>
+        <w:t xml:space="preserve"> </w:t>
+      </w:r>
+      <w:r>
+        <w:rPr>
+          <w:b/>
+          <w:bCs/>
+        </w:rPr>
+        <w:t>10</w:t>
+      </w:r>
+      <w:r>
+        <w:rPr>
+          <w:b/>
+          <w:bCs/>
+        </w:rPr>
+        <w:t>/6/2023</w:t>
+      </w:r>
+      <w:r>
+        <w:t xml:space="preserve"> –</w:t>
+      </w:r>
+    </w:p>
+    <w:p>
+      <w:pPr>
+        <w:ind w:left="720"/>
+      </w:pPr>
+      <w:r>
+        <w:t>“Show legends” tick-box added</w:t>
+      </w:r>
+      <w:r>
+        <w:t>.</w:t>
+      </w:r>
+    </w:p>
+    <w:p>
+      <w:pPr>
+        <w:ind w:left="720"/>
+      </w:pPr>
+      <w:r>
+        <w:t>Changed to using Builder C++ 11.3 compiler.</w:t>
+      </w:r>
+    </w:p>
+    <w:p>
+      <w:pPr>
+        <w:ind w:left="720"/>
+      </w:pPr>
+      <w:r>
+        <w:t>Title is now centred above the graph.</w:t>
+      </w:r>
+    </w:p>
+    <w:p>
+      <w:pPr>
+        <w:ind w:left="720"/>
+      </w:pPr>
+      <w:r>
+        <w:t>Minor changes to sizes, fonts, etc in csvgraph.</w:t>
+      </w:r>
+    </w:p>
+    <w:p>
+      <w:pPr>
+        <w:rPr>
+          <w:b/>
+          <w:bCs/>
+        </w:rPr>
+      </w:pPr>
+      <w:r>
+        <w:rPr>
+          <w:b/>
+          <w:bCs/>
+        </w:rPr>
+        <w:t>3v8 4/7/2023</w:t>
+      </w:r>
+    </w:p>
+    <w:p>
+      <w:pPr>
+        <w:ind w:left="720"/>
+      </w:pPr>
+      <w:r>
+        <w:t>csvsave where 2nd trace ha</w:t>
+      </w:r>
+      <w:r>
+        <w:t>d</w:t>
+      </w:r>
+      <w:r>
+        <w:t xml:space="preserve"> less points than 1st trace caused </w:t>
+      </w:r>
+      <w:r>
+        <w:t xml:space="preserve">an </w:t>
+      </w:r>
+      <w:r>
+        <w:t>error - fixed.</w:t>
+      </w:r>
+    </w:p>
+    <w:p>
+      <w:pPr>
+        <w:rPr>
+          <w:b/>
+          <w:bCs/>
+        </w:rPr>
+      </w:pPr>
+      <w:r>
+        <w:rPr>
+          <w:b/>
+          <w:bCs/>
+        </w:rPr>
+        <w:t>3v9 26/2/2024</w:t>
+      </w:r>
+    </w:p>
+    <w:p>
+      <w:pPr>
+        <w:ind w:left="720"/>
+      </w:pPr>
+      <w:r>
+        <w:t>Can now open a file that excel already has open (and error messages are better on failing to open files)</w:t>
+      </w:r>
+    </w:p>
+    <w:p>
+      <w:pPr>
+        <w:ind w:left="720"/>
+      </w:pPr>
+      <w:r>
+        <w:t xml:space="preserve">Better trapping of </w:t>
+      </w:r>
+      <w:r>
+        <w:t>user</w:t>
+      </w:r>
+      <w:r>
+        <w:t xml:space="preserve"> pressing a "command" button while a previous command is still running.</w:t>
+      </w:r>
+    </w:p>
+    <w:p>
+      <w:pPr>
+        <w:ind w:left="720"/>
+      </w:pPr>
+      <w:r>
         <w:lastRenderedPageBreak/>
-        <w:t xml:space="preserve"> Long column headers now cause a scroll bar to be automatically added to the X &amp; Y listboxes so they can be fully seen</w:t>
+        <w:t>Derivative now uses 17</w:t>
+      </w:r>
+      <w:r>
+        <w:t>-</w:t>
+      </w:r>
+      <w:r>
+        <w:t>point Savitzky Golay algorithm with user specified order (1-&gt;</w:t>
+      </w:r>
+      <w:r>
+        <w:t>10 is</w:t>
+      </w:r>
+      <w:r>
+        <w:t xml:space="preserve"> actually used, can be set 1-&gt;infinity by user).</w:t>
+      </w:r>
+    </w:p>
+    <w:p>
+      <w:pPr>
+        <w:ind w:left="720"/>
+      </w:pPr>
+      <w:r>
+        <w:t xml:space="preserve">Savitzky Golay smoothing added as a filtering </w:t>
+      </w:r>
+      <w:r>
+        <w:t>option (</w:t>
+      </w:r>
+      <w:r>
+        <w:t>25 points</w:t>
+      </w:r>
+      <w:r>
+        <w:t>, with user specified order, 1-&gt;10 is actually used, can be set 1-&gt;infinity by user).</w:t>
+      </w:r>
+    </w:p>
+    <w:p>
+      <w:pPr>
+        <w:ind w:left="720"/>
+      </w:pPr>
+      <w:r>
+        <w:t>Added 2nd deriv</w:t>
+      </w:r>
+      <w:r>
+        <w:t>ative</w:t>
+      </w:r>
+      <w:r>
+        <w:t xml:space="preserve"> (d2y/d2x) to list of filters which uses a 25-point Savitzky Golay algorithm with user specified order (1-&gt;10 is actually used, can be set 1-&gt;infinity by user).</w:t>
+      </w:r>
+    </w:p>
+    <w:p>
+      <w:pPr>
+        <w:ind w:left="720"/>
+      </w:pPr>
+      <w:r>
+        <w:t xml:space="preserve">If a number is missing in a column referred to in an expression this will be </w:t>
+      </w:r>
+      <w:r>
+        <w:t>set to nan</w:t>
       </w:r>
       <w:r>
         <w:t>.</w:t>
@@ -10018,7 +13246,10 @@
         <w:ind w:left="720"/>
       </w:pPr>
       <w:r>
-        <w:t>Save x range on screen as CSV added to File menu.</w:t>
+        <w:t>Added constant "nan" for expressions</w:t>
+      </w:r>
+      <w:r>
+        <w:t>.</w:t>
       </w:r>
     </w:p>
     <w:p>
@@ -10026,269 +13257,54 @@
         <w:ind w:left="720"/>
       </w:pPr>
       <w:r>
-        <w:t>Option (tickbox) added to add basename of filename to legends of traces on the graph,</w:t>
-      </w:r>
+        <w:t>I</w:t>
+      </w:r>
+      <w:r>
+        <w:t>f an expression evaluates to nan the line is skipped so this can be a powerful way to select points for csvgraph to display</w:t>
+      </w:r>
+    </w:p>
+    <w:p>
+      <w:pPr>
+        <w:ind w:left="720"/>
+      </w:pPr>
+      <w:r>
+        <w:t>Added "variables" x and line to expressions. x is current x value, and line is current line number.</w:t>
+      </w:r>
+    </w:p>
+    <w:p>
+      <w:pPr>
+        <w:ind w:left="720"/>
+      </w:pPr>
+      <w:r>
+        <w:t>U</w:t>
+      </w:r>
+      <w:r>
+        <w:t>pdated expression handler so nan==nan and nan!=nan work as expected in expressions.</w:t>
+      </w:r>
+    </w:p>
+    <w:p>
+      <w:pPr>
+        <w:ind w:left="720"/>
+      </w:pPr>
+      <w:r>
+        <w:t>This allows for example $3==nan?x:nan which shows all invalid rows in column $3</w:t>
+      </w:r>
+    </w:p>
+    <w:p>
+      <w:pPr>
+        <w:rPr>
+          <w:b/>
+          <w:bCs/>
+        </w:rPr>
+      </w:pPr>
       <w:r>
         <w:t xml:space="preserve"> </w:t>
       </w:r>
       <w:r>
-        <w:t>which is useful if the same column is read from multiple files.</w:t>
-      </w:r>
-    </w:p>
-    <w:p>
-      <w:pPr>
-        <w:ind w:left="720"/>
-      </w:pPr>
-      <w:r>
-        <w:t>Y axis title automatically added unless user specifies one (based on column header of 1st trace added).</w:t>
-      </w:r>
-    </w:p>
-    <w:p>
-      <w:pPr>
-        <w:ind w:left="720"/>
-      </w:pPr>
-      <w:r>
-        <w:t>Added option to load X as Value/60 (sec-&gt;min), Val/3600 (sec-&gt;hrs), val/86400 (sec-&gt;days)</w:t>
-      </w:r>
-      <w:r>
-        <w:t>.</w:t>
-      </w:r>
-    </w:p>
-    <w:p>
-      <w:pPr>
-        <w:ind w:left="720"/>
-      </w:pPr>
-      <w:r>
-        <w:t>Error handling for X values in a user defined date/time format improved, and trailing whitespace now allowed</w:t>
-      </w:r>
-      <w:r>
-        <w:t>.</w:t>
-      </w:r>
-    </w:p>
-    <w:p>
-      <w:r>
-        <w:t>3v</w:t>
-      </w:r>
-      <w:r>
-        <w:t>7</w:t>
-      </w:r>
-      <w:r>
-        <w:t xml:space="preserve"> </w:t>
-      </w:r>
-      <w:r>
-        <w:t>10</w:t>
-      </w:r>
-      <w:r>
-        <w:t>/6/2023 –</w:t>
-      </w:r>
-    </w:p>
-    <w:p>
-      <w:pPr>
-        <w:ind w:left="720"/>
-      </w:pPr>
-      <w:r>
-        <w:t>“Show legends” tick-box added</w:t>
-      </w:r>
-      <w:r>
-        <w:t>.</w:t>
-      </w:r>
-    </w:p>
-    <w:p>
-      <w:pPr>
-        <w:ind w:left="720"/>
-      </w:pPr>
-      <w:r>
-        <w:t>Changed to using Builder C++ 11.3 compiler.</w:t>
-      </w:r>
-    </w:p>
-    <w:p>
-      <w:pPr>
-        <w:ind w:left="720"/>
-      </w:pPr>
-      <w:r>
-        <w:t>Title is now centred above the graph.</w:t>
-      </w:r>
-    </w:p>
-    <w:p>
-      <w:pPr>
-        <w:ind w:left="720"/>
-      </w:pPr>
-      <w:r>
-        <w:t>Minor changes to sizes, fonts, etc in csvgraph.</w:t>
-      </w:r>
-    </w:p>
-    <w:p>
-      <w:r>
-        <w:t>3v8 4/7/2023</w:t>
-      </w:r>
-    </w:p>
-    <w:p>
-      <w:pPr>
-        <w:ind w:left="720"/>
-      </w:pPr>
-      <w:r>
-        <w:t>csvsave where 2nd trace ha</w:t>
-      </w:r>
-      <w:r>
-        <w:t>d</w:t>
-      </w:r>
-      <w:r>
-        <w:t xml:space="preserve"> less points than 1st trace caused </w:t>
-      </w:r>
-      <w:r>
-        <w:t xml:space="preserve">an </w:t>
-      </w:r>
-      <w:r>
-        <w:t>error - fixed.</w:t>
-      </w:r>
-    </w:p>
-    <w:p>
-      <w:r>
-        <w:t>3v9 26/2/2024</w:t>
-      </w:r>
-    </w:p>
-    <w:p>
-      <w:pPr>
-        <w:ind w:left="720"/>
-      </w:pPr>
-      <w:r>
-        <w:t>Can now open a file that excel already has open (and error messages are better on failing to open files)</w:t>
-      </w:r>
-    </w:p>
-    <w:p>
-      <w:pPr>
-        <w:ind w:left="720"/>
-      </w:pPr>
-      <w:r>
-        <w:t xml:space="preserve">Better trapping of </w:t>
-      </w:r>
-      <w:r>
-        <w:t>user</w:t>
-      </w:r>
-      <w:r>
-        <w:t xml:space="preserve"> pressing a "command" button while a previous command is still running.</w:t>
-      </w:r>
-    </w:p>
-    <w:p>
-      <w:pPr>
-        <w:ind w:left="720"/>
-      </w:pPr>
-      <w:r>
-        <w:t>Derivative now uses 17</w:t>
-      </w:r>
-      <w:r>
-        <w:t>-</w:t>
-      </w:r>
-      <w:r>
-        <w:t>point Savitzky Golay algorithm with user specified order (1-&gt;</w:t>
-      </w:r>
-      <w:r>
-        <w:t>10 is</w:t>
-      </w:r>
-      <w:r>
-        <w:t xml:space="preserve"> actually used, can be set 1-&gt;infinity by user).</w:t>
-      </w:r>
-    </w:p>
-    <w:p>
-      <w:pPr>
-        <w:ind w:left="720"/>
-      </w:pPr>
-      <w:r>
-        <w:t xml:space="preserve">Savitzky Golay smoothing added as a filtering </w:t>
-      </w:r>
-      <w:r>
-        <w:t>option (</w:t>
-      </w:r>
-      <w:r>
-        <w:t>25 points</w:t>
-      </w:r>
-      <w:r>
-        <w:t>, with user specified order, 1-&gt;10 is actually used, can be set 1-&gt;infinity by user).</w:t>
-      </w:r>
-    </w:p>
-    <w:p>
-      <w:pPr>
-        <w:ind w:left="720"/>
-      </w:pPr>
-      <w:r>
-        <w:t>Added 2nd deriv</w:t>
-      </w:r>
-      <w:r>
-        <w:t>ative</w:t>
-      </w:r>
-      <w:r>
-        <w:t xml:space="preserve"> (d2y/d2x) to list of filters which uses a 25-point Savitzky Golay algorithm with user specified order (1-&gt;10 is actually used, can be set 1-&gt;infinity by user).</w:t>
-      </w:r>
-    </w:p>
-    <w:p>
-      <w:pPr>
-        <w:ind w:left="720"/>
-      </w:pPr>
-      <w:r>
-        <w:t xml:space="preserve">If a number is missing in a column referred to in an expression this will be </w:t>
-      </w:r>
-      <w:r>
-        <w:t>set to nan</w:t>
-      </w:r>
-      <w:r>
-        <w:t>.</w:t>
-      </w:r>
-    </w:p>
-    <w:p>
-      <w:pPr>
-        <w:ind w:left="720"/>
-      </w:pPr>
-      <w:r>
-        <w:t>Added constant "nan" for expressions</w:t>
-      </w:r>
-      <w:r>
-        <w:t>.</w:t>
-      </w:r>
-    </w:p>
-    <w:p>
-      <w:pPr>
-        <w:ind w:left="720"/>
-      </w:pPr>
-      <w:r>
-        <w:t>I</w:t>
-      </w:r>
-      <w:r>
-        <w:t>f an expression evaluates to nan the line is skipped so this can be a powerful way to select points for csvgraph to display</w:t>
-      </w:r>
-    </w:p>
-    <w:p>
-      <w:pPr>
-        <w:ind w:left="720"/>
-      </w:pPr>
-      <w:r>
-        <w:t>Added "variables" x and line to expressions. x is current x value, and line is current line number.</w:t>
-      </w:r>
-    </w:p>
-    <w:p>
-      <w:pPr>
-        <w:ind w:left="720"/>
-      </w:pPr>
-      <w:r>
-        <w:t>U</w:t>
-      </w:r>
-      <w:r>
-        <w:t>pdated expression handler so nan==nan and nan!=nan work as expected in expressions.</w:t>
-      </w:r>
-    </w:p>
-    <w:p>
-      <w:pPr>
-        <w:ind w:left="720"/>
-      </w:pPr>
-      <w:r>
-        <w:lastRenderedPageBreak/>
-        <w:t>This allows for example $3==nan?x:nan which shows all invalid rows in column $3</w:t>
-      </w:r>
-    </w:p>
-    <w:p>
-      <w:r>
-        <w:t xml:space="preserve"> </w:t>
-      </w:r>
-      <w:r>
+        <w:rPr>
+          <w:b/>
+          <w:bCs/>
+        </w:rPr>
         <w:t>3v10 6/4/2024</w:t>
       </w:r>
     </w:p>
@@ -10299,7 +13315,17 @@
       </w:r>
     </w:p>
     <w:p>
-      <w:r>
+      <w:pPr>
+        <w:rPr>
+          <w:b/>
+          <w:bCs/>
+        </w:rPr>
+      </w:pPr>
+      <w:r>
+        <w:rPr>
+          <w:b/>
+          <w:bCs/>
+        </w:rPr>
         <w:t>4v0 3/7/2024</w:t>
       </w:r>
     </w:p>
@@ -10435,45 +13461,425 @@
       </w:r>
     </w:p>
     <w:p>
-      <w:r>
+      <w:pPr>
+        <w:rPr>
+          <w:b/>
+          <w:bCs/>
+        </w:rPr>
+      </w:pPr>
+      <w:r>
+        <w:rPr>
+          <w:b/>
+          <w:bCs/>
+        </w:rPr>
         <w:t>4v1 7/11/2024</w:t>
       </w:r>
     </w:p>
     <w:p>
+      <w:pPr>
+        <w:ind w:left="720"/>
+      </w:pPr>
       <w:r>
         <w:t>Central moving average and Kalman filters added.</w:t>
       </w:r>
     </w:p>
     <w:p>
+      <w:pPr>
+        <w:ind w:left="720"/>
+      </w:pPr>
       <w:r>
         <w:t>Standard median filter implementation improved (faster &amp; more accurate).</w:t>
       </w:r>
     </w:p>
     <w:p>
-      <w:r>
-        <w:t>If equal x values found in the input CSVgraph now allows user to leave them as is or move repeated values slightly so the x values always increase.</w:t>
-      </w:r>
-    </w:p>
-    <w:p>
-      <w:r>
+      <w:pPr>
+        <w:ind w:left="720"/>
+      </w:pPr>
+      <w:r>
+        <w:t>If equal x values found in the input C</w:t>
+      </w:r>
+      <w:r>
+        <w:t>sv</w:t>
+      </w:r>
+      <w:r>
+        <w:t>graph now allows user to leave them as is or move repeated values slightly so the x values always increase.</w:t>
+      </w:r>
+    </w:p>
+    <w:p>
+      <w:pPr>
+        <w:ind w:left="720"/>
+      </w:pPr>
+      <w:r>
+        <w:lastRenderedPageBreak/>
         <w:t>Minimum absolute/relative error line fit improved (previously occasionally it would not find the best straight line).</w:t>
       </w:r>
     </w:p>
     <w:p>
+      <w:pPr>
+        <w:ind w:left="720"/>
+      </w:pPr>
       <w:r>
         <w:t>GMR line fit could in rare situations generate a line with the wrong slope – fixed.</w:t>
       </w:r>
     </w:p>
     <w:p>
+      <w:pPr>
+        <w:ind w:left="720"/>
+      </w:pPr>
       <w:r>
         <w:t>Changed to using C++ Builder 12.1 compiler.</w:t>
       </w:r>
     </w:p>
+    <w:p>
+      <w:pPr>
+        <w:rPr>
+          <w:b/>
+          <w:bCs/>
+        </w:rPr>
+      </w:pPr>
+      <w:r>
+        <w:rPr>
+          <w:b/>
+          <w:bCs/>
+        </w:rPr>
+        <w:t>4v2 2/9/2025</w:t>
+      </w:r>
+    </w:p>
+    <w:p>
+      <w:pPr>
+        <w:ind w:left="720"/>
+        <w:rPr>
+          <w:noProof/>
+        </w:rPr>
+      </w:pPr>
+      <w:r>
+        <w:rPr>
+          <w:noProof/>
+        </w:rPr>
+        <w:t>Cepstrum analysis added.</w:t>
+      </w:r>
+      <w:r>
+        <w:rPr>
+          <w:noProof/>
+        </w:rPr>
+        <w:t xml:space="preserve"> This is useful for seeing the harmonic structure of a waveform. It has been used for defect detection</w:t>
+      </w:r>
+      <w:r>
+        <w:rPr>
+          <w:noProof/>
+        </w:rPr>
+        <w:t>, measuring the existance and delay time of echo’s etc.</w:t>
+      </w:r>
+    </w:p>
+    <w:p>
+      <w:pPr>
+        <w:ind w:left="720"/>
+        <w:rPr>
+          <w:noProof/>
+        </w:rPr>
+      </w:pPr>
+      <w:r>
+        <w:rPr>
+          <w:noProof/>
+        </w:rPr>
+        <w:t xml:space="preserve">Window for FFT changed from Hanning to Nuttall Figure 12 (see </w:t>
+      </w:r>
+      <w:r>
+        <w:rPr>
+          <w:noProof/>
+        </w:rPr>
+        <w:fldChar w:fldCharType="begin"/>
+      </w:r>
+      <w:r>
+        <w:rPr>
+          <w:noProof/>
+        </w:rPr>
+        <w:instrText xml:space="preserve"> REF _Ref207739276 \r \h </w:instrText>
+      </w:r>
+      <w:r>
+        <w:rPr>
+          <w:noProof/>
+        </w:rPr>
+      </w:r>
+      <w:r>
+        <w:rPr>
+          <w:noProof/>
+        </w:rPr>
+        <w:fldChar w:fldCharType="separate"/>
+      </w:r>
+      <w:r>
+        <w:rPr>
+          <w:noProof/>
+        </w:rPr>
+        <w:t>7.30</w:t>
+      </w:r>
+      <w:r>
+        <w:rPr>
+          <w:noProof/>
+        </w:rPr>
+        <w:fldChar w:fldCharType="end"/>
+      </w:r>
+      <w:r>
+        <w:rPr>
+          <w:noProof/>
+        </w:rPr>
+        <w:t xml:space="preserve"> FFT in this manual).</w:t>
+      </w:r>
+    </w:p>
+    <w:p>
+      <w:pPr>
+        <w:ind w:left="720"/>
+        <w:rPr>
+          <w:noProof/>
+        </w:rPr>
+      </w:pPr>
+      <w:r>
+        <w:rPr>
+          <w:noProof/>
+        </w:rPr>
+        <w:t>Prompt relating to duplicate X values (when they were present in the input csv file) deleted – duplicates are left (and will be saved if  the “save-as CSV” function is used).</w:t>
+      </w:r>
+    </w:p>
+    <w:p>
+      <w:pPr>
+        <w:ind w:left="720"/>
+        <w:rPr>
+          <w:noProof/>
+        </w:rPr>
+      </w:pPr>
+      <w:r>
+        <w:rPr>
+          <w:noProof/>
+        </w:rPr>
+        <w:t>Right Clicking on a point in the graph now displays 1/X as well as X (useful for Cepstrum analysis where 1/X is frequency).</w:t>
+      </w:r>
+    </w:p>
+    <w:p>
+      <w:pPr>
+        <w:ind w:left="720"/>
+      </w:pPr>
+      <w:r>
+        <w:t>1</w:t>
+      </w:r>
+      <w:r>
+        <w:rPr>
+          <w:vertAlign w:val="superscript"/>
+        </w:rPr>
+        <w:t>st</w:t>
+      </w:r>
+      <w:r>
+        <w:t xml:space="preserve"> version </w:t>
+      </w:r>
+      <w:r>
+        <w:t xml:space="preserve">built </w:t>
+      </w:r>
+      <w:r>
+        <w:t>with Target Platform "Windows 64-bit (Modern)"</w:t>
+      </w:r>
+      <w:r>
+        <w:t xml:space="preserve"> of the C++ Builder 12.1 compiler</w:t>
+      </w:r>
+      <w:r>
+        <w:t xml:space="preserve"> (supplied as csvgraph64x.exe)</w:t>
+      </w:r>
+      <w:r>
+        <w:t>. This has resulted in a significantly larger executable</w:t>
+      </w:r>
+      <w:r>
+        <w:t>, but has also provided faster execution of many functions</w:t>
+      </w:r>
+      <w:r>
+        <w:t>.</w:t>
+      </w:r>
+      <w:r>
+        <w:t xml:space="preserve"> It has also resulted in the “RAM used” shown being different to that shown in Task Manager (the increments when traces are loaded are the same in both).</w:t>
+      </w:r>
+    </w:p>
+    <w:p>
+      <w:pPr>
+        <w:ind w:left="720"/>
+        <w:rPr>
+          <w:noProof/>
+        </w:rPr>
+      </w:pPr>
+      <w:r>
+        <w:t>Updated icon</w:t>
+      </w:r>
+      <w:r>
+        <w:rPr>
+          <w:noProof/>
+        </w:rPr>
+        <w:drawing>
+          <wp:inline distT="0" distB="0" distL="0" distR="0" wp14:anchorId="2AA645E4" wp14:editId="6075B740">
+            <wp:extent cx="352129" cy="352129"/>
+            <wp:effectExtent l="0" t="0" r="0" b="0"/>
+            <wp:docPr id="1208323477" name="Picture 1208323477"/>
+            <wp:cNvGraphicFramePr>
+              <a:graphicFrameLocks xmlns:a="http://schemas.openxmlformats.org/drawingml/2006/main" noChangeAspect="1"/>
+            </wp:cNvGraphicFramePr>
+            <a:graphic xmlns:a="http://schemas.openxmlformats.org/drawingml/2006/main">
+              <a:graphicData uri="http://schemas.openxmlformats.org/drawingml/2006/picture">
+                <pic:pic xmlns:pic="http://schemas.openxmlformats.org/drawingml/2006/picture">
+                  <pic:nvPicPr>
+                    <pic:cNvPr id="0" name="Picture 1"/>
+                    <pic:cNvPicPr>
+                      <a:picLocks noChangeAspect="1" noChangeArrowheads="1"/>
+                    </pic:cNvPicPr>
+                  </pic:nvPicPr>
+                  <pic:blipFill>
+                    <a:blip r:embed="rId77" cstate="print">
+                      <a:extLst>
+                        <a:ext uri="{28A0092B-C50C-407E-A947-70E740481C1C}">
+                          <a14:useLocalDpi xmlns:a14="http://schemas.microsoft.com/office/drawing/2010/main" val="0"/>
+                        </a:ext>
+                      </a:extLst>
+                    </a:blip>
+                    <a:srcRect/>
+                    <a:stretch>
+                      <a:fillRect/>
+                    </a:stretch>
+                  </pic:blipFill>
+                  <pic:spPr bwMode="auto">
+                    <a:xfrm>
+                      <a:off x="0" y="0"/>
+                      <a:ext cx="368461" cy="368461"/>
+                    </a:xfrm>
+                    <a:prstGeom prst="rect">
+                      <a:avLst/>
+                    </a:prstGeom>
+                    <a:noFill/>
+                    <a:ln>
+                      <a:noFill/>
+                    </a:ln>
+                  </pic:spPr>
+                </pic:pic>
+              </a:graphicData>
+            </a:graphic>
+          </wp:inline>
+        </w:drawing>
+      </w:r>
+      <w:r>
+        <w:t xml:space="preserve"> – which better scales to different sizes.</w:t>
+      </w:r>
+      <w:r>
+        <w:rPr>
+          <w:noProof/>
+        </w:rPr>
+        <w:t xml:space="preserve"> </w:t>
+      </w:r>
+    </w:p>
+    <w:p>
+      <w:pPr>
+        <w:ind w:left="720"/>
+        <w:rPr>
+          <w:noProof/>
+        </w:rPr>
+      </w:pPr>
+      <w:r>
+        <w:rPr>
+          <w:noProof/>
+        </w:rPr>
+        <w:t xml:space="preserve">Latest sorting code </w:t>
+      </w:r>
+      <w:r>
+        <w:rPr>
+          <w:noProof/>
+        </w:rPr>
+        <w:t xml:space="preserve">from </w:t>
+      </w:r>
+      <w:hyperlink r:id="rId78" w:history="1">
+        <w:r>
+          <w:rPr>
+            <w:rStyle w:val="Hyperlink"/>
+            <w:noProof/>
+          </w:rPr>
+          <w:t>https://github.com/p-j-miller/yasort-and-yamedian</w:t>
+        </w:r>
+      </w:hyperlink>
+      <w:r>
+        <w:rPr>
+          <w:noProof/>
+        </w:rPr>
+        <w:t xml:space="preserve">  </w:t>
+      </w:r>
+      <w:r>
+        <w:rPr>
+          <w:noProof/>
+        </w:rPr>
+        <w:t>used. This is  a little faster.</w:t>
+      </w:r>
+    </w:p>
+    <w:p>
+      <w:pPr>
+        <w:ind w:left="720"/>
+        <w:rPr>
+          <w:noProof/>
+        </w:rPr>
+      </w:pPr>
+      <w:r>
+        <w:rPr>
+          <w:noProof/>
+        </w:rPr>
+        <w:t>Per-Monitor (V2) DPI awareness has been fully implemented</w:t>
+      </w:r>
+      <w:r>
+        <w:rPr>
+          <w:noProof/>
+        </w:rPr>
+        <w:t xml:space="preserve">, this needs </w:t>
+      </w:r>
+      <w:r>
+        <w:rPr>
+          <w:noProof/>
+        </w:rPr>
+        <w:t>Windows 10 1703 or above</w:t>
+      </w:r>
+      <w:r>
+        <w:rPr>
+          <w:noProof/>
+        </w:rPr>
+        <w:t>.</w:t>
+      </w:r>
+      <w:r>
+        <w:rPr>
+          <w:noProof/>
+        </w:rPr>
+        <w:t xml:space="preserve"> This gives crisper looking text &amp; graphics on screens with a scaling factor of &gt;100%.</w:t>
+      </w:r>
+      <w:r>
+        <w:rPr>
+          <w:noProof/>
+        </w:rPr>
+        <w:t xml:space="preserve"> A side effect of this is that the font size for the axis titles can now be set over a wider range.</w:t>
+      </w:r>
+    </w:p>
+    <w:p>
+      <w:pPr>
+        <w:ind w:left="720"/>
+        <w:rPr>
+          <w:noProof/>
+        </w:rPr>
+      </w:pPr>
+      <w:r>
+        <w:rPr>
+          <w:noProof/>
+        </w:rPr>
+        <w:t xml:space="preserve">The right hand controls panel can now be hidden/restored with a left mouse click (previoulsy it had to be first undocked , then it could be hidden).  </w:t>
+      </w:r>
+    </w:p>
+    <w:p>
+      <w:pPr>
+        <w:rPr>
+          <w:noProof/>
+        </w:rPr>
+      </w:pPr>
+    </w:p>
+    <w:p/>
     <w:p/>
     <w:p/>
     <w:sectPr>
-      <w:headerReference w:type="default" r:id="rId61"/>
-      <w:footerReference w:type="default" r:id="rId62"/>
+      <w:headerReference w:type="default" r:id="rId79"/>
+      <w:footerReference w:type="default" r:id="rId80"/>
       <w:pgSz w:w="11906" w:h="16838"/>
       <w:pgMar w:top="1440" w:right="1440" w:bottom="1440" w:left="1440" w:header="708" w:footer="708" w:gutter="0"/>
       <w:cols w:space="708"/>
@@ -10484,7 +13890,7 @@
 </file>
 
 <file path=word/endnotes.xml><?xml version="1.0" encoding="utf-8"?>
-<w:endnotes xmlns:wpc="http://schemas.microsoft.com/office/word/2010/wordprocessingCanvas" xmlns:cx="http://schemas.microsoft.com/office/drawing/2014/chartex" xmlns:cx1="http://schemas.microsoft.com/office/drawing/2015/9/8/chartex" xmlns:cx2="http://schemas.microsoft.com/office/drawing/2015/10/21/chartex" xmlns:cx3="http://schemas.microsoft.com/office/drawing/2016/5/9/chartex" xmlns:cx4="http://schemas.microsoft.com/office/drawing/2016/5/10/chartex" xmlns:cx5="http://schemas.microsoft.com/office/drawing/2016/5/11/chartex" xmlns:cx6="http://schemas.microsoft.com/office/drawing/2016/5/12/chartex" xmlns:cx7="http://schemas.microsoft.com/office/drawing/2016/5/13/chartex" xmlns:cx8="http://schemas.microsoft.com/office/drawing/2016/5/14/chartex" xmlns:mc="http://schemas.openxmlformats.org/markup-compatibility/2006" xmlns:aink="http://schemas.microsoft.com/office/drawing/2016/ink" xmlns:am3d="http://schemas.microsoft.com/office/drawing/2017/model3d" xmlns:o="urn:schemas-microsoft-com:office:office" xmlns:oel="http://schemas.microsoft.com/office/2019/extlst" xmlns:r="http://schemas.openxmlformats.org/officeDocument/2006/relationships" xmlns:m="http://schemas.openxmlformats.org/officeDocument/2006/math" xmlns:v="urn:schemas-microsoft-com:vml" xmlns:wp14="http://schemas.microsoft.com/office/word/2010/wordprocessingDrawing" xmlns:wp="http://schemas.openxmlformats.org/drawingml/2006/wordprocessingDrawing" xmlns:w10="urn:schemas-microsoft-com:office:word" xmlns:w="http://schemas.openxmlformats.org/wordprocessingml/2006/main" xmlns:w14="http://schemas.microsoft.com/office/word/2010/wordml" xmlns:w15="http://schemas.microsoft.com/office/word/2012/wordml" xmlns:w16cex="http://schemas.microsoft.com/office/word/2018/wordml/cex" xmlns:w16cid="http://schemas.microsoft.com/office/word/2016/wordml/cid" xmlns:w16="http://schemas.microsoft.com/office/word/2018/wordml" xmlns:w16du="http://schemas.microsoft.com/office/word/2023/wordml/word16du" xmlns:w16sdtdh="http://schemas.microsoft.com/office/word/2020/wordml/sdtdatahash" xmlns:w16se="http://schemas.microsoft.com/office/word/2015/wordml/symex" xmlns:wpg="http://schemas.microsoft.com/office/word/2010/wordprocessingGroup" xmlns:wpi="http://schemas.microsoft.com/office/word/2010/wordprocessingInk" xmlns:wne="http://schemas.microsoft.com/office/word/2006/wordml" xmlns:wps="http://schemas.microsoft.com/office/word/2010/wordprocessingShape" mc:Ignorable="w14 w15 w16se w16cid w16 w16cex w16sdtdh w16du wp14">
+<w:endnotes xmlns:wpc="http://schemas.microsoft.com/office/word/2010/wordprocessingCanvas" xmlns:cx="http://schemas.microsoft.com/office/drawing/2014/chartex" xmlns:cx1="http://schemas.microsoft.com/office/drawing/2015/9/8/chartex" xmlns:cx2="http://schemas.microsoft.com/office/drawing/2015/10/21/chartex" xmlns:cx3="http://schemas.microsoft.com/office/drawing/2016/5/9/chartex" xmlns:cx4="http://schemas.microsoft.com/office/drawing/2016/5/10/chartex" xmlns:cx5="http://schemas.microsoft.com/office/drawing/2016/5/11/chartex" xmlns:cx6="http://schemas.microsoft.com/office/drawing/2016/5/12/chartex" xmlns:cx7="http://schemas.microsoft.com/office/drawing/2016/5/13/chartex" xmlns:cx8="http://schemas.microsoft.com/office/drawing/2016/5/14/chartex" xmlns:mc="http://schemas.openxmlformats.org/markup-compatibility/2006" xmlns:aink="http://schemas.microsoft.com/office/drawing/2016/ink" xmlns:am3d="http://schemas.microsoft.com/office/drawing/2017/model3d" xmlns:o="urn:schemas-microsoft-com:office:office" xmlns:oel="http://schemas.microsoft.com/office/2019/extlst" xmlns:r="http://schemas.openxmlformats.org/officeDocument/2006/relationships" xmlns:m="http://schemas.openxmlformats.org/officeDocument/2006/math" xmlns:v="urn:schemas-microsoft-com:vml" xmlns:wp14="http://schemas.microsoft.com/office/word/2010/wordprocessingDrawing" xmlns:wp="http://schemas.openxmlformats.org/drawingml/2006/wordprocessingDrawing" xmlns:w10="urn:schemas-microsoft-com:office:word" xmlns:w="http://schemas.openxmlformats.org/wordprocessingml/2006/main" xmlns:w14="http://schemas.microsoft.com/office/word/2010/wordml" xmlns:w15="http://schemas.microsoft.com/office/word/2012/wordml" xmlns:w16cex="http://schemas.microsoft.com/office/word/2018/wordml/cex" xmlns:w16cid="http://schemas.microsoft.com/office/word/2016/wordml/cid" xmlns:w16="http://schemas.microsoft.com/office/word/2018/wordml" xmlns:w16sdtdh="http://schemas.microsoft.com/office/word/2020/wordml/sdtdatahash" xmlns:w16se="http://schemas.microsoft.com/office/word/2015/wordml/symex" xmlns:wpg="http://schemas.microsoft.com/office/word/2010/wordprocessingGroup" xmlns:wpi="http://schemas.microsoft.com/office/word/2010/wordprocessingInk" xmlns:wne="http://schemas.microsoft.com/office/word/2006/wordml" xmlns:wps="http://schemas.microsoft.com/office/word/2010/wordprocessingShape" mc:Ignorable="w14 w15 w16se w16cid w16 w16cex w16sdtdh wp14">
   <w:endnote w:type="separator" w:id="-1">
     <w:p>
       <w:pPr>
@@ -10509,7 +13915,7 @@
 </file>
 
 <file path=word/footer1.xml><?xml version="1.0" encoding="utf-8"?>
-<w:ftr xmlns:wpc="http://schemas.microsoft.com/office/word/2010/wordprocessingCanvas" xmlns:cx="http://schemas.microsoft.com/office/drawing/2014/chartex" xmlns:cx1="http://schemas.microsoft.com/office/drawing/2015/9/8/chartex" xmlns:cx2="http://schemas.microsoft.com/office/drawing/2015/10/21/chartex" xmlns:cx3="http://schemas.microsoft.com/office/drawing/2016/5/9/chartex" xmlns:cx4="http://schemas.microsoft.com/office/drawing/2016/5/10/chartex" xmlns:cx5="http://schemas.microsoft.com/office/drawing/2016/5/11/chartex" xmlns:cx6="http://schemas.microsoft.com/office/drawing/2016/5/12/chartex" xmlns:cx7="http://schemas.microsoft.com/office/drawing/2016/5/13/chartex" xmlns:cx8="http://schemas.microsoft.com/office/drawing/2016/5/14/chartex" xmlns:mc="http://schemas.openxmlformats.org/markup-compatibility/2006" xmlns:aink="http://schemas.microsoft.com/office/drawing/2016/ink" xmlns:am3d="http://schemas.microsoft.com/office/drawing/2017/model3d" xmlns:o="urn:schemas-microsoft-com:office:office" xmlns:oel="http://schemas.microsoft.com/office/2019/extlst" xmlns:r="http://schemas.openxmlformats.org/officeDocument/2006/relationships" xmlns:m="http://schemas.openxmlformats.org/officeDocument/2006/math" xmlns:v="urn:schemas-microsoft-com:vml" xmlns:wp14="http://schemas.microsoft.com/office/word/2010/wordprocessingDrawing" xmlns:wp="http://schemas.openxmlformats.org/drawingml/2006/wordprocessingDrawing" xmlns:w10="urn:schemas-microsoft-com:office:word" xmlns:w="http://schemas.openxmlformats.org/wordprocessingml/2006/main" xmlns:w14="http://schemas.microsoft.com/office/word/2010/wordml" xmlns:w15="http://schemas.microsoft.com/office/word/2012/wordml" xmlns:w16cex="http://schemas.microsoft.com/office/word/2018/wordml/cex" xmlns:w16cid="http://schemas.microsoft.com/office/word/2016/wordml/cid" xmlns:w16="http://schemas.microsoft.com/office/word/2018/wordml" xmlns:w16du="http://schemas.microsoft.com/office/word/2023/wordml/word16du" xmlns:w16sdtdh="http://schemas.microsoft.com/office/word/2020/wordml/sdtdatahash" xmlns:w16se="http://schemas.microsoft.com/office/word/2015/wordml/symex" xmlns:wpg="http://schemas.microsoft.com/office/word/2010/wordprocessingGroup" xmlns:wpi="http://schemas.microsoft.com/office/word/2010/wordprocessingInk" xmlns:wne="http://schemas.microsoft.com/office/word/2006/wordml" xmlns:wps="http://schemas.microsoft.com/office/word/2010/wordprocessingShape" mc:Ignorable="w14 w15 w16se w16cid w16 w16cex w16sdtdh w16du wp14">
+<w:ftr xmlns:wpc="http://schemas.microsoft.com/office/word/2010/wordprocessingCanvas" xmlns:cx="http://schemas.microsoft.com/office/drawing/2014/chartex" xmlns:cx1="http://schemas.microsoft.com/office/drawing/2015/9/8/chartex" xmlns:cx2="http://schemas.microsoft.com/office/drawing/2015/10/21/chartex" xmlns:cx3="http://schemas.microsoft.com/office/drawing/2016/5/9/chartex" xmlns:cx4="http://schemas.microsoft.com/office/drawing/2016/5/10/chartex" xmlns:cx5="http://schemas.microsoft.com/office/drawing/2016/5/11/chartex" xmlns:cx6="http://schemas.microsoft.com/office/drawing/2016/5/12/chartex" xmlns:cx7="http://schemas.microsoft.com/office/drawing/2016/5/13/chartex" xmlns:cx8="http://schemas.microsoft.com/office/drawing/2016/5/14/chartex" xmlns:mc="http://schemas.openxmlformats.org/markup-compatibility/2006" xmlns:aink="http://schemas.microsoft.com/office/drawing/2016/ink" xmlns:am3d="http://schemas.microsoft.com/office/drawing/2017/model3d" xmlns:o="urn:schemas-microsoft-com:office:office" xmlns:oel="http://schemas.microsoft.com/office/2019/extlst" xmlns:r="http://schemas.openxmlformats.org/officeDocument/2006/relationships" xmlns:m="http://schemas.openxmlformats.org/officeDocument/2006/math" xmlns:v="urn:schemas-microsoft-com:vml" xmlns:wp14="http://schemas.microsoft.com/office/word/2010/wordprocessingDrawing" xmlns:wp="http://schemas.openxmlformats.org/drawingml/2006/wordprocessingDrawing" xmlns:w10="urn:schemas-microsoft-com:office:word" xmlns:w="http://schemas.openxmlformats.org/wordprocessingml/2006/main" xmlns:w14="http://schemas.microsoft.com/office/word/2010/wordml" xmlns:w15="http://schemas.microsoft.com/office/word/2012/wordml" xmlns:w16cex="http://schemas.microsoft.com/office/word/2018/wordml/cex" xmlns:w16cid="http://schemas.microsoft.com/office/word/2016/wordml/cid" xmlns:w16="http://schemas.microsoft.com/office/word/2018/wordml" xmlns:w16sdtdh="http://schemas.microsoft.com/office/word/2020/wordml/sdtdatahash" xmlns:w16se="http://schemas.microsoft.com/office/word/2015/wordml/symex" xmlns:wpg="http://schemas.microsoft.com/office/word/2010/wordprocessingGroup" xmlns:wpi="http://schemas.microsoft.com/office/word/2010/wordprocessingInk" xmlns:wne="http://schemas.microsoft.com/office/word/2006/wordml" xmlns:wps="http://schemas.microsoft.com/office/word/2010/wordprocessingShape" mc:Ignorable="w14 w15 w16se w16cid w16 w16cex w16sdtdh wp14">
   <w:sdt>
     <w:sdtPr>
       <w:id w:val="-603955170"/>
@@ -10637,7 +14043,7 @@
 </file>
 
 <file path=word/footnotes.xml><?xml version="1.0" encoding="utf-8"?>
-<w:footnotes xmlns:wpc="http://schemas.microsoft.com/office/word/2010/wordprocessingCanvas" xmlns:cx="http://schemas.microsoft.com/office/drawing/2014/chartex" xmlns:cx1="http://schemas.microsoft.com/office/drawing/2015/9/8/chartex" xmlns:cx2="http://schemas.microsoft.com/office/drawing/2015/10/21/chartex" xmlns:cx3="http://schemas.microsoft.com/office/drawing/2016/5/9/chartex" xmlns:cx4="http://schemas.microsoft.com/office/drawing/2016/5/10/chartex" xmlns:cx5="http://schemas.microsoft.com/office/drawing/2016/5/11/chartex" xmlns:cx6="http://schemas.microsoft.com/office/drawing/2016/5/12/chartex" xmlns:cx7="http://schemas.microsoft.com/office/drawing/2016/5/13/chartex" xmlns:cx8="http://schemas.microsoft.com/office/drawing/2016/5/14/chartex" xmlns:mc="http://schemas.openxmlformats.org/markup-compatibility/2006" xmlns:aink="http://schemas.microsoft.com/office/drawing/2016/ink" xmlns:am3d="http://schemas.microsoft.com/office/drawing/2017/model3d" xmlns:o="urn:schemas-microsoft-com:office:office" xmlns:oel="http://schemas.microsoft.com/office/2019/extlst" xmlns:r="http://schemas.openxmlformats.org/officeDocument/2006/relationships" xmlns:m="http://schemas.openxmlformats.org/officeDocument/2006/math" xmlns:v="urn:schemas-microsoft-com:vml" xmlns:wp14="http://schemas.microsoft.com/office/word/2010/wordprocessingDrawing" xmlns:wp="http://schemas.openxmlformats.org/drawingml/2006/wordprocessingDrawing" xmlns:w10="urn:schemas-microsoft-com:office:word" xmlns:w="http://schemas.openxmlformats.org/wordprocessingml/2006/main" xmlns:w14="http://schemas.microsoft.com/office/word/2010/wordml" xmlns:w15="http://schemas.microsoft.com/office/word/2012/wordml" xmlns:w16cex="http://schemas.microsoft.com/office/word/2018/wordml/cex" xmlns:w16cid="http://schemas.microsoft.com/office/word/2016/wordml/cid" xmlns:w16="http://schemas.microsoft.com/office/word/2018/wordml" xmlns:w16du="http://schemas.microsoft.com/office/word/2023/wordml/word16du" xmlns:w16sdtdh="http://schemas.microsoft.com/office/word/2020/wordml/sdtdatahash" xmlns:w16se="http://schemas.microsoft.com/office/word/2015/wordml/symex" xmlns:wpg="http://schemas.microsoft.com/office/word/2010/wordprocessingGroup" xmlns:wpi="http://schemas.microsoft.com/office/word/2010/wordprocessingInk" xmlns:wne="http://schemas.microsoft.com/office/word/2006/wordml" xmlns:wps="http://schemas.microsoft.com/office/word/2010/wordprocessingShape" mc:Ignorable="w14 w15 w16se w16cid w16 w16cex w16sdtdh w16du wp14">
+<w:footnotes xmlns:wpc="http://schemas.microsoft.com/office/word/2010/wordprocessingCanvas" xmlns:cx="http://schemas.microsoft.com/office/drawing/2014/chartex" xmlns:cx1="http://schemas.microsoft.com/office/drawing/2015/9/8/chartex" xmlns:cx2="http://schemas.microsoft.com/office/drawing/2015/10/21/chartex" xmlns:cx3="http://schemas.microsoft.com/office/drawing/2016/5/9/chartex" xmlns:cx4="http://schemas.microsoft.com/office/drawing/2016/5/10/chartex" xmlns:cx5="http://schemas.microsoft.com/office/drawing/2016/5/11/chartex" xmlns:cx6="http://schemas.microsoft.com/office/drawing/2016/5/12/chartex" xmlns:cx7="http://schemas.microsoft.com/office/drawing/2016/5/13/chartex" xmlns:cx8="http://schemas.microsoft.com/office/drawing/2016/5/14/chartex" xmlns:mc="http://schemas.openxmlformats.org/markup-compatibility/2006" xmlns:aink="http://schemas.microsoft.com/office/drawing/2016/ink" xmlns:am3d="http://schemas.microsoft.com/office/drawing/2017/model3d" xmlns:o="urn:schemas-microsoft-com:office:office" xmlns:oel="http://schemas.microsoft.com/office/2019/extlst" xmlns:r="http://schemas.openxmlformats.org/officeDocument/2006/relationships" xmlns:m="http://schemas.openxmlformats.org/officeDocument/2006/math" xmlns:v="urn:schemas-microsoft-com:vml" xmlns:wp14="http://schemas.microsoft.com/office/word/2010/wordprocessingDrawing" xmlns:wp="http://schemas.openxmlformats.org/drawingml/2006/wordprocessingDrawing" xmlns:w10="urn:schemas-microsoft-com:office:word" xmlns:w="http://schemas.openxmlformats.org/wordprocessingml/2006/main" xmlns:w14="http://schemas.microsoft.com/office/word/2010/wordml" xmlns:w15="http://schemas.microsoft.com/office/word/2012/wordml" xmlns:w16cex="http://schemas.microsoft.com/office/word/2018/wordml/cex" xmlns:w16cid="http://schemas.microsoft.com/office/word/2016/wordml/cid" xmlns:w16="http://schemas.microsoft.com/office/word/2018/wordml" xmlns:w16sdtdh="http://schemas.microsoft.com/office/word/2020/wordml/sdtdatahash" xmlns:w16se="http://schemas.microsoft.com/office/word/2015/wordml/symex" xmlns:wpg="http://schemas.microsoft.com/office/word/2010/wordprocessingGroup" xmlns:wpi="http://schemas.microsoft.com/office/word/2010/wordprocessingInk" xmlns:wne="http://schemas.microsoft.com/office/word/2006/wordml" xmlns:wps="http://schemas.microsoft.com/office/word/2010/wordprocessingShape" mc:Ignorable="w14 w15 w16se w16cid w16 w16cex w16sdtdh wp14">
   <w:footnote w:type="separator" w:id="-1">
     <w:p>
       <w:pPr>
@@ -10662,7 +14068,7 @@
 </file>
 
 <file path=word/header1.xml><?xml version="1.0" encoding="utf-8"?>
-<w:hdr xmlns:wpc="http://schemas.microsoft.com/office/word/2010/wordprocessingCanvas" xmlns:cx="http://schemas.microsoft.com/office/drawing/2014/chartex" xmlns:cx1="http://schemas.microsoft.com/office/drawing/2015/9/8/chartex" xmlns:cx2="http://schemas.microsoft.com/office/drawing/2015/10/21/chartex" xmlns:cx3="http://schemas.microsoft.com/office/drawing/2016/5/9/chartex" xmlns:cx4="http://schemas.microsoft.com/office/drawing/2016/5/10/chartex" xmlns:cx5="http://schemas.microsoft.com/office/drawing/2016/5/11/chartex" xmlns:cx6="http://schemas.microsoft.com/office/drawing/2016/5/12/chartex" xmlns:cx7="http://schemas.microsoft.com/office/drawing/2016/5/13/chartex" xmlns:cx8="http://schemas.microsoft.com/office/drawing/2016/5/14/chartex" xmlns:mc="http://schemas.openxmlformats.org/markup-compatibility/2006" xmlns:aink="http://schemas.microsoft.com/office/drawing/2016/ink" xmlns:am3d="http://schemas.microsoft.com/office/drawing/2017/model3d" xmlns:o="urn:schemas-microsoft-com:office:office" xmlns:oel="http://schemas.microsoft.com/office/2019/extlst" xmlns:r="http://schemas.openxmlformats.org/officeDocument/2006/relationships" xmlns:m="http://schemas.openxmlformats.org/officeDocument/2006/math" xmlns:v="urn:schemas-microsoft-com:vml" xmlns:wp14="http://schemas.microsoft.com/office/word/2010/wordprocessingDrawing" xmlns:wp="http://schemas.openxmlformats.org/drawingml/2006/wordprocessingDrawing" xmlns:w10="urn:schemas-microsoft-com:office:word" xmlns:w="http://schemas.openxmlformats.org/wordprocessingml/2006/main" xmlns:w14="http://schemas.microsoft.com/office/word/2010/wordml" xmlns:w15="http://schemas.microsoft.com/office/word/2012/wordml" xmlns:w16cex="http://schemas.microsoft.com/office/word/2018/wordml/cex" xmlns:w16cid="http://schemas.microsoft.com/office/word/2016/wordml/cid" xmlns:w16="http://schemas.microsoft.com/office/word/2018/wordml" xmlns:w16du="http://schemas.microsoft.com/office/word/2023/wordml/word16du" xmlns:w16sdtdh="http://schemas.microsoft.com/office/word/2020/wordml/sdtdatahash" xmlns:w16se="http://schemas.microsoft.com/office/word/2015/wordml/symex" xmlns:wpg="http://schemas.microsoft.com/office/word/2010/wordprocessingGroup" xmlns:wpi="http://schemas.microsoft.com/office/word/2010/wordprocessingInk" xmlns:wne="http://schemas.microsoft.com/office/word/2006/wordml" xmlns:wps="http://schemas.microsoft.com/office/word/2010/wordprocessingShape" mc:Ignorable="w14 w15 w16se w16cid w16 w16cex w16sdtdh w16du wp14">
+<w:hdr xmlns:wpc="http://schemas.microsoft.com/office/word/2010/wordprocessingCanvas" xmlns:cx="http://schemas.microsoft.com/office/drawing/2014/chartex" xmlns:cx1="http://schemas.microsoft.com/office/drawing/2015/9/8/chartex" xmlns:cx2="http://schemas.microsoft.com/office/drawing/2015/10/21/chartex" xmlns:cx3="http://schemas.microsoft.com/office/drawing/2016/5/9/chartex" xmlns:cx4="http://schemas.microsoft.com/office/drawing/2016/5/10/chartex" xmlns:cx5="http://schemas.microsoft.com/office/drawing/2016/5/11/chartex" xmlns:cx6="http://schemas.microsoft.com/office/drawing/2016/5/12/chartex" xmlns:cx7="http://schemas.microsoft.com/office/drawing/2016/5/13/chartex" xmlns:cx8="http://schemas.microsoft.com/office/drawing/2016/5/14/chartex" xmlns:mc="http://schemas.openxmlformats.org/markup-compatibility/2006" xmlns:aink="http://schemas.microsoft.com/office/drawing/2016/ink" xmlns:am3d="http://schemas.microsoft.com/office/drawing/2017/model3d" xmlns:o="urn:schemas-microsoft-com:office:office" xmlns:oel="http://schemas.microsoft.com/office/2019/extlst" xmlns:r="http://schemas.openxmlformats.org/officeDocument/2006/relationships" xmlns:m="http://schemas.openxmlformats.org/officeDocument/2006/math" xmlns:v="urn:schemas-microsoft-com:vml" xmlns:wp14="http://schemas.microsoft.com/office/word/2010/wordprocessingDrawing" xmlns:wp="http://schemas.openxmlformats.org/drawingml/2006/wordprocessingDrawing" xmlns:w10="urn:schemas-microsoft-com:office:word" xmlns:w="http://schemas.openxmlformats.org/wordprocessingml/2006/main" xmlns:w14="http://schemas.microsoft.com/office/word/2010/wordml" xmlns:w15="http://schemas.microsoft.com/office/word/2012/wordml" xmlns:w16cex="http://schemas.microsoft.com/office/word/2018/wordml/cex" xmlns:w16cid="http://schemas.microsoft.com/office/word/2016/wordml/cid" xmlns:w16="http://schemas.microsoft.com/office/word/2018/wordml" xmlns:w16sdtdh="http://schemas.microsoft.com/office/word/2020/wordml/sdtdatahash" xmlns:w16se="http://schemas.microsoft.com/office/word/2015/wordml/symex" xmlns:wpg="http://schemas.microsoft.com/office/word/2010/wordprocessingGroup" xmlns:wpi="http://schemas.microsoft.com/office/word/2010/wordprocessingInk" xmlns:wne="http://schemas.microsoft.com/office/word/2006/wordml" xmlns:wps="http://schemas.microsoft.com/office/word/2010/wordprocessingShape" mc:Ignorable="w14 w15 w16se w16cid w16 w16cex w16sdtdh wp14">
   <w:p>
     <w:pPr>
       <w:pStyle w:val="Header"/>
@@ -10677,7 +14083,7 @@
       <w:t>v</w:t>
     </w:r>
     <w:r>
-      <w:t>1</w:t>
+      <w:t>2</w:t>
     </w:r>
     <w:r>
       <w:t xml:space="preserve"> manual.</w:t>
@@ -10687,7 +14093,7 @@
 </file>
 
 <file path=word/numbering.xml><?xml version="1.0" encoding="utf-8"?>
-<w:numbering xmlns:wpc="http://schemas.microsoft.com/office/word/2010/wordprocessingCanvas" xmlns:cx="http://schemas.microsoft.com/office/drawing/2014/chartex" xmlns:cx1="http://schemas.microsoft.com/office/drawing/2015/9/8/chartex" xmlns:cx2="http://schemas.microsoft.com/office/drawing/2015/10/21/chartex" xmlns:cx3="http://schemas.microsoft.com/office/drawing/2016/5/9/chartex" xmlns:cx4="http://schemas.microsoft.com/office/drawing/2016/5/10/chartex" xmlns:cx5="http://schemas.microsoft.com/office/drawing/2016/5/11/chartex" xmlns:cx6="http://schemas.microsoft.com/office/drawing/2016/5/12/chartex" xmlns:cx7="http://schemas.microsoft.com/office/drawing/2016/5/13/chartex" xmlns:cx8="http://schemas.microsoft.com/office/drawing/2016/5/14/chartex" xmlns:mc="http://schemas.openxmlformats.org/markup-compatibility/2006" xmlns:aink="http://schemas.microsoft.com/office/drawing/2016/ink" xmlns:am3d="http://schemas.microsoft.com/office/drawing/2017/model3d" xmlns:o="urn:schemas-microsoft-com:office:office" xmlns:oel="http://schemas.microsoft.com/office/2019/extlst" xmlns:r="http://schemas.openxmlformats.org/officeDocument/2006/relationships" xmlns:m="http://schemas.openxmlformats.org/officeDocument/2006/math" xmlns:v="urn:schemas-microsoft-com:vml" xmlns:wp14="http://schemas.microsoft.com/office/word/2010/wordprocessingDrawing" xmlns:wp="http://schemas.openxmlformats.org/drawingml/2006/wordprocessingDrawing" xmlns:w10="urn:schemas-microsoft-com:office:word" xmlns:w="http://schemas.openxmlformats.org/wordprocessingml/2006/main" xmlns:w14="http://schemas.microsoft.com/office/word/2010/wordml" xmlns:w15="http://schemas.microsoft.com/office/word/2012/wordml" xmlns:w16cex="http://schemas.microsoft.com/office/word/2018/wordml/cex" xmlns:w16cid="http://schemas.microsoft.com/office/word/2016/wordml/cid" xmlns:w16="http://schemas.microsoft.com/office/word/2018/wordml" xmlns:w16du="http://schemas.microsoft.com/office/word/2023/wordml/word16du" xmlns:w16sdtdh="http://schemas.microsoft.com/office/word/2020/wordml/sdtdatahash" xmlns:w16se="http://schemas.microsoft.com/office/word/2015/wordml/symex" xmlns:wpg="http://schemas.microsoft.com/office/word/2010/wordprocessingGroup" xmlns:wpi="http://schemas.microsoft.com/office/word/2010/wordprocessingInk" xmlns:wne="http://schemas.microsoft.com/office/word/2006/wordml" xmlns:wps="http://schemas.microsoft.com/office/word/2010/wordprocessingShape" mc:Ignorable="w14 w15 w16se w16cid w16 w16cex w16sdtdh w16du wp14">
+<w:numbering xmlns:wpc="http://schemas.microsoft.com/office/word/2010/wordprocessingCanvas" xmlns:cx="http://schemas.microsoft.com/office/drawing/2014/chartex" xmlns:cx1="http://schemas.microsoft.com/office/drawing/2015/9/8/chartex" xmlns:cx2="http://schemas.microsoft.com/office/drawing/2015/10/21/chartex" xmlns:cx3="http://schemas.microsoft.com/office/drawing/2016/5/9/chartex" xmlns:cx4="http://schemas.microsoft.com/office/drawing/2016/5/10/chartex" xmlns:cx5="http://schemas.microsoft.com/office/drawing/2016/5/11/chartex" xmlns:cx6="http://schemas.microsoft.com/office/drawing/2016/5/12/chartex" xmlns:cx7="http://schemas.microsoft.com/office/drawing/2016/5/13/chartex" xmlns:cx8="http://schemas.microsoft.com/office/drawing/2016/5/14/chartex" xmlns:mc="http://schemas.openxmlformats.org/markup-compatibility/2006" xmlns:aink="http://schemas.microsoft.com/office/drawing/2016/ink" xmlns:am3d="http://schemas.microsoft.com/office/drawing/2017/model3d" xmlns:o="urn:schemas-microsoft-com:office:office" xmlns:oel="http://schemas.microsoft.com/office/2019/extlst" xmlns:r="http://schemas.openxmlformats.org/officeDocument/2006/relationships" xmlns:m="http://schemas.openxmlformats.org/officeDocument/2006/math" xmlns:v="urn:schemas-microsoft-com:vml" xmlns:wp14="http://schemas.microsoft.com/office/word/2010/wordprocessingDrawing" xmlns:wp="http://schemas.openxmlformats.org/drawingml/2006/wordprocessingDrawing" xmlns:w10="urn:schemas-microsoft-com:office:word" xmlns:w="http://schemas.openxmlformats.org/wordprocessingml/2006/main" xmlns:w14="http://schemas.microsoft.com/office/word/2010/wordml" xmlns:w15="http://schemas.microsoft.com/office/word/2012/wordml" xmlns:w16cex="http://schemas.microsoft.com/office/word/2018/wordml/cex" xmlns:w16cid="http://schemas.microsoft.com/office/word/2016/wordml/cid" xmlns:w16="http://schemas.microsoft.com/office/word/2018/wordml" xmlns:w16sdtdh="http://schemas.microsoft.com/office/word/2020/wordml/sdtdatahash" xmlns:w16se="http://schemas.microsoft.com/office/word/2015/wordml/symex" xmlns:wpg="http://schemas.microsoft.com/office/word/2010/wordprocessingGroup" xmlns:wpi="http://schemas.microsoft.com/office/word/2010/wordprocessingInk" xmlns:wne="http://schemas.microsoft.com/office/word/2006/wordml" xmlns:wps="http://schemas.microsoft.com/office/word/2010/wordprocessingShape" mc:Ignorable="w14 w15 w16se w16cid w16 w16cex w16sdtdh wp14">
   <w:abstractNum w:abstractNumId="0" w15:restartNumberingAfterBreak="0">
     <w:nsid w:val="FFFFFF7C"/>
     <w:multiLevelType w:val="singleLevel"/>
@@ -11662,7 +15068,7 @@
 </file>
 
 <file path=word/styles.xml><?xml version="1.0" encoding="utf-8"?>
-<w:styles xmlns:mc="http://schemas.openxmlformats.org/markup-compatibility/2006" xmlns:r="http://schemas.openxmlformats.org/officeDocument/2006/relationships" xmlns:w="http://schemas.openxmlformats.org/wordprocessingml/2006/main" xmlns:w14="http://schemas.microsoft.com/office/word/2010/wordml" xmlns:w15="http://schemas.microsoft.com/office/word/2012/wordml" xmlns:w16cex="http://schemas.microsoft.com/office/word/2018/wordml/cex" xmlns:w16cid="http://schemas.microsoft.com/office/word/2016/wordml/cid" xmlns:w16="http://schemas.microsoft.com/office/word/2018/wordml" xmlns:w16du="http://schemas.microsoft.com/office/word/2023/wordml/word16du" xmlns:w16sdtdh="http://schemas.microsoft.com/office/word/2020/wordml/sdtdatahash" xmlns:w16se="http://schemas.microsoft.com/office/word/2015/wordml/symex" mc:Ignorable="w14 w15 w16se w16cid w16 w16cex w16sdtdh w16du">
+<w:styles xmlns:mc="http://schemas.openxmlformats.org/markup-compatibility/2006" xmlns:r="http://schemas.openxmlformats.org/officeDocument/2006/relationships" xmlns:w="http://schemas.openxmlformats.org/wordprocessingml/2006/main" xmlns:w14="http://schemas.microsoft.com/office/word/2010/wordml" xmlns:w15="http://schemas.microsoft.com/office/word/2012/wordml" xmlns:w16cex="http://schemas.microsoft.com/office/word/2018/wordml/cex" xmlns:w16cid="http://schemas.microsoft.com/office/word/2016/wordml/cid" xmlns:w16="http://schemas.microsoft.com/office/word/2018/wordml" xmlns:w16sdtdh="http://schemas.microsoft.com/office/word/2020/wordml/sdtdatahash" xmlns:w16se="http://schemas.microsoft.com/office/word/2015/wordml/symex" mc:Ignorable="w14 w15 w16se w16cid w16 w16cex w16sdtdh">
   <w:docDefaults>
     <w:rPrDefault>
       <w:rPr>
@@ -12919,7 +16325,6 @@
     <w:basedOn w:val="Normal"/>
     <w:next w:val="Normal"/>
     <w:uiPriority w:val="35"/>
-    <w:semiHidden/>
     <w:unhideWhenUsed/>
     <w:qFormat/>
     <w:rsid w:val="00DF6338"/>

--- a/csvgraph.docx
+++ b/csvgraph.docx
@@ -9,7 +9,13 @@
       <w:bookmarkStart w:id="0" w:name="_Hlk207738701"/>
       <w:bookmarkEnd w:id="0"/>
       <w:r>
-        <w:t>Csvgraph – a graph plotter for csv format files</w:t>
+        <w:t xml:space="preserve">Csvgraph – a </w:t>
+      </w:r>
+      <w:r>
+        <w:t xml:space="preserve">line </w:t>
+      </w:r>
+      <w:r>
+        <w:t>graph plotter for csv format files</w:t>
       </w:r>
     </w:p>
     <w:p>
@@ -20,25 +26,25 @@
         <w:t>4v</w:t>
       </w:r>
       <w:r>
-        <w:t>2</w:t>
+        <w:t>3</w:t>
       </w:r>
       <w:r>
         <w:t xml:space="preserve"> </w:t>
       </w:r>
       <w:r>
-        <w:t>18</w:t>
+        <w:t>22</w:t>
       </w:r>
       <w:r>
         <w:t>/</w:t>
       </w:r>
       <w:r>
-        <w:t>9</w:t>
+        <w:t>4</w:t>
       </w:r>
       <w:r>
         <w:t>/202</w:t>
       </w:r>
       <w:r>
-        <w:t>5</w:t>
+        <w:t>6</w:t>
       </w:r>
     </w:p>
     <w:p>
@@ -53,7 +59,19 @@
     </w:p>
     <w:p>
       <w:r>
-        <w:t>Csvgraph is designed to allow quick viewing of graphs of potentially very large (GB) csv files</w:t>
+        <w:t xml:space="preserve">Csvgraph is designed to allow quick viewing of </w:t>
+      </w:r>
+      <w:r>
+        <w:t xml:space="preserve">line </w:t>
+      </w:r>
+      <w:r>
+        <w:t xml:space="preserve">graphs </w:t>
+      </w:r>
+      <w:r>
+        <w:t xml:space="preserve">(also called line charts or line plots) </w:t>
+      </w:r>
+      <w:r>
+        <w:t>of potentially very large (GB) csv files</w:t>
       </w:r>
       <w:r>
         <w:t xml:space="preserve"> (for comparison most spreadsheets are limited to 1,048,576 rows).</w:t>
@@ -8026,7 +8044,7 @@
           <w:noProof/>
         </w:rPr>
         <w:drawing>
-          <wp:inline distT="0" distB="0" distL="0" distR="0" wp14:anchorId="034AC0BD" wp14:editId="594E3600">
+          <wp:inline distT="0" distB="0" distL="0" distR="0" wp14:anchorId="034AC0BD" wp14:editId="2C7AC99E">
             <wp:extent cx="3923030" cy="3885605"/>
             <wp:effectExtent l="0" t="0" r="1270" b="635"/>
             <wp:docPr id="49" name="Picture 49"/>
@@ -8092,7 +8110,13 @@
         <w:t xml:space="preserve"> side effect of using a Windowing function is the </w:t>
       </w:r>
       <w:r>
-        <w:t xml:space="preserve">actual peak is broadened and lowered a little (the energy in the peak is spread out which is why the peak is lower) as shown in the image below, so for accurate measurements </w:t>
+        <w:t>actual peak is broadened and lowered a little (the energy in the peak is spread out which is why the peak is lower) as shown in the image below</w:t>
+      </w:r>
+      <w:r>
+        <w:t xml:space="preserve"> (the reduction is approximately 9dB – its 8.2dB in the graph below)</w:t>
+      </w:r>
+      <w:r>
+        <w:t xml:space="preserve">, so for accurate measurements </w:t>
       </w:r>
       <w:r>
         <w:t>using the FFT</w:t>
@@ -8178,7 +8202,7 @@
           <w:noProof/>
         </w:rPr>
         <w:drawing>
-          <wp:inline distT="0" distB="0" distL="0" distR="0" wp14:anchorId="67A03162" wp14:editId="12621F0F">
+          <wp:inline distT="0" distB="0" distL="0" distR="0" wp14:anchorId="67A03162" wp14:editId="0AA664EF">
             <wp:extent cx="3498937" cy="3465558"/>
             <wp:effectExtent l="0" t="0" r="6350" b="1905"/>
             <wp:docPr id="61" name="Picture 61"/>
@@ -8271,10 +8295,7 @@
     </w:p>
     <w:p>
       <w:r>
-        <w:t>Cepstrum analysis gives another way to view a time-domain waveform which can highlight things that would be missed in the original or FFT. Cepstrum analysis is especially useful for waveforms that contain harmonics.</w:t>
-      </w:r>
-      <w:r>
-        <w:t xml:space="preserve"> </w:t>
+        <w:t xml:space="preserve">Cepstrum analysis gives another way to view a time-domain waveform which can highlight things that would be missed in the original or FFT. Cepstrum analysis is especially useful for waveforms that contain harmonics. </w:t>
       </w:r>
       <w:r>
         <w:rPr>
@@ -9486,7 +9507,7 @@
           <w:noProof/>
         </w:rPr>
         <w:drawing>
-          <wp:inline distT="0" distB="0" distL="0" distR="0" wp14:anchorId="5E6CD45E" wp14:editId="17B83F53">
+          <wp:inline distT="0" distB="0" distL="0" distR="0" wp14:anchorId="5E6CD45E" wp14:editId="78D125DC">
             <wp:extent cx="3337026" cy="3305192"/>
             <wp:effectExtent l="0" t="0" r="0" b="0"/>
             <wp:docPr id="1208323457" name="Picture 1208323457"/>
@@ -10126,7 +10147,7 @@
           <w:noProof/>
         </w:rPr>
         <w:drawing>
-          <wp:inline distT="0" distB="0" distL="0" distR="0" wp14:anchorId="3BB49884" wp14:editId="75D8C2DB">
+          <wp:inline distT="0" distB="0" distL="0" distR="0" wp14:anchorId="3BB49884" wp14:editId="3D72D138">
             <wp:extent cx="3726047" cy="3690502"/>
             <wp:effectExtent l="0" t="0" r="8255" b="5715"/>
             <wp:docPr id="1208323459" name="Picture 1208323459"/>
@@ -10198,7 +10219,7 @@
           <w:noProof/>
         </w:rPr>
         <w:drawing>
-          <wp:inline distT="0" distB="0" distL="0" distR="0" wp14:anchorId="0907DF79" wp14:editId="055DAD94">
+          <wp:inline distT="0" distB="0" distL="0" distR="0" wp14:anchorId="0907DF79" wp14:editId="099F404F">
             <wp:extent cx="3675764" cy="3640698"/>
             <wp:effectExtent l="0" t="0" r="1270" b="0"/>
             <wp:docPr id="1208323460" name="Picture 1208323460"/>
@@ -10258,7 +10279,7 @@
           <w:noProof/>
         </w:rPr>
         <w:drawing>
-          <wp:inline distT="0" distB="0" distL="0" distR="0" wp14:anchorId="617B6747" wp14:editId="769DA9C7">
+          <wp:inline distT="0" distB="0" distL="0" distR="0" wp14:anchorId="617B6747" wp14:editId="3A69D864">
             <wp:extent cx="3539613" cy="3505845"/>
             <wp:effectExtent l="0" t="0" r="3810" b="0"/>
             <wp:docPr id="1208323461" name="Picture 1208323461"/>
@@ -10562,6 +10583,9 @@
         <w:ind w:left="720"/>
       </w:pPr>
       <w:r>
+        <w:rPr>
+          <w:noProof/>
+        </w:rPr>
         <w:drawing>
           <wp:inline distT="0" distB="0" distL="0" distR="0" wp14:anchorId="5F961A7D" wp14:editId="0538C904">
             <wp:extent cx="3908323" cy="3128044"/>
@@ -10669,7 +10693,7 @@
           <w:noProof/>
         </w:rPr>
         <w:drawing>
-          <wp:inline distT="0" distB="0" distL="0" distR="0" wp14:anchorId="46485821" wp14:editId="4DC1AD72">
+          <wp:inline distT="0" distB="0" distL="0" distR="0" wp14:anchorId="46485821" wp14:editId="4C38CEFF">
             <wp:extent cx="1809534" cy="1646904"/>
             <wp:effectExtent l="0" t="0" r="635" b="0"/>
             <wp:docPr id="13" name="Picture 13"/>
@@ -13568,7 +13592,31 @@
         <w:rPr>
           <w:noProof/>
         </w:rPr>
-        <w:t>, measuring the existance and delay time of echo’s etc.</w:t>
+        <w:t>, measuring the exist</w:t>
+      </w:r>
+      <w:r>
+        <w:rPr>
+          <w:noProof/>
+        </w:rPr>
+        <w:t>e</w:t>
+      </w:r>
+      <w:r>
+        <w:rPr>
+          <w:noProof/>
+        </w:rPr>
+        <w:t>nce and delay time of echo’s</w:t>
+      </w:r>
+      <w:r>
+        <w:rPr>
+          <w:noProof/>
+        </w:rPr>
+        <w:t>,</w:t>
+      </w:r>
+      <w:r>
+        <w:rPr>
+          <w:noProof/>
+        </w:rPr>
+        <w:t xml:space="preserve"> etc.</w:t>
       </w:r>
     </w:p>
     <w:p>
@@ -13864,7 +13912,125 @@
         <w:rPr>
           <w:noProof/>
         </w:rPr>
-        <w:t xml:space="preserve">The right hand controls panel can now be hidden/restored with a left mouse click (previoulsy it had to be first undocked , then it could be hidden).  </w:t>
+        <w:t>The right hand controls panel can now be hidden/restored with a left mouse click (previous</w:t>
+      </w:r>
+      <w:r>
+        <w:rPr>
+          <w:noProof/>
+        </w:rPr>
+        <w:t>l</w:t>
+      </w:r>
+      <w:r>
+        <w:rPr>
+          <w:noProof/>
+        </w:rPr>
+        <w:t xml:space="preserve">y it had to be first undocked , then it could be hidden).  </w:t>
+      </w:r>
+    </w:p>
+    <w:p>
+      <w:pPr>
+        <w:rPr>
+          <w:b/>
+          <w:bCs/>
+        </w:rPr>
+      </w:pPr>
+      <w:r>
+        <w:rPr>
+          <w:b/>
+          <w:bCs/>
+        </w:rPr>
+        <w:t>4v</w:t>
+      </w:r>
+      <w:r>
+        <w:rPr>
+          <w:b/>
+          <w:bCs/>
+        </w:rPr>
+        <w:t>3</w:t>
+      </w:r>
+      <w:r>
+        <w:rPr>
+          <w:b/>
+          <w:bCs/>
+        </w:rPr>
+        <w:t xml:space="preserve"> 2</w:t>
+      </w:r>
+      <w:r>
+        <w:rPr>
+          <w:b/>
+          <w:bCs/>
+        </w:rPr>
+        <w:t>2</w:t>
+      </w:r>
+      <w:r>
+        <w:rPr>
+          <w:b/>
+          <w:bCs/>
+        </w:rPr>
+        <w:t>/</w:t>
+      </w:r>
+      <w:r>
+        <w:rPr>
+          <w:b/>
+          <w:bCs/>
+        </w:rPr>
+        <w:t>4</w:t>
+      </w:r>
+      <w:r>
+        <w:rPr>
+          <w:b/>
+          <w:bCs/>
+        </w:rPr>
+        <w:t>/202</w:t>
+      </w:r>
+      <w:r>
+        <w:rPr>
+          <w:b/>
+          <w:bCs/>
+        </w:rPr>
+        <w:t>6</w:t>
+      </w:r>
+    </w:p>
+    <w:p>
+      <w:pPr>
+        <w:ind w:left="720"/>
+      </w:pPr>
+      <w:r>
+        <w:t>There is no new functionality in 4v3.</w:t>
+      </w:r>
+    </w:p>
+    <w:p>
+      <w:pPr>
+        <w:ind w:left="720"/>
+      </w:pPr>
+      <w:r>
+        <w:t xml:space="preserve">The latest version of ya_sprintf </w:t>
+      </w:r>
+      <w:r>
+        <w:t xml:space="preserve">(2v3) </w:t>
+      </w:r>
+      <w:r>
+        <w:t xml:space="preserve">from </w:t>
+      </w:r>
+      <w:hyperlink r:id="rId79" w:history="1">
+        <w:r>
+          <w:rPr>
+            <w:rStyle w:val="Hyperlink"/>
+          </w:rPr>
+          <w:t>https://github.com/p-j-miller/ya-sprintf</w:t>
+        </w:r>
+      </w:hyperlink>
+      <w:r>
+        <w:t xml:space="preserve"> is now used, in particular the function ya_shortf() is used in “save as CSV” which means this operation is much faster (over 5* faster on large files when writing to a SSD). A side effect of this change is that the CSV file created will be smaller (a file that was previously 6GB was reduced to 5GB</w:t>
+      </w:r>
+      <w:r>
+        <w:t>, while a 64KB file reduced to 50KB).</w:t>
+      </w:r>
+      <w:r>
+        <w:t xml:space="preserve"> </w:t>
+      </w:r>
+      <w:r>
+        <w:t>Writing a csv file in this way and then reading it back is now guaranteed to be “round trip exact” and this has been validated for all possible values.</w:t>
       </w:r>
     </w:p>
     <w:p>
@@ -13878,8 +14044,8 @@
     <w:p/>
     <w:p/>
     <w:sectPr>
-      <w:headerReference w:type="default" r:id="rId79"/>
-      <w:footerReference w:type="default" r:id="rId80"/>
+      <w:headerReference w:type="default" r:id="rId80"/>
+      <w:footerReference w:type="default" r:id="rId81"/>
       <w:pgSz w:w="11906" w:h="16838"/>
       <w:pgMar w:top="1440" w:right="1440" w:bottom="1440" w:left="1440" w:header="708" w:footer="708" w:gutter="0"/>
       <w:cols w:space="708"/>
@@ -14083,7 +14249,7 @@
       <w:t>v</w:t>
     </w:r>
     <w:r>
-      <w:t>2</w:t>
+      <w:t>3</w:t>
     </w:r>
     <w:r>
       <w:t xml:space="preserve"> manual.</w:t>
